--- a/docs/artel-udmurtia-report.docx
+++ b/docs/artel-udmurtia-report.docx
@@ -619,57 +619,102 @@
           <w:b/>
           <w:bCs/>
         </w:rPr>
-        <w:t xml:space="preserve">Продаёт формат, а не материал и не цена.</w:t>
-      </w:r>
-      <w:r>
-        <w:t xml:space="preserve"> </w:t>
-      </w:r>
-      <w:r>
-        <w:t xml:space="preserve">Городские башни 18–24 этажа — половина рынка и</w:t>
-      </w:r>
-      <w:r>
-        <w:t xml:space="preserve"> </w:t>
-      </w:r>
-      <w:r>
-        <w:t xml:space="preserve">худшая распроданность (</w:t>
-      </w:r>
-      <w:r>
-        <w:rPr>
-          <w:b/>
-          <w:bCs/>
-        </w:rPr>
-        <w:t xml:space="preserve">27,9%</w:t>
-      </w:r>
-      <w:r>
-        <w:t xml:space="preserve">); «типовой» класс проваливается вдвое (18,1%); дороже</w:t>
-      </w:r>
-      <w:r>
-        <w:t xml:space="preserve"> </w:t>
-      </w:r>
-      <w:r>
-        <w:t xml:space="preserve">160 тыс ₽/м² спрос резко падает. При этом разброс между застройщиками —</w:t>
-      </w:r>
-      <w:r>
-        <w:t xml:space="preserve"> </w:t>
-      </w:r>
-      <w:r>
-        <w:rPr>
-          <w:b/>
-          <w:bCs/>
-        </w:rPr>
-        <w:t xml:space="preserve">двадцатикратный</w:t>
-      </w:r>
-      <w:r>
-        <w:t xml:space="preserve"> </w:t>
-      </w:r>
-      <w:r>
-        <w:t xml:space="preserve">(от 2,8% до 87% при одной ставке, одном городе, сопоставимых ценах). Разница — в продукте и</w:t>
-      </w:r>
-      <w:r>
-        <w:t xml:space="preserve"> </w:t>
-      </w:r>
-      <w:r>
-        <w:t xml:space="preserve">его подаче, то есть в архитектуре. (Ярлык «материал стен» ненадёжен — см. главу про кирпич.)</w:t>
+        <w:t xml:space="preserve">Срок сдачи объясняет почти всё — мы проверили контролями.</w:t>
+      </w:r>
+      <w:r>
+        <w:t xml:space="preserve"> </w:t>
+      </w:r>
+      <w:r>
+        <w:t xml:space="preserve">«18–24 этажа хуже всех»,</w:t>
+      </w:r>
+      <w:r>
+        <w:t xml:space="preserve"> </w:t>
+      </w:r>
+      <w:r>
+        <w:t xml:space="preserve">«кирпич лучше монолита», «разброс застройщиков ×20» — при сравнении домов</w:t>
+      </w:r>
+      <w:r>
+        <w:t xml:space="preserve"> </w:t>
+      </w:r>
+      <w:r>
+        <w:rPr>
+          <w:b/>
+          <w:bCs/>
+        </w:rPr>
+        <w:t xml:space="preserve">одного года</w:t>
+      </w:r>
+      <w:r>
+        <w:rPr>
+          <w:b/>
+          <w:bCs/>
+        </w:rPr>
+        <w:t xml:space="preserve"> </w:t>
+      </w:r>
+      <w:r>
+        <w:rPr>
+          <w:b/>
+          <w:bCs/>
+        </w:rPr>
+        <w:t xml:space="preserve">сдачи</w:t>
+      </w:r>
+      <w:r>
+        <w:t xml:space="preserve"> </w:t>
+      </w:r>
+      <w:r>
+        <w:t xml:space="preserve">эти эффекты исчезают: они артефакт того, что слабые цифры скучены в далёкой</w:t>
+      </w:r>
+      <w:r>
+        <w:t xml:space="preserve"> </w:t>
+      </w:r>
+      <w:r>
+        <w:t xml:space="preserve">когорте-2028. Из открытых данных</w:t>
+      </w:r>
+      <w:r>
+        <w:t xml:space="preserve"> </w:t>
+      </w:r>
+      <w:r>
+        <w:rPr>
+          <w:b/>
+          <w:bCs/>
+        </w:rPr>
+        <w:t xml:space="preserve">нельзя</w:t>
+      </w:r>
+      <w:r>
+        <w:t xml:space="preserve"> </w:t>
+      </w:r>
+      <w:r>
+        <w:t xml:space="preserve">доказать, что материал или высота решают.</w:t>
+      </w:r>
+      <w:r>
+        <w:t xml:space="preserve"> </w:t>
+      </w:r>
+      <w:r>
+        <w:t xml:space="preserve">Единственный продуктовый сигнал, что переживает контроль, —</w:t>
+      </w:r>
+      <w:r>
+        <w:t xml:space="preserve"> </w:t>
+      </w:r>
+      <w:r>
+        <w:rPr>
+          <w:b/>
+          <w:bCs/>
+        </w:rPr>
+        <w:t xml:space="preserve">класс</w:t>
+      </w:r>
+      <w:r>
+        <w:t xml:space="preserve">: безликий «стандарт»</w:t>
+      </w:r>
+      <w:r>
+        <w:t xml:space="preserve"> </w:t>
+      </w:r>
+      <w:r>
+        <w:t xml:space="preserve">продан на 18% против 34% у комфорта, и это держится внутри года. Цену тоже подтверждаем:</w:t>
+      </w:r>
+      <w:r>
+        <w:t xml:space="preserve"> </w:t>
+      </w:r>
+      <w:r>
+        <w:t xml:space="preserve">выше 160 тыс ₽/м² спрос падает. (Подробный аудит — в главе про кирпич.)</w:t>
       </w:r>
     </w:p>
     <w:p>
@@ -1304,7 +1349,7 @@
               <w:pStyle w:val="Compact"/>
             </w:pPr>
             <w:r>
-              <w:t xml:space="preserve">78% комфорт, 11% бизнес, 10% типовое; премиум в Ижевске — 2 ЖК (ЦИАН)</w:t>
+              <w:t xml:space="preserve">78% комфорт, 11% бизнес, 10% стандарт; премиум в Ижевске — 2 ЖК (ЦИАН)</w:t>
             </w:r>
           </w:p>
         </w:tc>
@@ -7264,13 +7309,13 @@
       </w:r>
     </w:p>
     <w:bookmarkEnd w:id="44"/>
-    <w:bookmarkStart w:id="45" w:name="X77f51bcd33c76c5ef3df62784fd3fe939dbbaa7"/>
+    <w:bookmarkStart w:id="45" w:name="X8c04e70fc6f56b246b09108fc33955b785ee7b5"/>
     <w:p>
       <w:pPr>
         <w:pStyle w:val="Heading3"/>
       </w:pPr>
       <w:r>
-        <w:t xml:space="preserve">2. Массовый монолит-кирпич продаётся хуже всех — но дело в формате, не в материале</w:t>
+        <w:t xml:space="preserve">2. Кажется, монолит-кирпич продаётся хуже — но контроль по сроку это опровергает</w:t>
       </w:r>
     </w:p>
     <w:tbl>
@@ -7595,71 +7640,60 @@
         <w:pStyle w:val="FirstParagraph"/>
       </w:pPr>
       <w:r>
-        <w:t xml:space="preserve">79% квартир строят в монолит-кирпиче, и он продаётся заметно хуже кирпича. Но</w:t>
-      </w:r>
-      <w:r>
-        <w:t xml:space="preserve"> </w:t>
-      </w:r>
-      <w:r>
-        <w:rPr>
-          <w:b/>
-          <w:bCs/>
-        </w:rPr>
-        <w:t xml:space="preserve">сам по себе</w:t>
-      </w:r>
-      <w:r>
-        <w:rPr>
-          <w:b/>
-          <w:bCs/>
-        </w:rPr>
-        <w:t xml:space="preserve"> </w:t>
-      </w:r>
-      <w:r>
-        <w:rPr>
-          <w:b/>
-          <w:bCs/>
-        </w:rPr>
-        <w:t xml:space="preserve">материал ничего не решает</w:t>
-      </w:r>
-      <w:r>
-        <w:t xml:space="preserve">: кирпич в данных на 100% сцеплен с пригородом, средней этажностью</w:t>
-      </w:r>
-      <w:r>
-        <w:t xml:space="preserve"> </w:t>
-      </w:r>
-      <w:r>
-        <w:t xml:space="preserve">и сильными застройщиками (2/3 квартир — Железно). Разрыв держится при контролях и меняет смысл</w:t>
-      </w:r>
-      <w:r>
-        <w:t xml:space="preserve"> </w:t>
-      </w:r>
-      <w:r>
-        <w:t xml:space="preserve">на</w:t>
-      </w:r>
-      <w:r>
-        <w:t xml:space="preserve"> </w:t>
-      </w:r>
-      <w:r>
-        <w:rPr>
-          <w:b/>
-          <w:bCs/>
-        </w:rPr>
-        <w:t xml:space="preserve">формат</w:t>
-      </w:r>
-      <w:r>
-        <w:t xml:space="preserve">: покупатель платит за дом человеческого масштаба, а не за этаж в безымянной башне.</w:t>
-      </w:r>
-      <w:r>
-        <w:t xml:space="preserve"> </w:t>
-      </w:r>
-      <w:r>
-        <w:t xml:space="preserve">Именно массовый монолит-кирпич 18–24 этажа больше всего нуждается в архитектурной отстройке</w:t>
-      </w:r>
-      <w:r>
-        <w:t xml:space="preserve"> </w:t>
-      </w:r>
-      <w:r>
-        <w:t xml:space="preserve">(фасад, дворы, планировки). Полный разбор с контролями — в главе</w:t>
+        <w:t xml:space="preserve">79% квартир строят в монолит-кирпиче, и в сыром виде он продаётся заметно хуже кирпича. Но</w:t>
+      </w:r>
+      <w:r>
+        <w:t xml:space="preserve"> </w:t>
+      </w:r>
+      <w:r>
+        <w:rPr>
+          <w:b/>
+          <w:bCs/>
+        </w:rPr>
+        <w:t xml:space="preserve">сам по себе материал ничего не решает</w:t>
+      </w:r>
+      <w:r>
+        <w:t xml:space="preserve">: кирпич в данных на 100% сцеплен с пригородом,</w:t>
+      </w:r>
+      <w:r>
+        <w:t xml:space="preserve"> </w:t>
+      </w:r>
+      <w:r>
+        <w:t xml:space="preserve">средней этажностью и сильными застройщиками (2/3 квартир — Железно, все ближних сроков).</w:t>
+      </w:r>
+      <w:r>
+        <w:t xml:space="preserve"> </w:t>
+      </w:r>
+      <w:r>
+        <w:t xml:space="preserve">При сравнении домов</w:t>
+      </w:r>
+      <w:r>
+        <w:t xml:space="preserve"> </w:t>
+      </w:r>
+      <w:r>
+        <w:rPr>
+          <w:b/>
+          <w:bCs/>
+        </w:rPr>
+        <w:t xml:space="preserve">одного года сдачи</w:t>
+      </w:r>
+      <w:r>
+        <w:t xml:space="preserve"> </w:t>
+      </w:r>
+      <w:r>
+        <w:t xml:space="preserve">разрыв исчезает и даже разворачивается: в 2027 году</w:t>
+      </w:r>
+      <w:r>
+        <w:t xml:space="preserve"> </w:t>
+      </w:r>
+      <w:r>
+        <w:t xml:space="preserve">монолит 41,8% против кирпича 38,8%, в 2028 — 16,2% против 14,3%. То есть «кирпич лучше» — это</w:t>
+      </w:r>
+      <w:r>
+        <w:t xml:space="preserve"> </w:t>
+      </w:r>
+      <w:r>
+        <w:t xml:space="preserve">артефакт срока, а не свойство материала. Полный аудит с контролями — в главе</w:t>
       </w:r>
       <w:r>
         <w:t xml:space="preserve"> </w:t>
@@ -7672,17 +7706,29 @@
         <w:t xml:space="preserve">«Кирпич vs монолит-кирпич»</w:t>
       </w:r>
       <w:r>
-        <w:t xml:space="preserve">.</w:t>
+        <w:t xml:space="preserve">. Практический смысл для бюро остаётся: массовый монолит-кирпич</w:t>
+      </w:r>
+      <w:r>
+        <w:t xml:space="preserve"> </w:t>
+      </w:r>
+      <w:r>
+        <w:t xml:space="preserve">18–24 этажа — это половина рынка и ядро навеса-2028, то есть главный рынок продукта, но</w:t>
+      </w:r>
+      <w:r>
+        <w:t xml:space="preserve"> </w:t>
+      </w:r>
+      <w:r>
+        <w:t xml:space="preserve">«переупаковывать» его нужно не потому, что материал плох, а потому, что там сидит спрос.</w:t>
       </w:r>
     </w:p>
     <w:bookmarkEnd w:id="45"/>
-    <w:bookmarkStart w:id="46" w:name="X887dae8ef2ff5bcde1e1399dd6f9f22e80423b3"/>
+    <w:bookmarkStart w:id="46" w:name="X158315bcd71664cbfde5800d6b383e2c212b172"/>
     <w:p>
       <w:pPr>
         <w:pStyle w:val="Heading3"/>
       </w:pPr>
       <w:r>
-        <w:t xml:space="preserve">3. Формат 18–24 этажа — самый массовый и один из худших по спросу</w:t>
+        <w:t xml:space="preserve">3. Этажность в сыром виде «наказывает» 18–24 — но это тоже артефакт срока</w:t>
       </w:r>
     </w:p>
     <w:tbl>
@@ -8020,29 +8066,57 @@
         <w:pStyle w:val="BodyText"/>
       </w:pPr>
       <w:r>
-        <w:t xml:space="preserve">Половина всех квартир региона (11 139) — в 18–24-этажных домах, и они продаются хуже среднего.</w:t>
-      </w:r>
-      <w:r>
-        <w:t xml:space="preserve"> </w:t>
-      </w:r>
-      <w:r>
-        <w:t xml:space="preserve">Высотки 25+ (видовые доминанты, вроде Ocean City) уходят лучше за счёт статуса; средний</w:t>
-      </w:r>
-      <w:r>
-        <w:t xml:space="preserve"> </w:t>
-      </w:r>
-      <w:r>
-        <w:t xml:space="preserve">«высокий панелеподобный дом» — самый трудный продукт.</w:t>
+        <w:t xml:space="preserve">Половина всех квартир региона (11 139) — в 18–24-этажных домах, и в сыром виде они продаются</w:t>
+      </w:r>
+      <w:r>
+        <w:t xml:space="preserve"> </w:t>
+      </w:r>
+      <w:r>
+        <w:t xml:space="preserve">хуже среднего.</w:t>
+      </w:r>
+      <w:r>
+        <w:t xml:space="preserve"> </w:t>
+      </w:r>
+      <w:r>
+        <w:rPr>
+          <w:b/>
+          <w:bCs/>
+        </w:rPr>
+        <w:t xml:space="preserve">Но контроль по сроку снимает и этот эффект:</w:t>
+      </w:r>
+      <w:r>
+        <w:t xml:space="preserve"> </w:t>
+      </w:r>
+      <w:r>
+        <w:t xml:space="preserve">внутри когорты-2028 18–24 этажа</w:t>
+      </w:r>
+      <w:r>
+        <w:t xml:space="preserve"> </w:t>
+      </w:r>
+      <w:r>
+        <w:t xml:space="preserve">дают 17,8% — не хуже 10–17-этажных (16,4%), а видовые 25+ даже проседают (9,1%). То есть</w:t>
+      </w:r>
+      <w:r>
+        <w:t xml:space="preserve"> </w:t>
+      </w:r>
+      <w:r>
+        <w:t xml:space="preserve">этажность продажи не предсказывает — предсказывает срок. Верно другое: 18–24 — самый массовый</w:t>
+      </w:r>
+      <w:r>
+        <w:t xml:space="preserve"> </w:t>
+      </w:r>
+      <w:r>
+        <w:t xml:space="preserve">формат и ядро навеса-2028, поэтому именно он в фокусе стратегии, но не как «плохой формат».</w:t>
       </w:r>
     </w:p>
     <w:bookmarkEnd w:id="46"/>
-    <w:bookmarkStart w:id="47" w:name="Xaf34b84760f9495a186c31ae5938b6df7612341"/>
+    <w:bookmarkStart w:id="47" w:name="X3b304b923690b231619f66e1aa9e535c9740308"/>
     <w:p>
       <w:pPr>
         <w:pStyle w:val="Heading3"/>
       </w:pPr>
       <w:r>
-        <w:t xml:space="preserve">4. Класс «типовой» проваливается, комфорт держит рынок</w:t>
+        <w:t xml:space="preserve">4. Класс «стандарт» проваливается, комфорт держит рынок</w:t>
       </w:r>
     </w:p>
     <w:tbl>
@@ -8219,7 +8293,7 @@
                 <w:b/>
                 <w:bCs/>
               </w:rPr>
-              <w:t xml:space="preserve">Типовой</w:t>
+              <w:t xml:space="preserve">Стандарт</w:t>
             </w:r>
           </w:p>
         </w:tc>
@@ -8327,7 +8401,7 @@
         <w:pStyle w:val="BodyText"/>
       </w:pPr>
       <w:r>
-        <w:t xml:space="preserve">Комфорт — 79% рынка и лучшая ликвидность. «Типовой» (эконом без продуктовых решений) продаётся</w:t>
+        <w:t xml:space="preserve">Комфорт — 79% рынка и лучшая ликвидность. «Стандарт» (эконом без продуктовых решений) продаётся</w:t>
       </w:r>
       <w:r>
         <w:t xml:space="preserve"> </w:t>
@@ -10219,7 +10293,7 @@
               <w:pStyle w:val="Compact"/>
             </w:pPr>
             <w:r>
-              <w:t xml:space="preserve">комфорт 17, типовой 2</w:t>
+              <w:t xml:space="preserve">комфорт 17, стандарт 2</w:t>
             </w:r>
           </w:p>
         </w:tc>
@@ -10555,23 +10629,29 @@
         <w:t xml:space="preserve">со сцены не выносим</w:t>
       </w:r>
       <w:r>
-        <w:t xml:space="preserve">:</w:t>
-      </w:r>
-      <w:r>
-        <w:t xml:space="preserve"> </w:t>
-      </w:r>
-      <w:r>
-        <w:t xml:space="preserve">это на самом деле «пригородная среднеэтажка против городских башен».</w:t>
+        <w:t xml:space="preserve">.</w:t>
+      </w:r>
+      <w:r>
+        <w:t xml:space="preserve"> </w:t>
+      </w:r>
+      <w:r>
+        <w:t xml:space="preserve">Остаётся вопрос — а если развести эти факторы контролем, что-нибудь от материала останется?</w:t>
+      </w:r>
+      <w:r>
+        <w:t xml:space="preserve"> </w:t>
+      </w:r>
+      <w:r>
+        <w:t xml:space="preserve">Слой 3 и 3.6 отвечают: нет.</w:t>
       </w:r>
     </w:p>
     <w:bookmarkEnd w:id="64"/>
-    <w:bookmarkStart w:id="65" w:name="Xd37f3bfb52c94b6a6ddb9ef0093bebbb94d15e2"/>
+    <w:bookmarkStart w:id="65" w:name="слой-3.-контроль-по-году-сдачи"/>
     <w:p>
       <w:pPr>
         <w:pStyle w:val="Heading3"/>
       </w:pPr>
       <w:r>
-        <w:t xml:space="preserve">Слой 3. Контроль по году сдачи (главная таблица)</w:t>
+        <w:t xml:space="preserve">Слой 3. Контроль по году сдачи</w:t>
       </w:r>
     </w:p>
     <w:tbl>
@@ -10647,7 +10727,7 @@
               <w:pStyle w:val="Compact"/>
             </w:pPr>
             <w:r>
-              <w:t xml:space="preserve">2026 (финиш)</w:t>
+              <w:t xml:space="preserve">2026 (финиш)*</w:t>
             </w:r>
           </w:p>
         </w:tc>
@@ -10703,11 +10783,60 @@
               <w:jc w:val="right"/>
             </w:pPr>
             <w:r>
+              <w:t xml:space="preserve">+14,6 пп*</w:t>
+            </w:r>
+          </w:p>
+        </w:tc>
+      </w:tr>
+      <w:tr>
+        <w:tc>
+          <w:tcPr/>
+          <w:p>
+            <w:pPr>
+              <w:pStyle w:val="Compact"/>
+            </w:pPr>
+            <w:r>
+              <w:t xml:space="preserve">2027</w:t>
+            </w:r>
+          </w:p>
+        </w:tc>
+        <w:tc>
+          <w:tcPr/>
+          <w:p>
+            <w:pPr>
+              <w:pStyle w:val="Compact"/>
+              <w:jc w:val="right"/>
+            </w:pPr>
+            <w:r>
+              <w:t xml:space="preserve">38,8% (5 домов)</w:t>
+            </w:r>
+          </w:p>
+        </w:tc>
+        <w:tc>
+          <w:tcPr/>
+          <w:p>
+            <w:pPr>
+              <w:pStyle w:val="Compact"/>
+              <w:jc w:val="right"/>
+            </w:pPr>
+            <w:r>
+              <w:t xml:space="preserve">41,8% (21 дом)</w:t>
+            </w:r>
+          </w:p>
+        </w:tc>
+        <w:tc>
+          <w:tcPr/>
+          <w:p>
+            <w:pPr>
+              <w:pStyle w:val="Compact"/>
+              <w:jc w:val="right"/>
+            </w:pPr>
+            <w:r>
               <w:rPr>
                 <w:b/>
                 <w:bCs/>
               </w:rPr>
-              <w:t xml:space="preserve">+14,6 пп</w:t>
+              <w:t xml:space="preserve">−3,0 пп</w:t>
             </w:r>
           </w:p>
         </w:tc>
@@ -10720,55 +10849,6 @@
               <w:pStyle w:val="Compact"/>
             </w:pPr>
             <w:r>
-              <w:t xml:space="preserve">2027</w:t>
-            </w:r>
-          </w:p>
-        </w:tc>
-        <w:tc>
-          <w:tcPr/>
-          <w:p>
-            <w:pPr>
-              <w:pStyle w:val="Compact"/>
-              <w:jc w:val="right"/>
-            </w:pPr>
-            <w:r>
-              <w:t xml:space="preserve">38,8% (5 домов)</w:t>
-            </w:r>
-          </w:p>
-        </w:tc>
-        <w:tc>
-          <w:tcPr/>
-          <w:p>
-            <w:pPr>
-              <w:pStyle w:val="Compact"/>
-              <w:jc w:val="right"/>
-            </w:pPr>
-            <w:r>
-              <w:t xml:space="preserve">41,8% (21 дом)</w:t>
-            </w:r>
-          </w:p>
-        </w:tc>
-        <w:tc>
-          <w:tcPr/>
-          <w:p>
-            <w:pPr>
-              <w:pStyle w:val="Compact"/>
-              <w:jc w:val="right"/>
-            </w:pPr>
-            <w:r>
-              <w:t xml:space="preserve">−3,0 пп</w:t>
-            </w:r>
-          </w:p>
-        </w:tc>
-      </w:tr>
-      <w:tr>
-        <w:tc>
-          <w:tcPr/>
-          <w:p>
-            <w:pPr>
-              <w:pStyle w:val="Compact"/>
-            </w:pPr>
-            <w:r>
               <w:t xml:space="preserve">2028</w:t>
             </w:r>
           </w:p>
@@ -10816,7 +10896,50 @@
         <w:pStyle w:val="BodyText"/>
       </w:pPr>
       <w:r>
-        <w:t xml:space="preserve">И контроль по размеру внутри когорты-2026 (чтобы исключить «кирпичные дома просто меньше»):</w:t>
+        <w:t xml:space="preserve">* Кажущийся отрыв кирпича в 2026 — это лучшие проекты Железно (Знак 93%, ИКИГАЙ 69%), т.е.</w:t>
+      </w:r>
+      <w:r>
+        <w:t xml:space="preserve"> </w:t>
+      </w:r>
+      <w:r>
+        <w:t xml:space="preserve">застройщик, а не бетон. В 2027 и 2028 разрыв разворачивается: монолит чуть впереди. Материал</w:t>
+      </w:r>
+      <w:r>
+        <w:t xml:space="preserve"> </w:t>
+      </w:r>
+      <w:r>
+        <w:t xml:space="preserve">не предсказывает продажи.</w:t>
+      </w:r>
+    </w:p>
+    <w:bookmarkEnd w:id="65"/>
+    <w:bookmarkStart w:id="66" w:name="Xabe2707abea2f44b4a3c713da8e82cb487e20e0"/>
+    <w:p>
+      <w:pPr>
+        <w:pStyle w:val="Heading3"/>
+      </w:pPr>
+      <w:r>
+        <w:t xml:space="preserve">Слой 3.6. Решающий контроль — внутри одного года сдачи (материал НЕ выживает)</w:t>
+      </w:r>
+    </w:p>
+    <w:p>
+      <w:pPr>
+        <w:pStyle w:val="FirstParagraph"/>
+      </w:pPr>
+      <w:r>
+        <w:t xml:space="preserve">Самый строгий тест: сравнить кирпич и монолит среди домов</w:t>
+      </w:r>
+      <w:r>
+        <w:t xml:space="preserve"> </w:t>
+      </w:r>
+      <w:r>
+        <w:rPr>
+          <w:b/>
+          <w:bCs/>
+        </w:rPr>
+        <w:t xml:space="preserve">одной когорты по сроку</w:t>
+      </w:r>
+      <w:r>
+        <w:t xml:space="preserve">.</w:t>
       </w:r>
     </w:p>
     <w:tbl>
@@ -10841,7 +10964,7 @@
               <w:pStyle w:val="Compact"/>
             </w:pPr>
             <w:r>
-              <w:t xml:space="preserve">Размер дома, сдача 2026</w:t>
+              <w:t xml:space="preserve">Год сдачи</w:t>
             </w:r>
           </w:p>
         </w:tc>
@@ -10878,7 +11001,7 @@
               <w:pStyle w:val="Compact"/>
             </w:pPr>
             <w:r>
-              <w:t xml:space="preserve">≤120 квартир</w:t>
+              <w:t xml:space="preserve">2027</w:t>
             </w:r>
           </w:p>
         </w:tc>
@@ -10890,139 +11013,7 @@
               <w:jc w:val="right"/>
             </w:pPr>
             <w:r>
-              <w:t xml:space="preserve">33,9%</w:t>
-            </w:r>
-          </w:p>
-        </w:tc>
-        <w:tc>
-          <w:tcPr/>
-          <w:p>
-            <w:pPr>
-              <w:pStyle w:val="Compact"/>
-              <w:jc w:val="right"/>
-            </w:pPr>
-            <w:r>
-              <w:t xml:space="preserve">20,0%</w:t>
-            </w:r>
-          </w:p>
-        </w:tc>
-      </w:tr>
-      <w:tr>
-        <w:tc>
-          <w:tcPr/>
-          <w:p>
-            <w:pPr>
-              <w:pStyle w:val="Compact"/>
-            </w:pPr>
-            <w:r>
-              <w:t xml:space="preserve">&gt;120 квартир</w:t>
-            </w:r>
-          </w:p>
-        </w:tc>
-        <w:tc>
-          <w:tcPr/>
-          <w:p>
-            <w:pPr>
-              <w:pStyle w:val="Compact"/>
-              <w:jc w:val="right"/>
-            </w:pPr>
-            <w:r>
-              <w:t xml:space="preserve">79,5%</w:t>
-            </w:r>
-          </w:p>
-        </w:tc>
-        <w:tc>
-          <w:tcPr/>
-          <w:p>
-            <w:pPr>
-              <w:pStyle w:val="Compact"/>
-              <w:jc w:val="right"/>
-            </w:pPr>
-            <w:r>
-              <w:t xml:space="preserve">61,2%</w:t>
-            </w:r>
-          </w:p>
-        </w:tc>
-      </w:tr>
-    </w:tbl>
-    <w:bookmarkEnd w:id="65"/>
-    <w:bookmarkStart w:id="66" w:name="X7275a67931f12a6f23e6e42fef431231a22aff0"/>
-    <w:p>
-      <w:pPr>
-        <w:pStyle w:val="Heading3"/>
-      </w:pPr>
-      <w:r>
-        <w:t xml:space="preserve">Слой 3.5. Контроль внутри одного застройщика — и его граница</w:t>
-      </w:r>
-    </w:p>
-    <w:p>
-      <w:pPr>
-        <w:pStyle w:val="FirstParagraph"/>
-      </w:pPr>
-      <w:r>
-        <w:t xml:space="preserve">Возражение «Железно просто хорошо продаёт» проверяем на самом Железно:</w:t>
-      </w:r>
-    </w:p>
-    <w:tbl>
-      <w:tblPr>
-        <w:tblStyle w:val="Table"/>
-        <w:tblW w:type="pct" w:w="5000"/>
-        <w:tblLayout w:type="fixed"/>
-        <w:tblLook w:firstRow="1" w:lastRow="0" w:firstColumn="0" w:lastColumn="0" w:noHBand="0" w:noVBand="0" w:val="0020"/>
-      </w:tblPr>
-      <w:tblGrid>
-        <w:gridCol w:w="2376"/>
-        <w:gridCol w:w="3168"/>
-        <w:gridCol w:w="2376"/>
-      </w:tblGrid>
-      <w:tr>
-        <w:trPr>
-          <w:tblHeader w:val="on"/>
-        </w:trPr>
-        <w:tc>
-          <w:tcPr/>
-          <w:p>
-            <w:pPr>
-              <w:pStyle w:val="Compact"/>
-            </w:pPr>
-            <w:r>
-              <w:t xml:space="preserve">Железно</w:t>
-            </w:r>
-          </w:p>
-        </w:tc>
-        <w:tc>
-          <w:tcPr/>
-          <w:p>
-            <w:pPr>
-              <w:pStyle w:val="Compact"/>
-              <w:jc w:val="right"/>
-            </w:pPr>
-            <w:r>
-              <w:t xml:space="preserve">Распроданность</w:t>
-            </w:r>
-          </w:p>
-        </w:tc>
-        <w:tc>
-          <w:tcPr/>
-          <w:p>
-            <w:pPr>
-              <w:pStyle w:val="Compact"/>
-            </w:pPr>
-            <w:r>
-              <w:t xml:space="preserve">Локация</w:t>
-            </w:r>
-          </w:p>
-        </w:tc>
-      </w:tr>
-      <w:tr>
-        <w:tc>
-          <w:tcPr/>
-          <w:p>
-            <w:pPr>
-              <w:pStyle w:val="Compact"/>
-            </w:pPr>
-            <w:r>
-              <w:t xml:space="preserve">Его среднеэтажные корпуса (Знак, ИКИГАЙ)</w:t>
+              <w:t xml:space="preserve">38,8%</w:t>
             </w:r>
           </w:p>
         </w:tc>
@@ -11038,18 +11029,13 @@
                 <w:b/>
                 <w:bCs/>
               </w:rPr>
-              <w:t xml:space="preserve">55,4%</w:t>
-            </w:r>
-          </w:p>
-        </w:tc>
-        <w:tc>
-          <w:tcPr/>
-          <w:p>
-            <w:pPr>
-              <w:pStyle w:val="Compact"/>
-            </w:pPr>
-            <w:r>
-              <w:t xml:space="preserve">Завьялово</w:t>
+              <w:t xml:space="preserve">41,8%</w:t>
+            </w:r>
+            <w:r>
+              <w:t xml:space="preserve"> </w:t>
+            </w:r>
+            <w:r>
+              <w:t xml:space="preserve">(монолит лучше)</w:t>
             </w:r>
           </w:p>
         </w:tc>
@@ -11062,7 +11048,19 @@
               <w:pStyle w:val="Compact"/>
             </w:pPr>
             <w:r>
-              <w:t xml:space="preserve">Его собственная монолитная башня</w:t>
+              <w:t xml:space="preserve">2028</w:t>
+            </w:r>
+          </w:p>
+        </w:tc>
+        <w:tc>
+          <w:tcPr/>
+          <w:p>
+            <w:pPr>
+              <w:pStyle w:val="Compact"/>
+              <w:jc w:val="right"/>
+            </w:pPr>
+            <w:r>
+              <w:t xml:space="preserve">14,3%</w:t>
             </w:r>
           </w:p>
         </w:tc>
@@ -11078,24 +11076,13 @@
                 <w:b/>
                 <w:bCs/>
               </w:rPr>
-              <w:t xml:space="preserve">28,3%</w:t>
+              <w:t xml:space="preserve">16,2%</w:t>
             </w:r>
             <w:r>
               <w:t xml:space="preserve"> </w:t>
             </w:r>
             <w:r>
-              <w:t xml:space="preserve">(= средний по рынку)</w:t>
-            </w:r>
-          </w:p>
-        </w:tc>
-        <w:tc>
-          <w:tcPr/>
-          <w:p>
-            <w:pPr>
-              <w:pStyle w:val="Compact"/>
-            </w:pPr>
-            <w:r>
-              <w:t xml:space="preserve">Ижевск</w:t>
+              <w:t xml:space="preserve">(монолит лучше)</w:t>
             </w:r>
           </w:p>
         </w:tc>
@@ -11106,65 +11093,68 @@
         <w:pStyle w:val="BodyText"/>
       </w:pPr>
       <w:r>
-        <w:t xml:space="preserve">Один застройщик, один бренд, одна команда продаж — и пригородная среднеэтажка продаётся вдвое</w:t>
-      </w:r>
-      <w:r>
-        <w:t xml:space="preserve"> </w:t>
-      </w:r>
-      <w:r>
-        <w:t xml:space="preserve">лучше собственной городской башни. Это</w:t>
-      </w:r>
-      <w:r>
-        <w:t xml:space="preserve"> </w:t>
-      </w:r>
-      <w:r>
-        <w:rPr>
-          <w:b/>
-          <w:bCs/>
-        </w:rPr>
-        <w:t xml:space="preserve">не спишешь ни на бренд, ни на застройщика</w:t>
-      </w:r>
-      <w:r>
-        <w:t xml:space="preserve">. Но честная</w:t>
-      </w:r>
-      <w:r>
-        <w:t xml:space="preserve"> </w:t>
-      </w:r>
-      <w:r>
-        <w:t xml:space="preserve">граница контроля: кирпич Железно — в Завьялово, а башня — в Ижевске, то есть</w:t>
-      </w:r>
-      <w:r>
-        <w:t xml:space="preserve"> </w:t>
-      </w:r>
-      <w:r>
-        <w:rPr>
-          <w:b/>
-          <w:bCs/>
-        </w:rPr>
-        <w:t xml:space="preserve">формат сцеплен</w:t>
-      </w:r>
-      <w:r>
-        <w:rPr>
-          <w:b/>
-          <w:bCs/>
-        </w:rPr>
-        <w:t xml:space="preserve"> </w:t>
-      </w:r>
-      <w:r>
-        <w:rPr>
-          <w:b/>
-          <w:bCs/>
-        </w:rPr>
-        <w:t xml:space="preserve">с локацией даже здесь</w:t>
-      </w:r>
-      <w:r>
-        <w:t xml:space="preserve">. Поэтому корректный вывод — не «материал», а «пригородная среднеэтажка</w:t>
-      </w:r>
-      <w:r>
-        <w:t xml:space="preserve"> </w:t>
-      </w:r>
-      <w:r>
-        <w:t xml:space="preserve">человеческого масштаба против городской башни». (Оговорка: монолитная башня у Железно одна.)</w:t>
+        <w:t xml:space="preserve">Внутри года разрыв не просто исчезает — он</w:t>
+      </w:r>
+      <w:r>
+        <w:t xml:space="preserve"> </w:t>
+      </w:r>
+      <w:r>
+        <w:rPr>
+          <w:b/>
+          <w:bCs/>
+        </w:rPr>
+        <w:t xml:space="preserve">разворачивается</w:t>
+      </w:r>
+      <w:r>
+        <w:t xml:space="preserve">: монолит чуть впереди. То есть</w:t>
+      </w:r>
+      <w:r>
+        <w:t xml:space="preserve"> </w:t>
+      </w:r>
+      <w:r>
+        <w:t xml:space="preserve">сырое «кирпич 57% vs монолит 29%» на 100% объясняется композицией (кирпич — пригород ближних</w:t>
+      </w:r>
+      <w:r>
+        <w:t xml:space="preserve"> </w:t>
+      </w:r>
+      <w:r>
+        <w:t xml:space="preserve">сроков), а не свойством стены. Кажущийся отрыв кирпича на финише-2026 (74,5% vs 59,9%) — это</w:t>
+      </w:r>
+      <w:r>
+        <w:t xml:space="preserve"> </w:t>
+      </w:r>
+      <w:r>
+        <w:t xml:space="preserve">лучшие проекты Железно (Знак 93%, ИКИГАЙ 69%), то есть застройщик и срок.</w:t>
+      </w:r>
+    </w:p>
+    <w:p>
+      <w:pPr>
+        <w:pStyle w:val="BodyText"/>
+      </w:pPr>
+      <w:r>
+        <w:rPr>
+          <w:b/>
+          <w:bCs/>
+        </w:rPr>
+        <w:t xml:space="preserve">И бывший «чистый козырь» снят.</w:t>
+      </w:r>
+      <w:r>
+        <w:t xml:space="preserve"> </w:t>
+      </w:r>
+      <w:r>
+        <w:t xml:space="preserve">Контраст «Железно: среднеэтажка 55% vs своя башня 28%» тоже</w:t>
+      </w:r>
+      <w:r>
+        <w:t xml:space="preserve"> </w:t>
+      </w:r>
+      <w:r>
+        <w:t xml:space="preserve">сцеплен со сроком: корпуса Икигай сдаются в 2026–27, а башня «Миры» — в 2028 (и в другой</w:t>
+      </w:r>
+      <w:r>
+        <w:t xml:space="preserve"> </w:t>
+      </w:r>
+      <w:r>
+        <w:t xml:space="preserve">локации, Завьялово vs Ижевск). Разделить формат, срок и локацию на этой выборке нельзя.</w:t>
       </w:r>
     </w:p>
     <w:bookmarkEnd w:id="66"/>
@@ -11190,10 +11180,7 @@
           <w:b/>
           <w:bCs/>
         </w:rPr>
-        <w:t xml:space="preserve">Главный предиктор распроданности — срок сдачи</w:t>
-      </w:r>
-      <w:r>
-        <w:t xml:space="preserve">, не материал.</w:t>
+        <w:t xml:space="preserve">Главный — и почти единственный — предиктор распроданности это срок сдачи.</w:t>
       </w:r>
     </w:p>
     <w:p>
@@ -11209,57 +11196,35 @@
           <w:b/>
           <w:bCs/>
         </w:rPr>
-        <w:t xml:space="preserve">Ярлык «материал стен» ненадёжен и его нельзя разделить с локацией.</w:t>
-      </w:r>
-      <w:r>
-        <w:t xml:space="preserve"> </w:t>
-      </w:r>
-      <w:r>
-        <w:t xml:space="preserve">Прямое доказательство —</w:t>
-      </w:r>
-      <w:r>
-        <w:t xml:space="preserve"> </w:t>
-      </w:r>
-      <w:r>
-        <w:t xml:space="preserve">«Квартал на Горького»: задекларирован «кирпичом», по факту монолит+газоблок, проваливался</w:t>
-      </w:r>
-      <w:r>
-        <w:t xml:space="preserve"> </w:t>
-      </w:r>
-      <w:r>
-        <w:t xml:space="preserve">как городская башня. После поправки кирпича в самом Ижевске</w:t>
-      </w:r>
-      <w:r>
-        <w:t xml:space="preserve"> </w:t>
-      </w:r>
-      <w:r>
-        <w:rPr>
-          <w:b/>
-          <w:bCs/>
-        </w:rPr>
-        <w:t xml:space="preserve">не осталось вообще</w:t>
-      </w:r>
-      <w:r>
-        <w:t xml:space="preserve"> </w:t>
-      </w:r>
-      <w:r>
-        <w:t xml:space="preserve">— вся</w:t>
-      </w:r>
-      <w:r>
-        <w:t xml:space="preserve"> </w:t>
-      </w:r>
-      <w:r>
-        <w:t xml:space="preserve">когорта «кирпич» это пригород + малые города. Поэтому «57 против 29» как «материал решает»</w:t>
-      </w:r>
-      <w:r>
-        <w:t xml:space="preserve"> </w:t>
-      </w:r>
-      <w:r>
-        <w:rPr>
-          <w:b/>
-          <w:bCs/>
-        </w:rPr>
-        <w:t xml:space="preserve">со сцены не выносим</w:t>
+        <w:t xml:space="preserve">Материал не решает.</w:t>
+      </w:r>
+      <w:r>
+        <w:t xml:space="preserve"> </w:t>
+      </w:r>
+      <w:r>
+        <w:t xml:space="preserve">Ярлык «материал стен» вдобавок ненадёжен (пример «Квартал на Горького»:</w:t>
+      </w:r>
+      <w:r>
+        <w:t xml:space="preserve"> </w:t>
+      </w:r>
+      <w:r>
+        <w:t xml:space="preserve">задекларирован «кирпичом», по факту монолит+газоблок). Внутри одного года монолит ≥ кирпич.</w:t>
+      </w:r>
+      <w:r>
+        <w:t xml:space="preserve"> </w:t>
+      </w:r>
+      <w:r>
+        <w:t xml:space="preserve">Сырое «57 против 29»</w:t>
+      </w:r>
+      <w:r>
+        <w:t xml:space="preserve"> </w:t>
+      </w:r>
+      <w:r>
+        <w:rPr>
+          <w:b/>
+          <w:bCs/>
+        </w:rPr>
+        <w:t xml:space="preserve">со сцены как „материал решает” не выносим</w:t>
       </w:r>
       <w:r>
         <w:t xml:space="preserve">.</w:t>
@@ -11278,31 +11243,19 @@
           <w:b/>
           <w:bCs/>
         </w:rPr>
-        <w:t xml:space="preserve">Что держится робастно (и это про формат, не про бетон):</w:t>
-      </w:r>
-      <w:r>
-        <w:t xml:space="preserve"> </w:t>
-      </w:r>
-      <w:r>
-        <w:t xml:space="preserve">– срок сдачи — предиктор №1;</w:t>
-      </w:r>
-      <w:r>
-        <w:t xml:space="preserve"> </w:t>
-      </w:r>
-      <w:r>
-        <w:t xml:space="preserve">– этажность: 18–24 (городские башни, 50% рынка) — худшая распроданность 27,9%; среднеэтажный пригород — лучшая;</w:t>
-      </w:r>
-      <w:r>
-        <w:t xml:space="preserve"> </w:t>
-      </w:r>
-      <w:r>
-        <w:t xml:space="preserve">– контроль по году: финиш-2026 пригородная среднеэтажка 74,5% vs городской монолит 59,9%;</w:t>
-      </w:r>
-      <w:r>
-        <w:t xml:space="preserve"> </w:t>
-      </w:r>
-      <w:r>
-        <w:t xml:space="preserve">– внутри Железно: Завьялово-среднеэтажка 55% против собственной Ижевск-башни 28%.</w:t>
+        <w:t xml:space="preserve">Этажность и разброс застройщиков тоже не выживают контроль:</w:t>
+      </w:r>
+      <w:r>
+        <w:t xml:space="preserve"> </w:t>
+      </w:r>
+      <w:r>
+        <w:t xml:space="preserve">18–24 внутри 2028 не хуже</w:t>
+      </w:r>
+      <w:r>
+        <w:t xml:space="preserve"> </w:t>
+      </w:r>
+      <w:r>
+        <w:t xml:space="preserve">средних; все аутсайдеры-застройщики сдаются в 2028–2030. Это артефакты срока.</w:t>
       </w:r>
     </w:p>
     <w:p>
@@ -11318,41 +11271,78 @@
           <w:b/>
           <w:bCs/>
         </w:rPr>
+        <w:t xml:space="preserve">Что реально держится про продукт — только класс.</w:t>
+      </w:r>
+      <w:r>
+        <w:t xml:space="preserve"> </w:t>
+      </w:r>
+      <w:r>
+        <w:t xml:space="preserve">Безликий «стандарт» продан на 18% против</w:t>
+      </w:r>
+      <w:r>
+        <w:t xml:space="preserve"> </w:t>
+      </w:r>
+      <w:r>
+        <w:t xml:space="preserve">34% у комфорта, и это держится внутри года (в 2028: 5% против 17%). Выборка тонкая (12 домов) —</w:t>
+      </w:r>
+      <w:r>
+        <w:t xml:space="preserve"> </w:t>
+      </w:r>
+      <w:r>
+        <w:t xml:space="preserve">сильный сигнал, не закон.</w:t>
+      </w:r>
+    </w:p>
+    <w:p>
+      <w:pPr>
+        <w:pStyle w:val="Compact"/>
+        <w:numPr>
+          <w:ilvl w:val="0"/>
+          <w:numId w:val="1020"/>
+        </w:numPr>
+      </w:pPr>
+      <w:r>
+        <w:rPr>
+          <w:b/>
+          <w:bCs/>
+        </w:rPr>
         <w:t xml:space="preserve">Итог одной фразой:</w:t>
       </w:r>
       <w:r>
         <w:t xml:space="preserve"> </w:t>
       </w:r>
       <w:r>
-        <w:t xml:space="preserve">покупатель голосует не за материал стены, а за</w:t>
-      </w:r>
-      <w:r>
-        <w:t xml:space="preserve"> </w:t>
-      </w:r>
-      <w:r>
-        <w:rPr>
-          <w:b/>
-          <w:bCs/>
-        </w:rPr>
-        <w:t xml:space="preserve">формат</w:t>
-      </w:r>
-      <w:r>
-        <w:t xml:space="preserve"> </w:t>
-      </w:r>
-      <w:r>
-        <w:t xml:space="preserve">— дом</w:t>
-      </w:r>
-      <w:r>
-        <w:t xml:space="preserve"> </w:t>
-      </w:r>
-      <w:r>
-        <w:t xml:space="preserve">человеческого масштаба против безымянной башни. Материал в данных — лишь спутник формата</w:t>
-      </w:r>
-      <w:r>
-        <w:t xml:space="preserve"> </w:t>
-      </w:r>
-      <w:r>
-        <w:t xml:space="preserve">(и, как мы убедились, спутник ненадёжный). А формат — это и есть работа архитектора.</w:t>
+        <w:t xml:space="preserve">из открытых данных</w:t>
+      </w:r>
+      <w:r>
+        <w:t xml:space="preserve"> </w:t>
+      </w:r>
+      <w:r>
+        <w:rPr>
+          <w:b/>
+          <w:bCs/>
+        </w:rPr>
+        <w:t xml:space="preserve">нельзя доказать</w:t>
+      </w:r>
+      <w:r>
+        <w:t xml:space="preserve">, что материал, высота или сам по</w:t>
+      </w:r>
+      <w:r>
+        <w:t xml:space="preserve"> </w:t>
+      </w:r>
+      <w:r>
+        <w:t xml:space="preserve">себе застройщик продают. Продаёт срок; из продукта виден только класс/качество. Роль архитектора</w:t>
+      </w:r>
+      <w:r>
+        <w:t xml:space="preserve"> </w:t>
+      </w:r>
+      <w:r>
+        <w:t xml:space="preserve">честнее обосновывать не разрезами, а логикой (когда цена/ставка/локация исчерпаны — остаётся</w:t>
+      </w:r>
+      <w:r>
+        <w:t xml:space="preserve"> </w:t>
+      </w:r>
+      <w:r>
+        <w:t xml:space="preserve">продукт) плюс единственным пережившим сигналом — качеством.</w:t>
       </w:r>
     </w:p>
     <w:bookmarkEnd w:id="67"/>
@@ -11398,13 +11388,13 @@
       </w:r>
     </w:p>
     <w:bookmarkEnd w:id="69"/>
-    <w:bookmarkStart w:id="70" w:name="как-говорить-через-формат-а-не-материал"/>
+    <w:bookmarkStart w:id="70" w:name="как-говорить-честно-и-потому-неубиваемо"/>
     <w:p>
       <w:pPr>
         <w:pStyle w:val="Heading3"/>
       </w:pPr>
       <w:r>
-        <w:t xml:space="preserve">✅ Как говорить (через формат, а не материал)</w:t>
+        <w:t xml:space="preserve">✅ Как говорить (честно — и потому неубиваемо)</w:t>
       </w:r>
     </w:p>
     <w:p>
@@ -11424,7 +11414,13 @@
         <w:t xml:space="preserve"> </w:t>
       </w:r>
       <w:r>
-        <w:t xml:space="preserve">газоблок — и продаётся он как городская башня, на 6–17%. Ярлык материала ничего не решает.</w:t>
+        <w:t xml:space="preserve">газоблок. Ярлык материала ненадёжен и вообще ничего не решает: когда сравниваешь дома</w:t>
+      </w:r>
+      <w:r>
+        <w:t xml:space="preserve"> </w:t>
+      </w:r>
+      <w:r>
+        <w:t xml:space="preserve">одного года сдачи, монолит продаётся даже чуть лучше кирпича.</w:t>
       </w:r>
     </w:p>
     <w:p>
@@ -11432,25 +11428,25 @@
         <w:pStyle w:val="BlockText"/>
       </w:pPr>
       <w:r>
-        <w:t xml:space="preserve">Решает формат. Смотрите: городские башни 18–24 этажа — это половина рынка и худшая</w:t>
-      </w:r>
-      <w:r>
-        <w:t xml:space="preserve"> </w:t>
-      </w:r>
-      <w:r>
-        <w:t xml:space="preserve">распроданность, 28%. Пригородная среднеэтажка человеческого масштаба — заметно лучше.</w:t>
-      </w:r>
-      <w:r>
-        <w:t xml:space="preserve"> </w:t>
-      </w:r>
-      <w:r>
-        <w:t xml:space="preserve">Это видно даже внутри одного застройщика: Железно продаёт свои среднеэтажные корпуса</w:t>
-      </w:r>
-      <w:r>
-        <w:t xml:space="preserve"> </w:t>
-      </w:r>
-      <w:r>
-        <w:t xml:space="preserve">на 55%, а собственную городскую башню — на 28%. Один бренд, одна команда — разница в формате.</w:t>
+        <w:t xml:space="preserve">Более того — мы честно проверили и высоту, и разброс между застройщиками. Всё это не</w:t>
+      </w:r>
+      <w:r>
+        <w:t xml:space="preserve"> </w:t>
+      </w:r>
+      <w:r>
+        <w:t xml:space="preserve">выживает контроль по сроку: „худшие” 18–24 этажа внутри одной когорты не хуже средних, а</w:t>
+      </w:r>
+      <w:r>
+        <w:t xml:space="preserve"> </w:t>
+      </w:r>
+      <w:r>
+        <w:t xml:space="preserve">аутсайдеры-застройщики просто сдаются позже всех. Из открытых данных доказать, что</w:t>
+      </w:r>
+      <w:r>
+        <w:t xml:space="preserve"> </w:t>
+      </w:r>
+      <w:r>
+        <w:t xml:space="preserve">архитектура или материал продают, нельзя — и мы говорим это прямо.</w:t>
       </w:r>
     </w:p>
     <w:p>
@@ -11458,25 +11454,31 @@
         <w:pStyle w:val="BlockText"/>
       </w:pPr>
       <w:r>
-        <w:t xml:space="preserve">Дело не в бетоне и не в кирпиче — монолит надёжен. Дело в масштабе, соразмерности человеку,</w:t>
-      </w:r>
-      <w:r>
-        <w:t xml:space="preserve"> </w:t>
-      </w:r>
-      <w:r>
-        <w:t xml:space="preserve">узнаваемости дома. Покупатель платит за „дом, который можно назвать своим”, а не за этаж</w:t>
-      </w:r>
-      <w:r>
-        <w:t xml:space="preserve"> </w:t>
-      </w:r>
-      <w:r>
-        <w:t xml:space="preserve">в безымянной башне. И именно в массовом сегменте 18–24 этажа, где формат сегодня не работает,</w:t>
-      </w:r>
-      <w:r>
-        <w:t xml:space="preserve"> </w:t>
-      </w:r>
-      <w:r>
-        <w:t xml:space="preserve">архитектурная переупаковка даст максимальный прирост. Формат — это и есть работа архитектора.»</w:t>
+        <w:t xml:space="preserve">Что остаётся твёрдого? Первое — срок: половина рынка (навес-2028) продана на 16%, и этому</w:t>
+      </w:r>
+      <w:r>
+        <w:t xml:space="preserve"> </w:t>
+      </w:r>
+      <w:r>
+        <w:t xml:space="preserve">предложению нужен спрос. Второе — качество продукта: безликий „стандарт” продан вдвое хуже</w:t>
+      </w:r>
+      <w:r>
+        <w:t xml:space="preserve"> </w:t>
+      </w:r>
+      <w:r>
+        <w:t xml:space="preserve">комфорта, и это единственный разрез, что держится внутри года. И третье — простая логика:</w:t>
+      </w:r>
+      <w:r>
+        <w:t xml:space="preserve"> </w:t>
+      </w:r>
+      <w:r>
+        <w:t xml:space="preserve">когда ценой, ставкой и локацией конкурировать уже нельзя, остаётся продукт и его подача.</w:t>
+      </w:r>
+      <w:r>
+        <w:t xml:space="preserve"> </w:t>
+      </w:r>
+      <w:r>
+        <w:t xml:space="preserve">Вот здесь и работает архитектор.»</w:t>
       </w:r>
     </w:p>
     <w:bookmarkEnd w:id="70"/>
@@ -11735,13 +11737,13 @@
           <w:b/>
           <w:bCs/>
         </w:rPr>
-        <w:t xml:space="preserve">«Типовой класс проваливается (18,1%) — может, дело в классе, а не формате?»</w:t>
-      </w:r>
-      <w:r>
-        <w:t xml:space="preserve"> </w:t>
-      </w:r>
-      <w:r>
-        <w:t xml:space="preserve">Класс и формат связаны: типовой — это те же безликие массовые башни. Мы и говорим: рынок</w:t>
+        <w:t xml:space="preserve">«Стандарт-класс проваливается (18,1%) — может, дело в классе, а не формате?»</w:t>
+      </w:r>
+      <w:r>
+        <w:t xml:space="preserve"> </w:t>
+      </w:r>
+      <w:r>
+        <w:t xml:space="preserve">Класс и формат связаны: стандарт — это те же безликие массовые дома. Мы и говорим: рынок</w:t>
       </w:r>
       <w:r>
         <w:t xml:space="preserve"> </w:t>
@@ -20414,7 +20416,7 @@
         <w:t xml:space="preserve"> </w:t>
       </w:r>
       <w:r>
-        <w:t xml:space="preserve">классы: комфорт 33,1% / типовой 17,5% / элитный 14,0%; цена 130–160 тыс — 37,2%, 160–200 — 23,4%;</w:t>
+        <w:t xml:space="preserve">классы: комфорт 33,1% / стандарт 17,5% / элитный 14,0%; цена 130–160 тыс — 37,2%, 160–200 — 23,4%;</w:t>
       </w:r>
       <w:r>
         <w:t xml:space="preserve"> </w:t>
@@ -20751,7 +20753,7 @@
               <w:pStyle w:val="Compact"/>
             </w:pPr>
             <w:r>
-              <w:t xml:space="preserve">Типовой / комфорт</w:t>
+              <w:t xml:space="preserve">Стандарт / комфорт</w:t>
             </w:r>
           </w:p>
         </w:tc>

--- a/docs/artel-udmurtia-report.docx
+++ b/docs/artel-udmurtia-report.docx
@@ -238,6 +238,28 @@
           <w:bCs/>
         </w:rPr>
         <w:t xml:space="preserve">Глава 7.</w:t>
+      </w:r>
+      <w:r>
+        <w:t xml:space="preserve"> </w:t>
+      </w:r>
+      <w:r>
+        <w:t xml:space="preserve">Остатки готового жилья: кто сидит на сданных квартирах</w:t>
+      </w:r>
+    </w:p>
+    <w:p>
+      <w:pPr>
+        <w:pStyle w:val="Compact"/>
+        <w:numPr>
+          <w:ilvl w:val="0"/>
+          <w:numId w:val="1001"/>
+        </w:numPr>
+      </w:pPr>
+      <w:r>
+        <w:rPr>
+          <w:b/>
+          <w:bCs/>
+        </w:rPr>
+        <w:t xml:space="preserve">Глава 8.</w:t>
       </w:r>
       <w:r>
         <w:t xml:space="preserve"> </w:t>
@@ -20264,13 +20286,13 @@
     </w:p>
     <w:bookmarkEnd w:id="123"/>
     <w:bookmarkEnd w:id="124"/>
-    <w:bookmarkStart w:id="136" w:name="глава-7.-методика-и-факт-чек"/>
+    <w:bookmarkStart w:id="130" w:name="Xed3dd4e85b6da5f96be35da45c014ef4668d9f1"/>
     <w:p>
       <w:pPr>
         <w:pStyle w:val="Heading1"/>
       </w:pPr>
       <w:r>
-        <w:t xml:space="preserve">Глава 7. Методика и факт-чек</w:t>
+        <w:t xml:space="preserve">Глава 7. Остатки готового жилья: кто сидит на сданных квартирах</w:t>
       </w:r>
     </w:p>
     <w:p>
@@ -20278,19 +20300,23 @@
         <w:pStyle w:val="FirstParagraph"/>
       </w:pPr>
       <w:r>
-        <w:t xml:space="preserve">Полная проверка достоверности данных исследования перед докладом. Триггер — находка</w:t>
-      </w:r>
-      <w:r>
-        <w:t xml:space="preserve"> </w:t>
-      </w:r>
-      <w:r>
-        <w:t xml:space="preserve">пользователя: сайт «Островов» позволяет оставить заявку на бронь онлайн, тогда как в</w:t>
-      </w:r>
-      <w:r>
-        <w:t xml:space="preserve"> </w:t>
-      </w:r>
-      <w:r>
-        <w:t xml:space="preserve">бенчмарке утверждалась «осознанно офлайновая модель продаж».</w:t>
+        <w:t xml:space="preserve">Исследование от 22.07.2026. Вопрос: сколько квартир осталось непроданными в домах,</w:t>
+      </w:r>
+      <w:r>
+        <w:t xml:space="preserve"> </w:t>
+      </w:r>
+      <w:r>
+        <w:rPr>
+          <w:b/>
+          <w:bCs/>
+        </w:rPr>
+        <w:t xml:space="preserve">уже введённых в эксплуатацию</w:t>
+      </w:r>
+      <w:r>
+        <w:t xml:space="preserve"> </w:t>
+      </w:r>
+      <w:r>
+        <w:t xml:space="preserve">(2024 — июль 2026), и у кого они сконцентрированы.</w:t>
       </w:r>
     </w:p>
     <w:p>
@@ -20302,49 +20328,55 @@
           <w:b/>
           <w:bCs/>
         </w:rPr>
-        <w:t xml:space="preserve">Методика.</w:t>
-      </w:r>
-      <w:r>
-        <w:t xml:space="preserve"> </w:t>
-      </w:r>
-      <w:r>
-        <w:t xml:space="preserve">Проверка велась из локальной сессии с российским IP (доступны и госсайты,</w:t>
-      </w:r>
-      <w:r>
-        <w:t xml:space="preserve"> </w:t>
-      </w:r>
-      <w:r>
-        <w:t xml:space="preserve">и сайты застройщиков). Четыре корзины: (1) пересчёт всех цифр из</w:t>
-      </w:r>
-      <w:r>
-        <w:t xml:space="preserve"> </w:t>
-      </w:r>
-      <w:r>
-        <w:rPr>
-          <w:rStyle w:val="VerbatimChar"/>
-        </w:rPr>
-        <w:t xml:space="preserve">data/eisgs/houses.csv</w:t>
-      </w:r>
-      <w:r>
-        <w:t xml:space="preserve">;</w:t>
-      </w:r>
-      <w:r>
-        <w:t xml:space="preserve"> </w:t>
-      </w:r>
-      <w:r>
-        <w:t xml:space="preserve">(2) живой обход 16 сайтов застройщиков — 13 субагентами через curl, ПИК/Самолёт/Острова</w:t>
-      </w:r>
-      <w:r>
-        <w:t xml:space="preserve"> </w:t>
-      </w:r>
-      <w:r>
-        <w:t xml:space="preserve">вручную через Chrome (Qrator WAF и проверка кликов); (3) перепроверка СМИ-фактов с открытием</w:t>
-      </w:r>
-      <w:r>
-        <w:t xml:space="preserve"> </w:t>
-      </w:r>
-      <w:r>
-        <w:t xml:space="preserve">первоисточников; (4) свежий срез ЕИСЖС через fetch() во вкладке Chrome (API за WAF Servicepipe).</w:t>
+        <w:t xml:space="preserve">Зачем это бюро.</w:t>
+      </w:r>
+      <w:r>
+        <w:t xml:space="preserve"> </w:t>
+      </w:r>
+      <w:r>
+        <w:t xml:space="preserve">Непроданная квартира в сданном доме — это не «дальняя когорта, успеется»:</w:t>
+      </w:r>
+      <w:r>
+        <w:t xml:space="preserve"> </w:t>
+      </w:r>
+      <w:r>
+        <w:t xml:space="preserve">эскроу раскрыт, деньги заморожены в бетоне, каждый месяц капают содержание, налоги, охрана.</w:t>
+      </w:r>
+      <w:r>
+        <w:t xml:space="preserve"> </w:t>
+      </w:r>
+      <w:r>
+        <w:t xml:space="preserve">Застройщик с готовым хвостом — самый мотивированный клиент на переупаковку/репозиционирование.</w:t>
+      </w:r>
+      <w:r>
+        <w:t xml:space="preserve"> </w:t>
+      </w:r>
+      <w:r>
+        <w:t xml:space="preserve">И методологически это самый чистый разрез:</w:t>
+      </w:r>
+      <w:r>
+        <w:t xml:space="preserve"> </w:t>
+      </w:r>
+      <w:r>
+        <w:rPr>
+          <w:b/>
+          <w:bCs/>
+        </w:rPr>
+        <w:t xml:space="preserve">срок сдачи у всех «наступил», оправдание</w:t>
+      </w:r>
+      <w:r>
+        <w:rPr>
+          <w:b/>
+          <w:bCs/>
+        </w:rPr>
+        <w:t xml:space="preserve"> </w:t>
+      </w:r>
+      <w:r>
+        <w:rPr>
+          <w:b/>
+          <w:bCs/>
+        </w:rPr>
+        <w:t xml:space="preserve">«дальним домам положено быть непроданными» здесь не работает.</w:t>
       </w:r>
     </w:p>
     <w:p>
@@ -20354,158 +20386,13 @@
         </w:pict>
       </w:r>
     </w:p>
-    <w:bookmarkStart w:id="125" w:name="X7c0c0414862de10c846e1173759063d47923820"/>
+    <w:bookmarkStart w:id="125" w:name="метод-три-источника-друг-против-друга"/>
     <w:p>
       <w:pPr>
         <w:pStyle w:val="Heading2"/>
       </w:pPr>
       <w:r>
-        <w:t xml:space="preserve">1. Цифры доклада (ЕИСЖС, срез 08.07) — ВСЕ ПОДТВЕРЖДЕНЫ ✅</w:t>
-      </w:r>
-    </w:p>
-    <w:p>
-      <w:pPr>
-        <w:pStyle w:val="FirstParagraph"/>
-      </w:pPr>
-      <w:r>
-        <w:t xml:space="preserve">Пересчёт</w:t>
-      </w:r>
-      <w:r>
-        <w:t xml:space="preserve"> </w:t>
-      </w:r>
-      <w:r>
-        <w:rPr>
-          <w:rStyle w:val="VerbatimChar"/>
-        </w:rPr>
-        <w:t xml:space="preserve">analyze_houses.py</w:t>
-      </w:r>
-      <w:r>
-        <w:t xml:space="preserve"> </w:t>
-      </w:r>
-      <w:r>
-        <w:t xml:space="preserve">по</w:t>
-      </w:r>
-      <w:r>
-        <w:t xml:space="preserve"> </w:t>
-      </w:r>
-      <w:r>
-        <w:rPr>
-          <w:rStyle w:val="VerbatimChar"/>
-        </w:rPr>
-        <w:t xml:space="preserve">houses.csv</w:t>
-      </w:r>
-      <w:r>
-        <w:t xml:space="preserve"> </w:t>
-      </w:r>
-      <w:r>
-        <w:t xml:space="preserve">воспроизводит каждую цифру доклада:</w:t>
-      </w:r>
-      <w:r>
-        <w:t xml:space="preserve"> </w:t>
-      </w:r>
-      <w:r>
-        <w:t xml:space="preserve">118 домов / 22 111 квартир / ~1,09 млн м² / 31,1%; навес-2028 (9 796 кв = 44,3%, распродано 15,4%);</w:t>
-      </w:r>
-      <w:r>
-        <w:t xml:space="preserve"> </w:t>
-      </w:r>
-      <w:r>
-        <w:t xml:space="preserve">кирпич 47,3% vs монолит-кирпич 28,1% (×1,68); 18–24 эт. — 11 144 кв (50,4% рынка), 26,5%;</w:t>
-      </w:r>
-      <w:r>
-        <w:t xml:space="preserve"> </w:t>
-      </w:r>
-      <w:r>
-        <w:t xml:space="preserve">классы: комфорт 33,1% / стандарт 17,5% / элитный 14,0%; цена 130–160 тыс — 37,2%, 160–200 — 23,4%;</w:t>
-      </w:r>
-      <w:r>
-        <w:t xml:space="preserve"> </w:t>
-      </w:r>
-      <w:r>
-        <w:t xml:space="preserve">Острова 3 дома / 989 кв / 37,3%; агломерация 95,3% квартир (Ижевск 72,7% + Завьялово 22,6%).</w:t>
-      </w:r>
-    </w:p>
-    <w:p>
-      <w:pPr>
-        <w:pStyle w:val="BodyText"/>
-      </w:pPr>
-      <w:r>
-        <w:t xml:space="preserve">Нюансы формулировок:</w:t>
-      </w:r>
-      <w:r>
-        <w:t xml:space="preserve"> </w:t>
-      </w:r>
-      <w:r>
-        <w:t xml:space="preserve">- «Разброс ×20, от 4% до 80%» — это АСПЭК-Домстрой 4,2% → АССО-Строй 80,7% (×19,2).</w:t>
-      </w:r>
-      <w:r>
-        <w:t xml:space="preserve"> </w:t>
-      </w:r>
-      <w:r>
-        <w:t xml:space="preserve">Формально в данных есть и Символ Девелопмент 2,8% (1 дом), т.е. фактический разброс до ×28 —</w:t>
-      </w:r>
-      <w:r>
-        <w:t xml:space="preserve"> </w:t>
-      </w:r>
-      <w:r>
-        <w:t xml:space="preserve">заявление ×20 консервативно, не уязвимо.</w:t>
-      </w:r>
-      <w:r>
-        <w:t xml:space="preserve"> </w:t>
-      </w:r>
-      <w:r>
-        <w:t xml:space="preserve">- Распроданность известна у 98 из 118 домов; 31,1% — взвешенное по квартирам среднее по ним.</w:t>
-      </w:r>
-    </w:p>
-    <w:bookmarkEnd w:id="125"/>
-    <w:bookmarkStart w:id="126" w:name="X514a38114cfc9ab4f78b429eda04b9258bac894"/>
-    <w:p>
-      <w:pPr>
-        <w:pStyle w:val="Heading2"/>
-      </w:pPr>
-      <w:r>
-        <w:t xml:space="preserve">2. Свежий срез ЕИСЖС 11.07.2026 — ЦИФРЫ СДВИНУЛИСЬ ⚠️</w:t>
-      </w:r>
-    </w:p>
-    <w:p>
-      <w:pPr>
-        <w:pStyle w:val="FirstParagraph"/>
-      </w:pPr>
-      <w:r>
-        <w:t xml:space="preserve">ЕИСЖС обновил данные между 08.07 и 11.07 (33 дома изменили распроданность, почти все вверх).</w:t>
-      </w:r>
-      <w:r>
-        <w:t xml:space="preserve"> </w:t>
-      </w:r>
-      <w:r>
-        <w:t xml:space="preserve">Новый срез:</w:t>
-      </w:r>
-      <w:r>
-        <w:t xml:space="preserve"> </w:t>
-      </w:r>
-      <w:r>
-        <w:rPr>
-          <w:rStyle w:val="VerbatimChar"/>
-        </w:rPr>
-        <w:t xml:space="preserve">data/eisgs/houses-2026-07-11.csv</w:t>
-      </w:r>
-      <w:r>
-        <w:t xml:space="preserve"> </w:t>
-      </w:r>
-      <w:r>
-        <w:t xml:space="preserve">(+ сырьё</w:t>
-      </w:r>
-      <w:r>
-        <w:t xml:space="preserve"> </w:t>
-      </w:r>
-      <w:r>
-        <w:rPr>
-          <w:rStyle w:val="VerbatimChar"/>
-        </w:rPr>
-        <w:t xml:space="preserve">data/eisgs/raw/eisgs_rows_2026-07-11.json</w:t>
-      </w:r>
-      <w:r>
-        <w:t xml:space="preserve">).</w:t>
+        <w:t xml:space="preserve">1. Метод — три источника друг против друга</w:t>
       </w:r>
     </w:p>
     <w:tbl>
@@ -20531,29 +20418,29 @@
               <w:pStyle w:val="Compact"/>
             </w:pPr>
             <w:r>
-              <w:t xml:space="preserve">Показатель</w:t>
-            </w:r>
-          </w:p>
-        </w:tc>
-        <w:tc>
-          <w:tcPr/>
-          <w:p>
-            <w:pPr>
-              <w:pStyle w:val="Compact"/>
-            </w:pPr>
-            <w:r>
-              <w:t xml:space="preserve">08.07 (в докладе)</w:t>
-            </w:r>
-          </w:p>
-        </w:tc>
-        <w:tc>
-          <w:tcPr/>
-          <w:p>
-            <w:pPr>
-              <w:pStyle w:val="Compact"/>
-            </w:pPr>
-            <w:r>
-              <w:t xml:space="preserve">11.07</w:t>
+              <w:t xml:space="preserve">Шаг</w:t>
+            </w:r>
+          </w:p>
+        </w:tc>
+        <w:tc>
+          <w:tcPr/>
+          <w:p>
+            <w:pPr>
+              <w:pStyle w:val="Compact"/>
+            </w:pPr>
+            <w:r>
+              <w:t xml:space="preserve">Источник</w:t>
+            </w:r>
+          </w:p>
+        </w:tc>
+        <w:tc>
+          <w:tcPr/>
+          <w:p>
+            <w:pPr>
+              <w:pStyle w:val="Compact"/>
+            </w:pPr>
+            <w:r>
+              <w:t xml:space="preserve">Что даёт</w:t>
             </w:r>
           </w:p>
         </w:tc>
@@ -20566,68 +20453,39 @@
               <w:pStyle w:val="Compact"/>
             </w:pPr>
             <w:r>
-              <w:t xml:space="preserve">Домов / квартир</w:t>
-            </w:r>
-          </w:p>
-        </w:tc>
-        <w:tc>
-          <w:tcPr/>
-          <w:p>
-            <w:pPr>
-              <w:pStyle w:val="Compact"/>
-            </w:pPr>
-            <w:r>
-              <w:t xml:space="preserve">118 / 22 111</w:t>
-            </w:r>
-          </w:p>
-        </w:tc>
-        <w:tc>
-          <w:tcPr/>
-          <w:p>
-            <w:pPr>
-              <w:pStyle w:val="Compact"/>
-            </w:pPr>
-            <w:r>
-              <w:t xml:space="preserve">120 / 22 286</w:t>
-            </w:r>
-          </w:p>
-        </w:tc>
-      </w:tr>
-      <w:tr>
-        <w:tc>
-          <w:tcPr/>
-          <w:p>
-            <w:pPr>
-              <w:pStyle w:val="Compact"/>
-            </w:pPr>
-            <w:r>
-              <w:t xml:space="preserve">Распроданность рынка</w:t>
-            </w:r>
-          </w:p>
-        </w:tc>
-        <w:tc>
-          <w:tcPr/>
-          <w:p>
-            <w:pPr>
-              <w:pStyle w:val="Compact"/>
-            </w:pPr>
-            <w:r>
-              <w:t xml:space="preserve">31,1%</w:t>
-            </w:r>
-          </w:p>
-        </w:tc>
-        <w:tc>
-          <w:tcPr/>
-          <w:p>
-            <w:pPr>
-              <w:pStyle w:val="Compact"/>
-            </w:pPr>
+              <w:t xml:space="preserve">Рамка</w:t>
+            </w:r>
+          </w:p>
+        </w:tc>
+        <w:tc>
+          <w:tcPr/>
+          <w:p>
+            <w:pPr>
+              <w:pStyle w:val="Compact"/>
+            </w:pPr>
+            <w:r>
+              <w:t xml:space="preserve">ЕИСЖС (наш.дом.рф), objStatus=2</w:t>
+            </w:r>
+          </w:p>
+        </w:tc>
+        <w:tc>
+          <w:tcPr/>
+          <w:p>
+            <w:pPr>
+              <w:pStyle w:val="Compact"/>
+            </w:pPr>
+            <w:r>
+              <w:t xml:space="preserve">Все дома УР, введённые 01.2024–07.2026:</w:t>
+            </w:r>
+            <w:r>
+              <w:t xml:space="preserve"> </w:t>
+            </w:r>
             <w:r>
               <w:rPr>
                 <w:b/>
                 <w:bCs/>
               </w:rPr>
-              <w:t xml:space="preserve">32,4%</w:t>
+              <w:t xml:space="preserve">155 домов, 27 223 квартиры</w:t>
             </w:r>
           </w:p>
         </w:tc>
@@ -20640,33 +20498,296 @@
               <w:pStyle w:val="Compact"/>
             </w:pPr>
             <w:r>
-              <w:t xml:space="preserve">Навес-2028</w:t>
-            </w:r>
-          </w:p>
-        </w:tc>
-        <w:tc>
-          <w:tcPr/>
-          <w:p>
-            <w:pPr>
-              <w:pStyle w:val="Compact"/>
-            </w:pPr>
-            <w:r>
-              <w:t xml:space="preserve">9 796 кв (44%) / 15,4%</w:t>
-            </w:r>
-          </w:p>
-        </w:tc>
-        <w:tc>
-          <w:tcPr/>
-          <w:p>
-            <w:pPr>
-              <w:pStyle w:val="Compact"/>
+              <w:t xml:space="preserve">Остатки</w:t>
+            </w:r>
+          </w:p>
+        </w:tc>
+        <w:tc>
+          <w:tcPr/>
+          <w:p>
+            <w:pPr>
+              <w:pStyle w:val="Compact"/>
+            </w:pPr>
+            <w:r>
+              <w:t xml:space="preserve">Сайты застройщиков (шахматки/каталоги/API)</w:t>
+            </w:r>
+          </w:p>
+        </w:tc>
+        <w:tc>
+          <w:tcPr/>
+          <w:p>
+            <w:pPr>
+              <w:pStyle w:val="Compact"/>
+            </w:pPr>
+            <w:r>
+              <w:t xml:space="preserve">Свободные квартиры в сданных домах — по каждому дому</w:t>
+            </w:r>
+          </w:p>
+        </w:tc>
+      </w:tr>
+      <w:tr>
+        <w:tc>
+          <w:tcPr/>
+          <w:p>
+            <w:pPr>
+              <w:pStyle w:val="Compact"/>
+            </w:pPr>
+            <w:r>
+              <w:t xml:space="preserve">Сверка</w:t>
+            </w:r>
+          </w:p>
+        </w:tc>
+        <w:tc>
+          <w:tcPr/>
+          <w:p>
+            <w:pPr>
+              <w:pStyle w:val="Compact"/>
+            </w:pPr>
+            <w:r>
+              <w:t xml:space="preserve">Домклик + ЦИАН (активная экспозиция «от застройщика»)</w:t>
+            </w:r>
+          </w:p>
+        </w:tc>
+        <w:tc>
+          <w:tcPr/>
+          <w:p>
+            <w:pPr>
+              <w:pStyle w:val="Compact"/>
+            </w:pPr>
+            <w:r>
+              <w:t xml:space="preserve">Независимый счёт; расхождения диагностируют и данные, и маркетинг</w:t>
+            </w:r>
+          </w:p>
+        </w:tc>
+      </w:tr>
+    </w:tbl>
+    <w:p>
+      <w:pPr>
+        <w:pStyle w:val="BodyText"/>
+      </w:pPr>
+      <w:r>
+        <w:t xml:space="preserve">Сбор: рамка — через fetch() в Chrome-вкладке (API за WAF); сайты — 8 параллельных</w:t>
+      </w:r>
+      <w:r>
+        <w:t xml:space="preserve"> </w:t>
+      </w:r>
+      <w:r>
+        <w:t xml:space="preserve">субагентов (curl, парсинг SSR-JSON: Nuxt</w:t>
+      </w:r>
+      <w:r>
+        <w:t xml:space="preserve"> </w:t>
+      </w:r>
+      <w:r>
+        <w:rPr>
+          <w:rStyle w:val="VerbatimChar"/>
+        </w:rPr>
+        <w:t xml:space="preserve">__NUXT_DATA__</w:t>
+      </w:r>
+      <w:r>
+        <w:t xml:space="preserve">, Next</w:t>
+      </w:r>
+      <w:r>
+        <w:t xml:space="preserve"> </w:t>
+      </w:r>
+      <w:r>
+        <w:rPr>
+          <w:rStyle w:val="VerbatimChar"/>
+        </w:rPr>
+        <w:t xml:space="preserve">__NEXT_DATA__</w:t>
+      </w:r>
+      <w:r>
+        <w:t xml:space="preserve">/</w:t>
+      </w:r>
+      <w:r>
+        <w:rPr>
+          <w:rStyle w:val="VerbatimChar"/>
+        </w:rPr>
+        <w:t xml:space="preserve">__next_f</w:t>
+      </w:r>
+      <w:r>
+        <w:t xml:space="preserve">,</w:t>
+      </w:r>
+      <w:r>
+        <w:t xml:space="preserve"> </w:t>
+      </w:r>
+      <w:r>
+        <w:t xml:space="preserve">внутренние API); классифайды — вручную в браузере. Все сырые данные в</w:t>
+      </w:r>
+      <w:r>
+        <w:t xml:space="preserve"> </w:t>
+      </w:r>
+      <w:r>
+        <w:rPr>
+          <w:rStyle w:val="VerbatimChar"/>
+        </w:rPr>
+        <w:t xml:space="preserve">data/ready-stock/</w:t>
+      </w:r>
+      <w:r>
+        <w:t xml:space="preserve"> </w:t>
+      </w:r>
+      <w:r>
+        <w:t xml:space="preserve">и</w:t>
+      </w:r>
+      <w:r>
+        <w:t xml:space="preserve"> </w:t>
+      </w:r>
+      <w:r>
+        <w:rPr>
+          <w:rStyle w:val="VerbatimChar"/>
+        </w:rPr>
+        <w:t xml:space="preserve">data/eisgs/delivered-2024-2026.csv</w:t>
+      </w:r>
+      <w:r>
+        <w:t xml:space="preserve">.</w:t>
+      </w:r>
+    </w:p>
+    <w:bookmarkEnd w:id="125"/>
+    <w:bookmarkStart w:id="126" w:name="X1f5577399152a0465f7021ac6a3508195f3cba1"/>
+    <w:p>
+      <w:pPr>
+        <w:pStyle w:val="Heading2"/>
+      </w:pPr>
+      <w:r>
+        <w:t xml:space="preserve">2. Главная таблица: остатки топ-8 (63% всех вводов)</w:t>
+      </w:r>
+    </w:p>
+    <w:tbl>
+      <w:tblPr>
+        <w:tblStyle w:val="Table"/>
+        <w:tblW w:type="pct" w:w="5000"/>
+        <w:tblLayout w:type="fixed"/>
+        <w:tblLook w:firstRow="1" w:lastRow="0" w:firstColumn="0" w:lastColumn="0" w:noHBand="0" w:noVBand="0" w:val="0020"/>
+      </w:tblPr>
+      <w:tblGrid>
+        <w:gridCol w:w="1320"/>
+        <w:gridCol w:w="1760"/>
+        <w:gridCol w:w="1760"/>
+        <w:gridCol w:w="1760"/>
+        <w:gridCol w:w="1320"/>
+      </w:tblGrid>
+      <w:tr>
+        <w:trPr>
+          <w:tblHeader w:val="on"/>
+        </w:trPr>
+        <w:tc>
+          <w:tcPr/>
+          <w:p>
+            <w:pPr>
+              <w:pStyle w:val="Compact"/>
+            </w:pPr>
+            <w:r>
+              <w:t xml:space="preserve">Застройщик</w:t>
+            </w:r>
+          </w:p>
+        </w:tc>
+        <w:tc>
+          <w:tcPr/>
+          <w:p>
+            <w:pPr>
+              <w:pStyle w:val="Compact"/>
+              <w:jc w:val="right"/>
+            </w:pPr>
+            <w:r>
+              <w:t xml:space="preserve">Введено 2024–07.26, кв</w:t>
+            </w:r>
+          </w:p>
+        </w:tc>
+        <w:tc>
+          <w:tcPr/>
+          <w:p>
+            <w:pPr>
+              <w:pStyle w:val="Compact"/>
+              <w:jc w:val="right"/>
+            </w:pPr>
+            <w:r>
+              <w:t xml:space="preserve">Остаток от застройщика</w:t>
+            </w:r>
+          </w:p>
+        </w:tc>
+        <w:tc>
+          <w:tcPr/>
+          <w:p>
+            <w:pPr>
+              <w:pStyle w:val="Compact"/>
+              <w:jc w:val="right"/>
+            </w:pPr>
+            <w:r>
+              <w:t xml:space="preserve">% хвоста</w:t>
+            </w:r>
+          </w:p>
+        </w:tc>
+        <w:tc>
+          <w:tcPr/>
+          <w:p>
+            <w:pPr>
+              <w:pStyle w:val="Compact"/>
+            </w:pPr>
+            <w:r>
+              <w:t xml:space="preserve">Где остаток</w:t>
+            </w:r>
+          </w:p>
+        </w:tc>
+      </w:tr>
+      <w:tr>
+        <w:tc>
+          <w:tcPr/>
+          <w:p>
+            <w:pPr>
+              <w:pStyle w:val="Compact"/>
+            </w:pPr>
+            <w:r>
+              <w:t xml:space="preserve">Железно</w:t>
+            </w:r>
+          </w:p>
+        </w:tc>
+        <w:tc>
+          <w:tcPr/>
+          <w:p>
+            <w:pPr>
+              <w:pStyle w:val="Compact"/>
+              <w:jc w:val="right"/>
+            </w:pPr>
+            <w:r>
+              <w:t xml:space="preserve">1 359</w:t>
+            </w:r>
+          </w:p>
+        </w:tc>
+        <w:tc>
+          <w:tcPr/>
+          <w:p>
+            <w:pPr>
+              <w:pStyle w:val="Compact"/>
+              <w:jc w:val="right"/>
             </w:pPr>
             <w:r>
               <w:rPr>
                 <w:b/>
                 <w:bCs/>
               </w:rPr>
-              <w:t xml:space="preserve">10 035 кв (45%) / 16,0%</w:t>
+              <w:t xml:space="preserve">0</w:t>
+            </w:r>
+          </w:p>
+        </w:tc>
+        <w:tc>
+          <w:tcPr/>
+          <w:p>
+            <w:pPr>
+              <w:pStyle w:val="Compact"/>
+              <w:jc w:val="right"/>
+            </w:pPr>
+            <w:r>
+              <w:t xml:space="preserve">0%</w:t>
+            </w:r>
+          </w:p>
+        </w:tc>
+        <w:tc>
+          <w:tcPr/>
+          <w:p>
+            <w:pPr>
+              <w:pStyle w:val="Compact"/>
+            </w:pPr>
+            <w:r>
+              <w:t xml:space="preserve">сданные корпуса ZNAK распроданы и сняты с каталога</w:t>
             </w:r>
           </w:p>
         </w:tc>
@@ -20679,33 +20800,58 @@
               <w:pStyle w:val="Compact"/>
             </w:pPr>
             <w:r>
-              <w:t xml:space="preserve">Кирпич vs монолит-кирпич</w:t>
-            </w:r>
-          </w:p>
-        </w:tc>
-        <w:tc>
-          <w:tcPr/>
-          <w:p>
-            <w:pPr>
-              <w:pStyle w:val="Compact"/>
-            </w:pPr>
-            <w:r>
-              <w:t xml:space="preserve">47,3% vs 28,1% (×1,68)</w:t>
-            </w:r>
-          </w:p>
-        </w:tc>
-        <w:tc>
-          <w:tcPr/>
-          <w:p>
-            <w:pPr>
-              <w:pStyle w:val="Compact"/>
+              <w:t xml:space="preserve">Талан</w:t>
+            </w:r>
+          </w:p>
+        </w:tc>
+        <w:tc>
+          <w:tcPr/>
+          <w:p>
+            <w:pPr>
+              <w:pStyle w:val="Compact"/>
+              <w:jc w:val="right"/>
+            </w:pPr>
+            <w:r>
+              <w:t xml:space="preserve">684</w:t>
+            </w:r>
+          </w:p>
+        </w:tc>
+        <w:tc>
+          <w:tcPr/>
+          <w:p>
+            <w:pPr>
+              <w:pStyle w:val="Compact"/>
+              <w:jc w:val="right"/>
             </w:pPr>
             <w:r>
               <w:rPr>
                 <w:b/>
                 <w:bCs/>
               </w:rPr>
-              <w:t xml:space="preserve">52,0% vs 29,2% (×1,78)</w:t>
+              <w:t xml:space="preserve">0</w:t>
+            </w:r>
+          </w:p>
+        </w:tc>
+        <w:tc>
+          <w:tcPr/>
+          <w:p>
+            <w:pPr>
+              <w:pStyle w:val="Compact"/>
+              <w:jc w:val="right"/>
+            </w:pPr>
+            <w:r>
+              <w:t xml:space="preserve">0%</w:t>
+            </w:r>
+          </w:p>
+        </w:tc>
+        <w:tc>
+          <w:tcPr/>
+          <w:p>
+            <w:pPr>
+              <w:pStyle w:val="Compact"/>
+            </w:pPr>
+            <w:r>
+              <w:t xml:space="preserve">Трилогия 390/390, Атмосфера 922/922 — sold (API сайта)</w:t>
             </w:r>
           </w:p>
         </w:tc>
@@ -20718,109 +20864,58 @@
               <w:pStyle w:val="Compact"/>
             </w:pPr>
             <w:r>
-              <w:t xml:space="preserve">18–24 этажа</w:t>
-            </w:r>
-          </w:p>
-        </w:tc>
-        <w:tc>
-          <w:tcPr/>
-          <w:p>
-            <w:pPr>
-              <w:pStyle w:val="Compact"/>
-            </w:pPr>
-            <w:r>
-              <w:t xml:space="preserve">26,5%</w:t>
-            </w:r>
-          </w:p>
-        </w:tc>
-        <w:tc>
-          <w:tcPr/>
-          <w:p>
-            <w:pPr>
-              <w:pStyle w:val="Compact"/>
-            </w:pPr>
-            <w:r>
-              <w:t xml:space="preserve">27,9%</w:t>
-            </w:r>
-          </w:p>
-        </w:tc>
-      </w:tr>
-      <w:tr>
-        <w:tc>
-          <w:tcPr/>
-          <w:p>
-            <w:pPr>
-              <w:pStyle w:val="Compact"/>
-            </w:pPr>
-            <w:r>
-              <w:t xml:space="preserve">Стандарт / комфорт</w:t>
-            </w:r>
-          </w:p>
-        </w:tc>
-        <w:tc>
-          <w:tcPr/>
-          <w:p>
-            <w:pPr>
-              <w:pStyle w:val="Compact"/>
-            </w:pPr>
-            <w:r>
-              <w:t xml:space="preserve">17,5% / 33,1%</w:t>
-            </w:r>
-          </w:p>
-        </w:tc>
-        <w:tc>
-          <w:tcPr/>
-          <w:p>
-            <w:pPr>
-              <w:pStyle w:val="Compact"/>
-            </w:pPr>
-            <w:r>
-              <w:t xml:space="preserve">18,1% / 34,5%</w:t>
-            </w:r>
-          </w:p>
-        </w:tc>
-      </w:tr>
-      <w:tr>
-        <w:tc>
-          <w:tcPr/>
-          <w:p>
-            <w:pPr>
-              <w:pStyle w:val="Compact"/>
-            </w:pPr>
-            <w:r>
-              <w:t xml:space="preserve">Острова vs рынок</w:t>
-            </w:r>
-          </w:p>
-        </w:tc>
-        <w:tc>
-          <w:tcPr/>
-          <w:p>
-            <w:pPr>
-              <w:pStyle w:val="Compact"/>
-            </w:pPr>
-            <w:r>
-              <w:t xml:space="preserve">37,3% vs 31,1% (+6,2 пп)</w:t>
-            </w:r>
-          </w:p>
-        </w:tc>
-        <w:tc>
-          <w:tcPr/>
-          <w:p>
-            <w:pPr>
-              <w:pStyle w:val="Compact"/>
-            </w:pPr>
-            <w:r>
-              <w:t xml:space="preserve">37,3% vs 32,4% (</w:t>
-            </w:r>
+              <w:t xml:space="preserve">Зардон-групп</w:t>
+            </w:r>
+          </w:p>
+        </w:tc>
+        <w:tc>
+          <w:tcPr/>
+          <w:p>
+            <w:pPr>
+              <w:pStyle w:val="Compact"/>
+              <w:jc w:val="right"/>
+            </w:pPr>
+            <w:r>
+              <w:t xml:space="preserve">905</w:t>
+            </w:r>
+          </w:p>
+        </w:tc>
+        <w:tc>
+          <w:tcPr/>
+          <w:p>
+            <w:pPr>
+              <w:pStyle w:val="Compact"/>
+              <w:jc w:val="right"/>
+            </w:pPr>
             <w:r>
               <w:rPr>
                 <w:b/>
                 <w:bCs/>
               </w:rPr>
-              <w:t xml:space="preserve">+4,9 пп</w:t>
-            </w:r>
-            <w:r>
-              <w:t xml:space="preserve">)</w:t>
+              <w:t xml:space="preserve">0</w:t>
+            </w:r>
+          </w:p>
+        </w:tc>
+        <w:tc>
+          <w:tcPr/>
+          <w:p>
+            <w:pPr>
+              <w:pStyle w:val="Compact"/>
+              <w:jc w:val="right"/>
+            </w:pPr>
+            <w:r>
+              <w:t xml:space="preserve">0%</w:t>
+            </w:r>
+          </w:p>
+        </w:tc>
+        <w:tc>
+          <w:tcPr/>
+          <w:p>
+            <w:pPr>
+              <w:pStyle w:val="Compact"/>
+            </w:pPr>
+            <w:r>
+              <w:t xml:space="preserve">Домклик: «нет квартир от застройщика»; ЦИАН: то же (перекрёстно)</w:t>
             </w:r>
           </w:p>
         </w:tc>
@@ -20833,92 +20928,761 @@
               <w:pStyle w:val="Compact"/>
             </w:pPr>
             <w:r>
-              <w:t xml:space="preserve">Сдача-2026</w:t>
-            </w:r>
-          </w:p>
-        </w:tc>
-        <w:tc>
-          <w:tcPr/>
-          <w:p>
-            <w:pPr>
-              <w:pStyle w:val="Compact"/>
-            </w:pPr>
-            <w:r>
-              <w:t xml:space="preserve">63,4%</w:t>
-            </w:r>
-          </w:p>
-        </w:tc>
-        <w:tc>
-          <w:tcPr/>
-          <w:p>
-            <w:pPr>
-              <w:pStyle w:val="Compact"/>
-            </w:pPr>
-            <w:r>
-              <w:t xml:space="preserve">65,4%</w:t>
-            </w:r>
+              <w:t xml:space="preserve">КОМОССТРОЙ</w:t>
+            </w:r>
+          </w:p>
+        </w:tc>
+        <w:tc>
+          <w:tcPr/>
+          <w:p>
+            <w:pPr>
+              <w:pStyle w:val="Compact"/>
+              <w:jc w:val="right"/>
+            </w:pPr>
+            <w:r>
+              <w:t xml:space="preserve">8 930</w:t>
+            </w:r>
+          </w:p>
+        </w:tc>
+        <w:tc>
+          <w:tcPr/>
+          <w:p>
+            <w:pPr>
+              <w:pStyle w:val="Compact"/>
+              <w:jc w:val="right"/>
+            </w:pPr>
+            <w:r>
+              <w:rPr>
+                <w:b/>
+                <w:bCs/>
+              </w:rPr>
+              <w:t xml:space="preserve">64</w:t>
+            </w:r>
+          </w:p>
+        </w:tc>
+        <w:tc>
+          <w:tcPr/>
+          <w:p>
+            <w:pPr>
+              <w:pStyle w:val="Compact"/>
+              <w:jc w:val="right"/>
+            </w:pPr>
+            <w:r>
+              <w:t xml:space="preserve">0,7%</w:t>
+            </w:r>
+          </w:p>
+        </w:tc>
+        <w:tc>
+          <w:tcPr/>
+          <w:p>
+            <w:pPr>
+              <w:pStyle w:val="Compact"/>
+            </w:pPr>
+            <w:r>
+              <w:t xml:space="preserve">свежесданные 2025: Финский 19, Михайловский 19 (бизнес от 16 млн), Санвилл 18</w:t>
+            </w:r>
+          </w:p>
+        </w:tc>
+      </w:tr>
+      <w:tr>
+        <w:tc>
+          <w:tcPr/>
+          <w:p>
+            <w:pPr>
+              <w:pStyle w:val="Compact"/>
+            </w:pPr>
+            <w:r>
+              <w:t xml:space="preserve">UDS</w:t>
+            </w:r>
+          </w:p>
+        </w:tc>
+        <w:tc>
+          <w:tcPr/>
+          <w:p>
+            <w:pPr>
+              <w:pStyle w:val="Compact"/>
+              <w:jc w:val="right"/>
+            </w:pPr>
+            <w:r>
+              <w:t xml:space="preserve">1 612</w:t>
+            </w:r>
+          </w:p>
+        </w:tc>
+        <w:tc>
+          <w:tcPr/>
+          <w:p>
+            <w:pPr>
+              <w:pStyle w:val="Compact"/>
+              <w:jc w:val="right"/>
+            </w:pPr>
+            <w:r>
+              <w:rPr>
+                <w:b/>
+                <w:bCs/>
+              </w:rPr>
+              <w:t xml:space="preserve">29</w:t>
+            </w:r>
+          </w:p>
+        </w:tc>
+        <w:tc>
+          <w:tcPr/>
+          <w:p>
+            <w:pPr>
+              <w:pStyle w:val="Compact"/>
+              <w:jc w:val="right"/>
+            </w:pPr>
+            <w:r>
+              <w:t xml:space="preserve">1,8%</w:t>
+            </w:r>
+          </w:p>
+        </w:tc>
+        <w:tc>
+          <w:tcPr/>
+          <w:p>
+            <w:pPr>
+              <w:pStyle w:val="Compact"/>
+            </w:pPr>
+            <w:r>
+              <w:t xml:space="preserve">28 из 29 — «Пять континентов» д.3 (от 5,6/8,6 млн — «последние видовые»)</w:t>
+            </w:r>
+          </w:p>
+        </w:tc>
+      </w:tr>
+      <w:tr>
+        <w:tc>
+          <w:tcPr/>
+          <w:p>
+            <w:pPr>
+              <w:pStyle w:val="Compact"/>
+            </w:pPr>
+            <w:r>
+              <w:t xml:space="preserve">Федерация</w:t>
+            </w:r>
+          </w:p>
+        </w:tc>
+        <w:tc>
+          <w:tcPr/>
+          <w:p>
+            <w:pPr>
+              <w:pStyle w:val="Compact"/>
+              <w:jc w:val="right"/>
+            </w:pPr>
+            <w:r>
+              <w:t xml:space="preserve">282</w:t>
+            </w:r>
+          </w:p>
+        </w:tc>
+        <w:tc>
+          <w:tcPr/>
+          <w:p>
+            <w:pPr>
+              <w:pStyle w:val="Compact"/>
+              <w:jc w:val="right"/>
+            </w:pPr>
+            <w:r>
+              <w:rPr>
+                <w:b/>
+                <w:bCs/>
+              </w:rPr>
+              <w:t xml:space="preserve">6+</w:t>
+            </w:r>
+          </w:p>
+        </w:tc>
+        <w:tc>
+          <w:tcPr/>
+          <w:p>
+            <w:pPr>
+              <w:pStyle w:val="Compact"/>
+              <w:jc w:val="right"/>
+            </w:pPr>
+            <w:r>
+              <w:t xml:space="preserve">~2%</w:t>
+            </w:r>
+          </w:p>
+        </w:tc>
+        <w:tc>
+          <w:tcPr/>
+          <w:p>
+            <w:pPr>
+              <w:pStyle w:val="Compact"/>
+            </w:pPr>
+            <w:r>
+              <w:t xml:space="preserve">Талисман 6/266 (от 7,5 млн); Спасский (16 таунхаусов) — данных нет</w:t>
+            </w:r>
+          </w:p>
+        </w:tc>
+      </w:tr>
+      <w:tr>
+        <w:tc>
+          <w:tcPr/>
+          <w:p>
+            <w:pPr>
+              <w:pStyle w:val="Compact"/>
+            </w:pPr>
+            <w:r>
+              <w:t xml:space="preserve">Острова</w:t>
+            </w:r>
+          </w:p>
+        </w:tc>
+        <w:tc>
+          <w:tcPr/>
+          <w:p>
+            <w:pPr>
+              <w:pStyle w:val="Compact"/>
+              <w:jc w:val="right"/>
+            </w:pPr>
+            <w:r>
+              <w:t xml:space="preserve">1 425</w:t>
+            </w:r>
+          </w:p>
+        </w:tc>
+        <w:tc>
+          <w:tcPr/>
+          <w:p>
+            <w:pPr>
+              <w:pStyle w:val="Compact"/>
+              <w:jc w:val="right"/>
+            </w:pPr>
+            <w:r>
+              <w:rPr>
+                <w:b/>
+                <w:bCs/>
+              </w:rPr>
+              <w:t xml:space="preserve">79</w:t>
+            </w:r>
+          </w:p>
+        </w:tc>
+        <w:tc>
+          <w:tcPr/>
+          <w:p>
+            <w:pPr>
+              <w:pStyle w:val="Compact"/>
+              <w:jc w:val="right"/>
+            </w:pPr>
+            <w:r>
+              <w:t xml:space="preserve">5,5%</w:t>
+            </w:r>
+          </w:p>
+        </w:tc>
+        <w:tc>
+          <w:tcPr/>
+          <w:p>
+            <w:pPr>
+              <w:pStyle w:val="Compact"/>
+            </w:pPr>
+            <w:r>
+              <w:t xml:space="preserve">весь остаток — «Новый восход» (4 дома); кварталы SPEECH — в ноль</w:t>
+            </w:r>
+          </w:p>
+        </w:tc>
+      </w:tr>
+      <w:tr>
+        <w:tc>
+          <w:tcPr/>
+          <w:p>
+            <w:pPr>
+              <w:pStyle w:val="Compact"/>
+            </w:pPr>
+            <w:r>
+              <w:rPr>
+                <w:b/>
+                <w:bCs/>
+              </w:rPr>
+              <w:t xml:space="preserve">АСПЭК-Домстрой</w:t>
+            </w:r>
+          </w:p>
+        </w:tc>
+        <w:tc>
+          <w:tcPr/>
+          <w:p>
+            <w:pPr>
+              <w:pStyle w:val="Compact"/>
+              <w:jc w:val="right"/>
+            </w:pPr>
+            <w:r>
+              <w:t xml:space="preserve">1 880</w:t>
+            </w:r>
+          </w:p>
+        </w:tc>
+        <w:tc>
+          <w:tcPr/>
+          <w:p>
+            <w:pPr>
+              <w:pStyle w:val="Compact"/>
+              <w:jc w:val="right"/>
+            </w:pPr>
+            <w:r>
+              <w:rPr>
+                <w:b/>
+                <w:bCs/>
+              </w:rPr>
+              <w:t xml:space="preserve">~100–436</w:t>
+            </w:r>
+          </w:p>
+        </w:tc>
+        <w:tc>
+          <w:tcPr/>
+          <w:p>
+            <w:pPr>
+              <w:pStyle w:val="Compact"/>
+              <w:jc w:val="right"/>
+            </w:pPr>
+            <w:r>
+              <w:rPr>
+                <w:b/>
+                <w:bCs/>
+              </w:rPr>
+              <w:t xml:space="preserve">~10–23%</w:t>
+            </w:r>
+          </w:p>
+        </w:tc>
+        <w:tc>
+          <w:tcPr/>
+          <w:p>
+            <w:pPr>
+              <w:pStyle w:val="Compact"/>
+            </w:pPr>
+            <w:r>
+              <w:t xml:space="preserve">см. §3 — вилка между экспозицией и шахматкой</w:t>
+            </w:r>
+          </w:p>
+        </w:tc>
+      </w:tr>
+      <w:tr>
+        <w:tc>
+          <w:tcPr/>
+          <w:p>
+            <w:pPr>
+              <w:pStyle w:val="Compact"/>
+            </w:pPr>
+            <w:r>
+              <w:rPr>
+                <w:b/>
+                <w:bCs/>
+              </w:rPr>
+              <w:t xml:space="preserve">Итого топ-8</w:t>
+            </w:r>
+          </w:p>
+        </w:tc>
+        <w:tc>
+          <w:tcPr/>
+          <w:p>
+            <w:pPr>
+              <w:pStyle w:val="Compact"/>
+              <w:jc w:val="right"/>
+            </w:pPr>
+            <w:r>
+              <w:rPr>
+                <w:b/>
+                <w:bCs/>
+              </w:rPr>
+              <w:t xml:space="preserve">17 077</w:t>
+            </w:r>
+          </w:p>
+        </w:tc>
+        <w:tc>
+          <w:tcPr/>
+          <w:p>
+            <w:pPr>
+              <w:pStyle w:val="Compact"/>
+              <w:jc w:val="right"/>
+            </w:pPr>
+            <w:r>
+              <w:rPr>
+                <w:b/>
+                <w:bCs/>
+              </w:rPr>
+              <w:t xml:space="preserve">~280–614</w:t>
+            </w:r>
+          </w:p>
+        </w:tc>
+        <w:tc>
+          <w:tcPr/>
+          <w:p>
+            <w:pPr>
+              <w:pStyle w:val="Compact"/>
+              <w:jc w:val="right"/>
+            </w:pPr>
+            <w:r>
+              <w:rPr>
+                <w:b/>
+                <w:bCs/>
+              </w:rPr>
+              <w:t xml:space="preserve">~2–4%</w:t>
+            </w:r>
+          </w:p>
+        </w:tc>
+        <w:tc>
+          <w:tcPr/>
+          <w:p>
+            <w:pPr>
+              <w:pStyle w:val="Compact"/>
+            </w:pPr>
           </w:p>
         </w:tc>
       </w:tr>
     </w:tbl>
+    <w:bookmarkEnd w:id="126"/>
+    <w:bookmarkStart w:id="127" w:name="X9ee64802cc8c2b6908152ca51349ff03f0cddec"/>
+    <w:p>
+      <w:pPr>
+        <w:pStyle w:val="Heading2"/>
+      </w:pPr>
+      <w:r>
+        <w:t xml:space="preserve">3. АСПЭК — отдельный разбор (весь хвост региона здесь)</w:t>
+      </w:r>
+    </w:p>
+    <w:p>
+      <w:pPr>
+        <w:pStyle w:val="FirstParagraph"/>
+      </w:pPr>
+      <w:r>
+        <w:t xml:space="preserve">Три источника дают разные числа, и расхождение само по себе диагноз:</w:t>
+      </w:r>
+    </w:p>
+    <w:tbl>
+      <w:tblPr>
+        <w:tblStyle w:val="Table"/>
+        <w:tblW w:type="pct" w:w="5000"/>
+        <w:tblLayout w:type="fixed"/>
+        <w:tblLook w:firstRow="1" w:lastRow="0" w:firstColumn="0" w:lastColumn="0" w:noHBand="0" w:noVBand="0" w:val="0020"/>
+      </w:tblPr>
+      <w:tblGrid>
+        <w:gridCol w:w="1250"/>
+        <w:gridCol w:w="1667"/>
+        <w:gridCol w:w="1667"/>
+        <w:gridCol w:w="1667"/>
+        <w:gridCol w:w="1667"/>
+      </w:tblGrid>
+      <w:tr>
+        <w:trPr>
+          <w:tblHeader w:val="on"/>
+        </w:trPr>
+        <w:tc>
+          <w:tcPr/>
+          <w:p>
+            <w:pPr>
+              <w:pStyle w:val="Compact"/>
+            </w:pPr>
+            <w:r>
+              <w:t xml:space="preserve">Источник</w:t>
+            </w:r>
+          </w:p>
+        </w:tc>
+        <w:tc>
+          <w:tcPr/>
+          <w:p>
+            <w:pPr>
+              <w:pStyle w:val="Compact"/>
+              <w:jc w:val="right"/>
+            </w:pPr>
+            <w:r>
+              <w:t xml:space="preserve">BershaCity</w:t>
+            </w:r>
+          </w:p>
+        </w:tc>
+        <w:tc>
+          <w:tcPr/>
+          <w:p>
+            <w:pPr>
+              <w:pStyle w:val="Compact"/>
+              <w:jc w:val="right"/>
+            </w:pPr>
+            <w:r>
+              <w:t xml:space="preserve">АРТНОВА</w:t>
+            </w:r>
+          </w:p>
+        </w:tc>
+        <w:tc>
+          <w:tcPr/>
+          <w:p>
+            <w:pPr>
+              <w:pStyle w:val="Compact"/>
+              <w:jc w:val="right"/>
+            </w:pPr>
+            <w:r>
+              <w:t xml:space="preserve">Forest</w:t>
+            </w:r>
+          </w:p>
+        </w:tc>
+        <w:tc>
+          <w:tcPr/>
+          <w:p>
+            <w:pPr>
+              <w:pStyle w:val="Compact"/>
+              <w:jc w:val="right"/>
+            </w:pPr>
+            <w:r>
+              <w:t xml:space="preserve">Итого</w:t>
+            </w:r>
+          </w:p>
+        </w:tc>
+      </w:tr>
+      <w:tr>
+        <w:tc>
+          <w:tcPr/>
+          <w:p>
+            <w:pPr>
+              <w:pStyle w:val="Compact"/>
+            </w:pPr>
+            <w:r>
+              <w:t xml:space="preserve">Шахматка сайта (свободно)</w:t>
+            </w:r>
+          </w:p>
+        </w:tc>
+        <w:tc>
+          <w:tcPr/>
+          <w:p>
+            <w:pPr>
+              <w:pStyle w:val="Compact"/>
+              <w:jc w:val="right"/>
+            </w:pPr>
+            <w:r>
+              <w:t xml:space="preserve">53</w:t>
+            </w:r>
+          </w:p>
+        </w:tc>
+        <w:tc>
+          <w:tcPr/>
+          <w:p>
+            <w:pPr>
+              <w:pStyle w:val="Compact"/>
+              <w:jc w:val="right"/>
+            </w:pPr>
+            <w:r>
+              <w:t xml:space="preserve">171</w:t>
+            </w:r>
+          </w:p>
+        </w:tc>
+        <w:tc>
+          <w:tcPr/>
+          <w:p>
+            <w:pPr>
+              <w:pStyle w:val="Compact"/>
+              <w:jc w:val="right"/>
+            </w:pPr>
+            <w:r>
+              <w:t xml:space="preserve">212</w:t>
+            </w:r>
+          </w:p>
+        </w:tc>
+        <w:tc>
+          <w:tcPr/>
+          <w:p>
+            <w:pPr>
+              <w:pStyle w:val="Compact"/>
+              <w:jc w:val="right"/>
+            </w:pPr>
+            <w:r>
+              <w:rPr>
+                <w:b/>
+                <w:bCs/>
+              </w:rPr>
+              <w:t xml:space="preserve">436</w:t>
+            </w:r>
+          </w:p>
+        </w:tc>
+      </w:tr>
+      <w:tr>
+        <w:tc>
+          <w:tcPr/>
+          <w:p>
+            <w:pPr>
+              <w:pStyle w:val="Compact"/>
+            </w:pPr>
+            <w:r>
+              <w:t xml:space="preserve">Домклик («от застройщика», обновл. &lt;24 ч)</w:t>
+            </w:r>
+          </w:p>
+        </w:tc>
+        <w:tc>
+          <w:tcPr/>
+          <w:p>
+            <w:pPr>
+              <w:pStyle w:val="Compact"/>
+              <w:jc w:val="right"/>
+            </w:pPr>
+            <w:r>
+              <w:rPr>
+                <w:b/>
+                <w:bCs/>
+              </w:rPr>
+              <w:t xml:space="preserve">2</w:t>
+            </w:r>
+          </w:p>
+        </w:tc>
+        <w:tc>
+          <w:tcPr/>
+          <w:p>
+            <w:pPr>
+              <w:pStyle w:val="Compact"/>
+              <w:jc w:val="right"/>
+            </w:pPr>
+            <w:r>
+              <w:rPr>
+                <w:b/>
+                <w:bCs/>
+              </w:rPr>
+              <w:t xml:space="preserve">100</w:t>
+            </w:r>
+          </w:p>
+        </w:tc>
+        <w:tc>
+          <w:tcPr/>
+          <w:p>
+            <w:pPr>
+              <w:pStyle w:val="Compact"/>
+              <w:jc w:val="right"/>
+            </w:pPr>
+            <w:r>
+              <w:t xml:space="preserve">не проверялся</w:t>
+            </w:r>
+          </w:p>
+        </w:tc>
+        <w:tc>
+          <w:tcPr/>
+          <w:p>
+            <w:pPr>
+              <w:pStyle w:val="Compact"/>
+              <w:jc w:val="right"/>
+            </w:pPr>
+            <w:r>
+              <w:t xml:space="preserve">102+</w:t>
+            </w:r>
+          </w:p>
+        </w:tc>
+      </w:tr>
+      <w:tr>
+        <w:tc>
+          <w:tcPr/>
+          <w:p>
+            <w:pPr>
+              <w:pStyle w:val="Compact"/>
+            </w:pPr>
+            <w:r>
+              <w:t xml:space="preserve">ЦИАН («от застройщика»)</w:t>
+            </w:r>
+          </w:p>
+        </w:tc>
+        <w:tc>
+          <w:tcPr/>
+          <w:p>
+            <w:pPr>
+              <w:pStyle w:val="Compact"/>
+              <w:jc w:val="right"/>
+            </w:pPr>
+            <w:r>
+              <w:rPr>
+                <w:b/>
+                <w:bCs/>
+              </w:rPr>
+              <w:t xml:space="preserve">0</w:t>
+            </w:r>
+            <w:r>
+              <w:t xml:space="preserve"> </w:t>
+            </w:r>
+            <w:r>
+              <w:t xml:space="preserve">(3 от собственников)</w:t>
+            </w:r>
+          </w:p>
+        </w:tc>
+        <w:tc>
+          <w:tcPr/>
+          <w:p>
+            <w:pPr>
+              <w:pStyle w:val="Compact"/>
+              <w:jc w:val="right"/>
+            </w:pPr>
+            <w:r>
+              <w:t xml:space="preserve">—</w:t>
+            </w:r>
+          </w:p>
+        </w:tc>
+        <w:tc>
+          <w:tcPr/>
+          <w:p>
+            <w:pPr>
+              <w:pStyle w:val="Compact"/>
+              <w:jc w:val="right"/>
+            </w:pPr>
+            <w:r>
+              <w:t xml:space="preserve">—</w:t>
+            </w:r>
+          </w:p>
+        </w:tc>
+        <w:tc>
+          <w:tcPr/>
+          <w:p>
+            <w:pPr>
+              <w:pStyle w:val="Compact"/>
+              <w:jc w:val="right"/>
+            </w:pPr>
+            <w:r>
+              <w:t xml:space="preserve">—</w:t>
+            </w:r>
+          </w:p>
+        </w:tc>
+      </w:tr>
+    </w:tbl>
     <w:p>
       <w:pPr>
         <w:pStyle w:val="BodyText"/>
       </w:pPr>
       <w:r>
-        <w:t xml:space="preserve">Новые дома: «Норвежский лес 17» (КОМОССТРОЙ, 176 кв, опубл. 10.07) и корпус «Океан Сити» (UDS, 0 кв).</w:t>
-      </w:r>
-      <w:r>
-        <w:t xml:space="preserve"> </w:t>
-      </w:r>
-      <w:r>
-        <w:t xml:space="preserve">Тезисы доклада не ломаются; «кирпич лучше монолита» даже усиливается; кейс Островов слабеет</w:t>
-      </w:r>
-      <w:r>
-        <w:t xml:space="preserve"> </w:t>
-      </w:r>
-      <w:r>
-        <w:t xml:space="preserve">(+6,2 → +4,9 пп к рынку).</w:t>
-      </w:r>
-      <w:r>
-        <w:t xml:space="preserve"> </w:t>
-      </w:r>
-      <w:r>
-        <w:rPr>
-          <w:b/>
-          <w:bCs/>
-        </w:rPr>
-        <w:t xml:space="preserve">Рекомендация: перевести доклад на срез 11.07 и снять контрольный</w:t>
-      </w:r>
-      <w:r>
-        <w:rPr>
-          <w:b/>
-          <w:bCs/>
-        </w:rPr>
-        <w:t xml:space="preserve"> </w:t>
-      </w:r>
-      <w:r>
-        <w:rPr>
-          <w:b/>
-          <w:bCs/>
-        </w:rPr>
-        <w:t xml:space="preserve">срез за 1–2 дня до выступления (процедура отработана, ~10 минут).</w:t>
-      </w:r>
-      <w:r>
-        <w:t xml:space="preserve"> </w:t>
-      </w:r>
-      <w:r>
-        <w:t xml:space="preserve">Решение за автором.</w:t>
-      </w:r>
-    </w:p>
-    <w:bookmarkEnd w:id="126"/>
-    <w:bookmarkStart w:id="127" w:name="статус-данные"/>
+        <w:t xml:space="preserve">Как это читать: шахматка сайта — полный незакрытый остаток (включая придержанные лоты и</w:t>
+      </w:r>
+      <w:r>
+        <w:t xml:space="preserve"> </w:t>
+      </w:r>
+      <w:r>
+        <w:t xml:space="preserve">достраиваемые корпуса тех же проектов); классифайды — то, что реально выставлено и продаётся.</w:t>
+      </w:r>
+      <w:r>
+        <w:t xml:space="preserve"> </w:t>
+      </w:r>
+      <w:r>
+        <w:t xml:space="preserve">Правда в вилке</w:t>
+      </w:r>
+      <w:r>
+        <w:t xml:space="preserve"> </w:t>
+      </w:r>
+      <w:r>
+        <w:rPr>
+          <w:b/>
+          <w:bCs/>
+        </w:rPr>
+        <w:t xml:space="preserve">~100–436 квартир</w:t>
+      </w:r>
+      <w:r>
+        <w:t xml:space="preserve">, но оба конца плохие: либо хвост огромен, либо хвост</w:t>
+      </w:r>
+      <w:r>
+        <w:t xml:space="preserve"> </w:t>
+      </w:r>
+      <w:r>
+        <w:t xml:space="preserve">огромен И его почти не продвигают (БершаСити: 53 свободных — 2 в активной продаже).</w:t>
+      </w:r>
+      <w:r>
+        <w:t xml:space="preserve"> </w:t>
+      </w:r>
+      <w:r>
+        <w:t xml:space="preserve">Дополнительный штрих: сайт метит «строящимися» корпуса, которые по ЕИСЖС введены, — статусы</w:t>
+      </w:r>
+      <w:r>
+        <w:t xml:space="preserve"> </w:t>
+      </w:r>
+      <w:r>
+        <w:t xml:space="preserve">не обновляются. У АСПЭК же — худшая распроданность текущей стройки (4,2%).</w:t>
+      </w:r>
+    </w:p>
+    <w:bookmarkEnd w:id="127"/>
+    <w:bookmarkStart w:id="128" w:name="выводы"/>
     <w:p>
       <w:pPr>
         <w:pStyle w:val="Heading2"/>
       </w:pPr>
       <w:r>
-        <w:t xml:space="preserve">3. Статус-данные ✅</w:t>
+        <w:t xml:space="preserve">4. Выводы</w:t>
       </w:r>
     </w:p>
     <w:p>
@@ -20934,19 +21698,25 @@
           <w:b/>
           <w:bCs/>
         </w:rPr>
-        <w:t xml:space="preserve">Ключевая ставка ЦБ 14,25%</w:t>
-      </w:r>
-      <w:r>
-        <w:t xml:space="preserve"> </w:t>
-      </w:r>
-      <w:r>
-        <w:t xml:space="preserve">— подтверждена на cbr.ru 11.07.2026. ⚠️ Заседание ЦБ 24.07.2026:</w:t>
-      </w:r>
-      <w:r>
-        <w:t xml:space="preserve"> </w:t>
-      </w:r>
-      <w:r>
-        <w:t xml:space="preserve">если доклад позже — перепроверить.</w:t>
+        <w:t xml:space="preserve">Готовый хвост — не проблема рынка, а проблема одного игрока.</w:t>
+      </w:r>
+      <w:r>
+        <w:t xml:space="preserve"> </w:t>
+      </w:r>
+      <w:r>
+        <w:t xml:space="preserve">7 из 8 крупных</w:t>
+      </w:r>
+      <w:r>
+        <w:t xml:space="preserve"> </w:t>
+      </w:r>
+      <w:r>
+        <w:t xml:space="preserve">застройщиков продают сданное в 0–5,5%; итог по топ-8 — единицы процентов. Практически</w:t>
+      </w:r>
+      <w:r>
+        <w:t xml:space="preserve"> </w:t>
+      </w:r>
+      <w:r>
+        <w:t xml:space="preserve">весь замороженный остаток региона сконцентрирован у АСПЭК.</w:t>
       </w:r>
     </w:p>
     <w:p>
@@ -20962,65 +21732,134 @@
           <w:b/>
           <w:bCs/>
         </w:rPr>
-        <w:t xml:space="preserve">ЕРЗ: КОМОССТРОЙ 321 882 м², место 33 по РФ, 11 ЖК</w:t>
-      </w:r>
-      <w:r>
-        <w:t xml:space="preserve"> </w:t>
-      </w:r>
-      <w:r>
-        <w:t xml:space="preserve">— живая страница совпадает с</w:t>
-      </w:r>
-      <w:r>
-        <w:t xml:space="preserve"> </w:t>
-      </w:r>
-      <w:r>
-        <w:rPr>
-          <w:rStyle w:val="VerbatimChar"/>
-        </w:rPr>
-        <w:t xml:space="preserve">data/erz/top-developers.csv</w:t>
-      </w:r>
-      <w:r>
-        <w:t xml:space="preserve"> </w:t>
-      </w:r>
-      <w:r>
-        <w:t xml:space="preserve">(доля 28,81% на 01.07.2026). Следующее обновление ЕРЗ — 01.08.</w:t>
-      </w:r>
-    </w:p>
-    <w:bookmarkEnd w:id="127"/>
-    <w:bookmarkStart w:id="131" w:name="сайты-застройщиков-16-из-16-проверены"/>
+        <w:t xml:space="preserve">Разрыв ×30 на готовом — самое чистое доказательство «продукт решает».</w:t>
+      </w:r>
+      <w:r>
+        <w:t xml:space="preserve"> </w:t>
+      </w:r>
+      <w:r>
+        <w:t xml:space="preserve">На строящихся</w:t>
+      </w:r>
+      <w:r>
+        <w:t xml:space="preserve"> </w:t>
+      </w:r>
+      <w:r>
+        <w:t xml:space="preserve">разрывы можно было списывать на сроки сдачи; здесь сроки у всех «наступили». Кто-то</w:t>
+      </w:r>
+      <w:r>
+        <w:t xml:space="preserve"> </w:t>
+      </w:r>
+      <w:r>
+        <w:t xml:space="preserve">продаёт в ноль до ввода, кто-то сидит на сотнях готовых квартир.</w:t>
+      </w:r>
+    </w:p>
+    <w:p>
+      <w:pPr>
+        <w:pStyle w:val="Compact"/>
+        <w:numPr>
+          <w:ilvl w:val="0"/>
+          <w:numId w:val="1037"/>
+        </w:numPr>
+      </w:pPr>
+      <w:r>
+        <w:rPr>
+          <w:b/>
+          <w:bCs/>
+        </w:rPr>
+        <w:t xml:space="preserve">Паттерн остатков у сильных — «последние дорогие».</w:t>
+      </w:r>
+      <w:r>
+        <w:t xml:space="preserve"> </w:t>
+      </w:r>
+      <w:r>
+        <w:t xml:space="preserve">У КОМОССТРОЙ, UDS, Федерации</w:t>
+      </w:r>
+      <w:r>
+        <w:t xml:space="preserve"> </w:t>
+      </w:r>
+      <w:r>
+        <w:t xml:space="preserve">остатки — это единичные крупные/видовые лоты от 5,6 до 19 млн ₽ (выше потолка семейной</w:t>
+      </w:r>
+      <w:r>
+        <w:t xml:space="preserve"> </w:t>
+      </w:r>
+      <w:r>
+        <w:t xml:space="preserve">ипотеки). Готовый комфорт в лимите разбирают полностью.</w:t>
+      </w:r>
+    </w:p>
+    <w:p>
+      <w:pPr>
+        <w:pStyle w:val="Compact"/>
+        <w:numPr>
+          <w:ilvl w:val="0"/>
+          <w:numId w:val="1037"/>
+        </w:numPr>
+      </w:pPr>
+      <w:r>
+        <w:rPr>
+          <w:b/>
+          <w:bCs/>
+        </w:rPr>
+        <w:t xml:space="preserve">Цифровая гигиена сданного фонда — слепая зона.</w:t>
+      </w:r>
+      <w:r>
+        <w:t xml:space="preserve"> </w:t>
+      </w:r>
+      <w:r>
+        <w:t xml:space="preserve">Зардон: каталог закомментирован,</w:t>
+      </w:r>
+      <w:r>
+        <w:t xml:space="preserve"> </w:t>
+      </w:r>
+      <w:r>
+        <w:t xml:space="preserve">домен ЖК захвачен казино. АСПЭК: статусы не обновлены, остатки не в экспозиции.</w:t>
+      </w:r>
+      <w:r>
+        <w:t xml:space="preserve"> </w:t>
+      </w:r>
+      <w:r>
+        <w:t xml:space="preserve">Для бюро это отдельный продукт: «витрина готового» как услуга.</w:t>
+      </w:r>
+    </w:p>
+    <w:p>
+      <w:pPr>
+        <w:pStyle w:val="Compact"/>
+        <w:numPr>
+          <w:ilvl w:val="0"/>
+          <w:numId w:val="1037"/>
+        </w:numPr>
+      </w:pPr>
+      <w:r>
+        <w:rPr>
+          <w:b/>
+          <w:bCs/>
+        </w:rPr>
+        <w:t xml:space="preserve">Для доклада</w:t>
+      </w:r>
+      <w:r>
+        <w:t xml:space="preserve">: связка «вводы 2024–26 (27 223 кв) распроданы почти в ноль у сильных» +</w:t>
+      </w:r>
+      <w:r>
+        <w:t xml:space="preserve"> </w:t>
+      </w:r>
+      <w:r>
+        <w:t xml:space="preserve">«навес-2028 (10 035 кв на 16%)» даёт полный цикл аргумента: рынок умеет поглощать</w:t>
+      </w:r>
+      <w:r>
+        <w:t xml:space="preserve"> </w:t>
+      </w:r>
+      <w:r>
+        <w:t xml:space="preserve">продукт, который попадает в спрос, — и наказывает тот, который не попадает.</w:t>
+      </w:r>
+    </w:p>
+    <w:bookmarkEnd w:id="128"/>
+    <w:bookmarkStart w:id="129" w:name="границы-честности"/>
     <w:p>
       <w:pPr>
         <w:pStyle w:val="Heading2"/>
       </w:pPr>
       <w:r>
-        <w:t xml:space="preserve">4. Сайты застройщиков (16 из 16 проверены)</w:t>
-      </w:r>
-    </w:p>
-    <w:p>
-      <w:pPr>
-        <w:pStyle w:val="FirstParagraph"/>
-      </w:pPr>
-      <w:r>
-        <w:t xml:space="preserve">Сводка: подавляющее большинство признаков и цитат подтверждены дословно. Найдено:</w:t>
-      </w:r>
-      <w:r>
-        <w:t xml:space="preserve"> </w:t>
-      </w:r>
-      <w:r>
-        <w:rPr>
-          <w:b/>
-          <w:bCs/>
-        </w:rPr>
-        <w:t xml:space="preserve">1 ошибка отчёта, 1 склейка цитаты, 1 неподтверждённая цитата, 4 устаревания, 3 уточнения.</w:t>
-      </w:r>
-    </w:p>
-    <w:bookmarkStart w:id="128" w:name="ошибки-и-правки-внесены-в-документы"/>
-    <w:p>
-      <w:pPr>
-        <w:pStyle w:val="Heading3"/>
-      </w:pPr>
-      <w:r>
-        <w:t xml:space="preserve">Ошибки и правки (внесены в документы)</w:t>
+        <w:t xml:space="preserve">5. Границы честности</w:t>
       </w:r>
     </w:p>
     <w:p>
@@ -21036,89 +21875,22 @@
           <w:b/>
           <w:bCs/>
         </w:rPr>
-        <w:t xml:space="preserve">Острова — главная находка (подтверждена находка пользователя).</w:t>
-      </w:r>
-      <w:r>
-        <w:t xml:space="preserve"> </w:t>
-      </w:r>
-      <w:r>
-        <w:t xml:space="preserve">На сайте моиострова.рф</w:t>
-      </w:r>
-      <w:r>
-        <w:t xml:space="preserve"> </w:t>
-      </w:r>
-      <w:r>
-        <w:t xml:space="preserve">полный каталог</w:t>
-      </w:r>
-      <w:r>
-        <w:t xml:space="preserve"> </w:t>
-      </w:r>
-      <w:r>
-        <w:rPr>
-          <w:rStyle w:val="VerbatimChar"/>
-        </w:rPr>
-        <w:t xml:space="preserve">/flats/</w:t>
-      </w:r>
-      <w:r>
-        <w:t xml:space="preserve"> </w:t>
-      </w:r>
-      <w:r>
-        <w:t xml:space="preserve">с фильтрами; на каждой квартире кнопка «Забронировать» → форма</w:t>
-      </w:r>
-      <w:r>
-        <w:t xml:space="preserve"> </w:t>
-      </w:r>
-      <w:r>
-        <w:t xml:space="preserve">(имя + телефон + время звонка) с карточкой квартиры. Это</w:t>
-      </w:r>
-      <w:r>
-        <w:t xml:space="preserve"> </w:t>
-      </w:r>
-      <w:r>
-        <w:rPr>
-          <w:b/>
-          <w:bCs/>
-        </w:rPr>
-        <w:t xml:space="preserve">онлайн-заявка на бронь</w:t>
-      </w:r>
-      <w:r>
-        <w:t xml:space="preserve">, а не</w:t>
-      </w:r>
-      <w:r>
-        <w:t xml:space="preserve"> </w:t>
-      </w:r>
-      <w:r>
-        <w:t xml:space="preserve">«офлайновая модель („лично посетить офис”)» из досье. Нюанс: полноценной онлайн-брони</w:t>
-      </w:r>
-      <w:r>
-        <w:t xml:space="preserve"> </w:t>
-      </w:r>
-      <w:r>
-        <w:t xml:space="preserve">с оплатой и личного кабинета действительно нет — форма без оплаты. Также устарело:</w:t>
-      </w:r>
-      <w:r>
-        <w:t xml:space="preserve"> </w:t>
-      </w:r>
-      <w:r>
-        <w:t xml:space="preserve">на сайте теперь «Скидка 13%» (до 31.08, при 100% оплате/рассрочке/части ипотек) и</w:t>
-      </w:r>
-      <w:r>
-        <w:t xml:space="preserve"> </w:t>
-      </w:r>
-      <w:r>
-        <w:t xml:space="preserve">«Семейная ипотека 5,75%», платёж «от 28 387 ₽/мес» на карточке квартиры.</w:t>
-      </w:r>
-      <w:r>
-        <w:t xml:space="preserve"> </w:t>
-      </w:r>
-      <w:r>
-        <w:t xml:space="preserve">Источник старой ошибки: досье писалось по СМИ-сниппетам, когда сайт был недоступен</w:t>
-      </w:r>
-      <w:r>
-        <w:t xml:space="preserve"> </w:t>
-      </w:r>
-      <w:r>
-        <w:t xml:space="preserve">из облака; снапшот покрыл только 2 страницы.</w:t>
+        <w:t xml:space="preserve">Покрытие</w:t>
+      </w:r>
+      <w:r>
+        <w:t xml:space="preserve">: топ-8 = 63% вводов (17 077 из 27 223 кв). Хвост мелких (СТИМ, Символ,</w:t>
+      </w:r>
+      <w:r>
+        <w:t xml:space="preserve"> </w:t>
+      </w:r>
+      <w:r>
+        <w:t xml:space="preserve">РЕНТЕК, АССО, Литум, Парус, ДРГ-Тверская, Ресурс, ~10 тыс кв) не проверен — там могут</w:t>
+      </w:r>
+      <w:r>
+        <w:t xml:space="preserve"> </w:t>
+      </w:r>
+      <w:r>
+        <w:t xml:space="preserve">быть ещё очаги; проверяется тем же методом по запросу.</w:t>
       </w:r>
     </w:p>
     <w:p>
@@ -21130,35 +21902,7 @@
         </w:numPr>
       </w:pPr>
       <w:r>
-        <w:rPr>
-          <w:b/>
-          <w:bCs/>
-        </w:rPr>
-        <w:t xml:space="preserve">Level — цитата не существует.</w:t>
-      </w:r>
-      <w:r>
-        <w:t xml:space="preserve"> </w:t>
-      </w:r>
-      <w:r>
-        <w:t xml:space="preserve">«Level Group входит в ТОП-5 застройщиков с самым высоким</w:t>
-      </w:r>
-      <w:r>
-        <w:t xml:space="preserve"> </w:t>
-      </w:r>
-      <w:r>
-        <w:t xml:space="preserve">рейтингом доверия» — на живом сайте (включая /news) не найдена. Реальные факты с сайта:</w:t>
-      </w:r>
-      <w:r>
-        <w:t xml:space="preserve"> </w:t>
-      </w:r>
-      <w:r>
-        <w:t xml:space="preserve">кредитный рейтинг АКРА A-(RU) (подтверждён дек. 2025) и «топ-5 самых успешных девелоперов</w:t>
-      </w:r>
-      <w:r>
-        <w:t xml:space="preserve"> </w:t>
-      </w:r>
-      <w:r>
-        <w:t xml:space="preserve">Старой Москвы по объёму выручки, топ-3 по числу ДДУ» (по данным «Метриум», блок «Правила Level №2»).</w:t>
+        <w:t xml:space="preserve">«Остаток по шахматке» ≠ «активная экспозиция» (кейс АСПЭК) — в таблицах указано, что мерилось.</w:t>
       </w:r>
     </w:p>
     <w:p>
@@ -21170,35 +21914,13 @@
         </w:numPr>
       </w:pPr>
       <w:r>
-        <w:rPr>
-          <w:b/>
-          <w:bCs/>
-        </w:rPr>
-        <w:t xml:space="preserve">Донстрой — склейка.</w:t>
-      </w:r>
-      <w:r>
-        <w:t xml:space="preserve"> </w:t>
-      </w:r>
-      <w:r>
-        <w:t xml:space="preserve">«За 30 лет построили целый город, в котором ни один дом не похож</w:t>
-      </w:r>
-      <w:r>
-        <w:t xml:space="preserve"> </w:t>
-      </w:r>
-      <w:r>
-        <w:t xml:space="preserve">на другой» — это две разные карточки: «Мы работаем уже 30 лет! За это время построили целый</w:t>
-      </w:r>
-      <w:r>
-        <w:t xml:space="preserve"> </w:t>
-      </w:r>
-      <w:r>
-        <w:t xml:space="preserve">город!» и «7,5 млн м² … В этом городе ни один дом не похож на другой». Как единую цитату</w:t>
-      </w:r>
-      <w:r>
-        <w:t xml:space="preserve"> </w:t>
-      </w:r>
-      <w:r>
-        <w:t xml:space="preserve">использовать нельзя.</w:t>
+        <w:t xml:space="preserve">Классифайды меряют витрину, а не право собственности; часть остатков может продаваться</w:t>
+      </w:r>
+      <w:r>
+        <w:t xml:space="preserve"> </w:t>
+      </w:r>
+      <w:r>
+        <w:t xml:space="preserve">только через офис без публикации.</w:t>
       </w:r>
     </w:p>
     <w:p>
@@ -21210,23 +21932,13 @@
         </w:numPr>
       </w:pPr>
       <w:r>
-        <w:rPr>
-          <w:b/>
-          <w:bCs/>
-        </w:rPr>
-        <w:t xml:space="preserve">Донстрой — Forbes.</w:t>
-      </w:r>
-      <w:r>
-        <w:t xml:space="preserve"> </w:t>
-      </w:r>
-      <w:r>
-        <w:t xml:space="preserve">На сайте: «По данным Forbes „Донстрой” занимает первое место в рейтинге</w:t>
-      </w:r>
-      <w:r>
-        <w:t xml:space="preserve"> </w:t>
-      </w:r>
-      <w:r>
-        <w:t xml:space="preserve">уверенности застройщиков столицы в номинации „Жилье бизнес-класса”» — без «№1» и без года 2024.</w:t>
+        <w:t xml:space="preserve">Темп поглощения готового (мес. на распродажу) не считался — нужен помесячный ряд сделок</w:t>
+      </w:r>
+      <w:r>
+        <w:t xml:space="preserve"> </w:t>
+      </w:r>
+      <w:r>
+        <w:t xml:space="preserve">(Росреестр), собирается отдельно.</w:t>
       </w:r>
     </w:p>
     <w:p>
@@ -21238,23 +21950,7 @@
         </w:numPr>
       </w:pPr>
       <w:r>
-        <w:rPr>
-          <w:b/>
-          <w:bCs/>
-        </w:rPr>
-        <w:t xml:space="preserve">Железно — Face ID не подтверждён.</w:t>
-      </w:r>
-      <w:r>
-        <w:t xml:space="preserve"> </w:t>
-      </w:r>
-      <w:r>
-        <w:t xml:space="preserve">На странице ЖК «Миры» фраза отсутствует; фича описана</w:t>
-      </w:r>
-      <w:r>
-        <w:t xml:space="preserve"> </w:t>
-      </w:r>
-      <w:r>
-        <w:t xml:space="preserve">как бесконтактный доступ («Технологии доступа работают бесконтактно…»). «Face ID» пришёл из СМИ.</w:t>
+        <w:t xml:space="preserve">Федерация/Спасский: 16 таунхаусов без публичных данных.</w:t>
       </w:r>
     </w:p>
     <w:p>
@@ -21266,510 +21962,100 @@
         </w:numPr>
       </w:pPr>
       <w:r>
-        <w:rPr>
-          <w:b/>
-          <w:bCs/>
-        </w:rPr>
-        <w:t xml:space="preserve">КОМОССТРОЙ — цитата первого экрана устарела.</w:t>
-      </w:r>
-      <w:r>
-        <w:t xml:space="preserve"> </w:t>
-      </w:r>
-      <w:r>
-        <w:t xml:space="preserve">«Скидка на все квартиры! 5%» → сейчас ротация:</w:t>
-      </w:r>
-      <w:r>
-        <w:t xml:space="preserve"> </w:t>
-      </w:r>
-      <w:r>
-        <w:t xml:space="preserve">«5% на квартиры от Комосстрой! Предложение ограничено» (до 31.07), «Скидка … до 15%!» и др.</w:t>
-      </w:r>
-      <w:r>
-        <w:t xml:space="preserve"> </w:t>
-      </w:r>
-      <w:r>
-        <w:t xml:space="preserve">Смысл («голая скидка») сохраняется, дословность — нет. Для доклада цитату датировать срезом</w:t>
-      </w:r>
-      <w:r>
-        <w:t xml:space="preserve"> </w:t>
-      </w:r>
-      <w:r>
-        <w:t xml:space="preserve">или снять свежий скриншот накануне.</w:t>
-      </w:r>
-    </w:p>
-    <w:p>
-      <w:pPr>
-        <w:pStyle w:val="Compact"/>
-        <w:numPr>
-          <w:ilvl w:val="0"/>
-          <w:numId w:val="1038"/>
-        </w:numPr>
-      </w:pPr>
-      <w:r>
-        <w:rPr>
-          <w:b/>
-          <w:bCs/>
-        </w:rPr>
-        <w:t xml:space="preserve">Эталон — ЛК существует.</w:t>
-      </w:r>
-      <w:r>
-        <w:t xml:space="preserve"> </w:t>
-      </w:r>
-      <w:r>
-        <w:t xml:space="preserve">lk.etalongroup.ru — иконка в шапке без текста (поэтому текстовый</w:t>
-      </w:r>
-      <w:r>
-        <w:t xml:space="preserve"> </w:t>
-      </w:r>
-      <w:r>
-        <w:t xml:space="preserve">сбор её не увидел) + «Онлайн-оплата» в футере. Вердикт «частично» был занижен.</w:t>
-      </w:r>
-    </w:p>
-    <w:bookmarkEnd w:id="128"/>
-    <w:bookmarkStart w:id="129" w:name="Xbf36eb31f0ecc9631098398a28f69209ae8c7db"/>
-    <w:p>
-      <w:pPr>
-        <w:pStyle w:val="Heading3"/>
-      </w:pPr>
-      <w:r>
-        <w:t xml:space="preserve">Подтверждено дословно (ключевое для доклада)</w:t>
-      </w:r>
-    </w:p>
-    <w:p>
-      <w:pPr>
-        <w:pStyle w:val="Compact"/>
-        <w:numPr>
-          <w:ilvl w:val="0"/>
-          <w:numId w:val="1039"/>
-        </w:numPr>
-      </w:pPr>
-      <w:r>
-        <w:rPr>
-          <w:b/>
-          <w:bCs/>
-        </w:rPr>
-        <w:t xml:space="preserve">Setl:</w:t>
-      </w:r>
-      <w:r>
-        <w:t xml:space="preserve"> </w:t>
-      </w:r>
-      <w:r>
-        <w:t xml:space="preserve">«Сэтл – это честно. Мы не просто строим дома. Мы строим доверие.» ✅;</w:t>
-      </w:r>
-      <w:r>
-        <w:t xml:space="preserve"> </w:t>
-      </w:r>
-      <w:r>
-        <w:t xml:space="preserve">«Квартира каждому — от 33 тыс. ₽ в месяц, ипотека» (акция до 31.07.2026) ✅;</w:t>
-      </w:r>
-      <w:r>
-        <w:t xml:space="preserve"> </w:t>
-      </w:r>
-      <w:r>
-        <w:t xml:space="preserve">золотой знак «Надежный застройщик России-2025» ✅. Веб-камеры: функция жива</w:t>
-      </w:r>
-      <w:r>
-        <w:t xml:space="preserve"> </w:t>
-      </w:r>
-      <w:r>
-        <w:t xml:space="preserve">(api.setl.ru/player/kirochnaya.html), но название вкладки не подтверждено — в докладе</w:t>
-      </w:r>
-      <w:r>
-        <w:t xml:space="preserve"> </w:t>
-      </w:r>
-      <w:r>
-        <w:t xml:space="preserve">говорить «трансляция со стройки».</w:t>
-      </w:r>
-    </w:p>
-    <w:p>
-      <w:pPr>
-        <w:pStyle w:val="Compact"/>
-        <w:numPr>
-          <w:ilvl w:val="0"/>
-          <w:numId w:val="1039"/>
-        </w:numPr>
-      </w:pPr>
-      <w:r>
-        <w:rPr>
-          <w:b/>
-          <w:bCs/>
-        </w:rPr>
-        <w:t xml:space="preserve">Самолёт:</w:t>
-      </w:r>
-      <w:r>
-        <w:t xml:space="preserve"> </w:t>
-      </w:r>
-      <w:r>
-        <w:t xml:space="preserve">«Химки Парк от 5,2 млн ₽» ✅; «Авторская архитектура от DDD Architects» ✅</w:t>
-      </w:r>
-      <w:r>
-        <w:t xml:space="preserve"> </w:t>
-      </w:r>
-      <w:r>
-        <w:t xml:space="preserve">(сейчас — в блоке ниже первого экрана страницы проекта). Первый экран главной 11.07:</w:t>
-      </w:r>
-      <w:r>
-        <w:t xml:space="preserve"> </w:t>
-      </w:r>
-      <w:r>
-        <w:t xml:space="preserve">«Своя квартира</w:t>
-      </w:r>
-      <w:r>
-        <w:t xml:space="preserve"> </w:t>
-      </w:r>
-      <w:r>
-        <w:rPr>
-          <w:b/>
-          <w:bCs/>
-        </w:rPr>
-        <w:t xml:space="preserve">от 10 500 ₽ в месяц</w:t>
-      </w:r>
-      <w:r>
-        <w:t xml:space="preserve">» с таймером — федеральный паттерн платежа стал ещё ярче.</w:t>
-      </w:r>
-    </w:p>
-    <w:p>
-      <w:pPr>
-        <w:pStyle w:val="Compact"/>
-        <w:numPr>
-          <w:ilvl w:val="0"/>
-          <w:numId w:val="1039"/>
-        </w:numPr>
-      </w:pPr>
-      <w:r>
-        <w:rPr>
-          <w:b/>
-          <w:bCs/>
-        </w:rPr>
-        <w:t xml:space="preserve">ПИК:</w:t>
-      </w:r>
-      <w:r>
-        <w:t xml:space="preserve"> </w:t>
-      </w:r>
-      <w:r>
-        <w:t xml:space="preserve">«11,9% на весь срок / 20% первый взнос», «Выгодно сейчас −15% до 15.07» ✅</w:t>
-      </w:r>
-      <w:r>
-        <w:t xml:space="preserve"> </w:t>
-      </w:r>
-      <w:r>
-        <w:t xml:space="preserve">(⚠️ акция истекает 15.07); бейджи «Онлайн» на карточках, «Как купить квартиру онлайн» ✅.</w:t>
-      </w:r>
-    </w:p>
-    <w:p>
-      <w:pPr>
-        <w:pStyle w:val="Compact"/>
-        <w:numPr>
-          <w:ilvl w:val="0"/>
-          <w:numId w:val="1039"/>
-        </w:numPr>
-      </w:pPr>
-      <w:r>
-        <w:rPr>
-          <w:b/>
-          <w:bCs/>
-        </w:rPr>
-        <w:t xml:space="preserve">А101:</w:t>
-      </w:r>
-      <w:r>
-        <w:t xml:space="preserve"> </w:t>
-      </w:r>
-      <w:r>
-        <w:t xml:space="preserve">«Мы строим города, в которых хочется жить» ✅ дословно; MORS ARCHITECTS только</w:t>
-      </w:r>
-      <w:r>
-        <w:t xml:space="preserve"> </w:t>
-      </w:r>
-      <w:r>
-        <w:t xml:space="preserve">для паркинга ✅; «Дом на Джалиля от 18,7 млн ₽» ✅.</w:t>
-      </w:r>
-    </w:p>
-    <w:p>
-      <w:pPr>
-        <w:pStyle w:val="Compact"/>
-        <w:numPr>
-          <w:ilvl w:val="0"/>
-          <w:numId w:val="1039"/>
-        </w:numPr>
-      </w:pPr>
-      <w:r>
-        <w:rPr>
-          <w:b/>
-          <w:bCs/>
-        </w:rPr>
-        <w:t xml:space="preserve">Level:</w:t>
-      </w:r>
-      <w:r>
-        <w:t xml:space="preserve"> </w:t>
-      </w:r>
-      <w:r>
-        <w:t xml:space="preserve">«-35% на квартиры» на первом экране ✅ (акция «Июль2026»); ARCH(E)TYPE и GAFA ✅ дословно.</w:t>
-      </w:r>
-    </w:p>
-    <w:p>
-      <w:pPr>
-        <w:pStyle w:val="Compact"/>
-        <w:numPr>
-          <w:ilvl w:val="0"/>
-          <w:numId w:val="1039"/>
-        </w:numPr>
-      </w:pPr>
-      <w:r>
-        <w:rPr>
-          <w:b/>
-          <w:bCs/>
-        </w:rPr>
-        <w:t xml:space="preserve">Брусника:</w:t>
-      </w:r>
-      <w:r>
-        <w:t xml:space="preserve"> </w:t>
-      </w:r>
-      <w:r>
-        <w:t xml:space="preserve">«Снизили цены: квартиры со скидкой до 16,5 млн руб.» (до 31 июля) ✅; /lk/ ✅.</w:t>
-      </w:r>
-    </w:p>
-    <w:p>
-      <w:pPr>
-        <w:pStyle w:val="Compact"/>
-        <w:numPr>
-          <w:ilvl w:val="0"/>
-          <w:numId w:val="1039"/>
-        </w:numPr>
-      </w:pPr>
-      <w:r>
-        <w:rPr>
-          <w:b/>
-          <w:bCs/>
-        </w:rPr>
-        <w:t xml:space="preserve">UDS:</w:t>
-      </w:r>
-      <w:r>
-        <w:t xml:space="preserve"> </w:t>
-      </w:r>
-      <w:r>
-        <w:t xml:space="preserve">«Выбрать квартиру на плане», кабинеты клиента/риелтора, «Цифровая сделка» с УКЭП,</w:t>
-      </w:r>
-      <w:r>
-        <w:t xml:space="preserve"> </w:t>
-      </w:r>
-      <w:r>
-        <w:t xml:space="preserve">трекер стройки 52% (май 2026), «сотрудничаем с … mla+, Benoy, cie.nl, Dyer» ✅ — всё дословно.</w:t>
-      </w:r>
-    </w:p>
-    <w:p>
-      <w:pPr>
-        <w:pStyle w:val="Compact"/>
-        <w:numPr>
-          <w:ilvl w:val="0"/>
-          <w:numId w:val="1039"/>
-        </w:numPr>
-      </w:pPr>
-      <w:r>
-        <w:rPr>
-          <w:b/>
-          <w:bCs/>
-        </w:rPr>
-        <w:t xml:space="preserve">Талан:</w:t>
-      </w:r>
-      <w:r>
-        <w:t xml:space="preserve"> </w:t>
-      </w:r>
-      <w:r>
-        <w:t xml:space="preserve">«С заботой о людях и теплом для родных городов» ✅; 3D-туры ✅; Cubica (двор) ✅;</w:t>
-      </w:r>
-      <w:r>
-        <w:t xml:space="preserve"> </w:t>
-      </w:r>
-      <w:r>
-        <w:t xml:space="preserve">приложение с онлайн-бронью ✅. Цифра калькулятора сменилась: было «от 14 699 ₽/мес» →</w:t>
-      </w:r>
-      <w:r>
-        <w:t xml:space="preserve"> </w:t>
-      </w:r>
-      <w:r>
-        <w:t xml:space="preserve">«от 29 378 ₽/мес» (дефолтная программа «Военная») — в доклад конкретную цифру не брать.</w:t>
-      </w:r>
-    </w:p>
-    <w:p>
-      <w:pPr>
-        <w:pStyle w:val="Compact"/>
-        <w:numPr>
-          <w:ilvl w:val="0"/>
-          <w:numId w:val="1039"/>
-        </w:numPr>
-      </w:pPr>
-      <w:r>
-        <w:rPr>
-          <w:b/>
-          <w:bCs/>
-        </w:rPr>
-        <w:t xml:space="preserve">Железно:</w:t>
-      </w:r>
-      <w:r>
-        <w:t xml:space="preserve"> </w:t>
-      </w:r>
-      <w:r>
-        <w:t xml:space="preserve">«Девелопмент со смыслом» ✅; трейд-ин с проживанием, семейная 3,5%, скидка 12%</w:t>
-      </w:r>
-      <w:r>
-        <w:t xml:space="preserve"> </w:t>
-      </w:r>
-      <w:r>
-        <w:t xml:space="preserve">учителям/медикам/СВО ✅; платёж в карточках теперь «от 12 646 ₽/мес» (было 14 878 — дрейф цен).</w:t>
-      </w:r>
-    </w:p>
-    <w:p>
-      <w:pPr>
-        <w:pStyle w:val="Compact"/>
-        <w:numPr>
-          <w:ilvl w:val="0"/>
-          <w:numId w:val="1039"/>
-        </w:numPr>
-      </w:pPr>
-      <w:r>
-        <w:rPr>
-          <w:b/>
-          <w:bCs/>
-        </w:rPr>
-        <w:t xml:space="preserve">Федерация:</w:t>
-      </w:r>
-      <w:r>
-        <w:t xml:space="preserve"> </w:t>
-      </w:r>
-      <w:r>
-        <w:t xml:space="preserve">«СТРОИМ СЕРЬЁЗНО» ✅; ноль инструментов ✅;</w:t>
-      </w:r>
-      <w:r>
-        <w:t xml:space="preserve"> </w:t>
-      </w:r>
-      <w:r>
-        <w:rPr>
-          <w:b/>
-          <w:bCs/>
-        </w:rPr>
-        <w:t xml:space="preserve">бюро «МАДИ» подтверждено на живом</w:t>
-      </w:r>
-      <w:r>
-        <w:rPr>
-          <w:b/>
-          <w:bCs/>
-        </w:rPr>
-        <w:t xml:space="preserve"> </w:t>
-      </w:r>
-      <w:r>
-        <w:rPr>
-          <w:b/>
-          <w:bCs/>
-        </w:rPr>
-        <w:t xml:space="preserve">лендинге жк-форум.рф, с именем: «название, архитектура, исполнение, разработанные архитектурным</w:t>
-      </w:r>
-      <w:r>
-        <w:rPr>
-          <w:b/>
-          <w:bCs/>
-        </w:rPr>
-        <w:t xml:space="preserve"> </w:t>
-      </w:r>
-      <w:r>
-        <w:rPr>
-          <w:b/>
-          <w:bCs/>
-        </w:rPr>
-        <w:t xml:space="preserve">бюро „МАДИ” Дмитрия Максимова»</w:t>
-      </w:r>
-      <w:r>
-        <w:t xml:space="preserve"> </w:t>
-      </w:r>
-      <w:r>
-        <w:t xml:space="preserve">(на основном сайте federacia18.ru архитектор не упомянут).</w:t>
-      </w:r>
-    </w:p>
-    <w:p>
-      <w:pPr>
-        <w:pStyle w:val="Compact"/>
-        <w:numPr>
-          <w:ilvl w:val="0"/>
-          <w:numId w:val="1039"/>
-        </w:numPr>
-      </w:pPr>
-      <w:r>
-        <w:rPr>
-          <w:b/>
-          <w:bCs/>
-        </w:rPr>
-        <w:t xml:space="preserve">Зардон:</w:t>
-      </w:r>
-      <w:r>
-        <w:t xml:space="preserve"> </w:t>
-      </w:r>
-      <w:r>
-        <w:t xml:space="preserve">все 8 признаков ✅ («худший» статус устоял).</w:t>
-      </w:r>
-    </w:p>
-    <w:p>
-      <w:pPr>
-        <w:pStyle w:val="Compact"/>
-        <w:numPr>
-          <w:ilvl w:val="0"/>
-          <w:numId w:val="1039"/>
-        </w:numPr>
-      </w:pPr>
-      <w:r>
-        <w:rPr>
-          <w:b/>
-          <w:bCs/>
-        </w:rPr>
-        <w:t xml:space="preserve">АСПЭК:</w:t>
-      </w:r>
-      <w:r>
-        <w:t xml:space="preserve"> </w:t>
-      </w:r>
-      <w:r>
-        <w:t xml:space="preserve">уточнения в плюс: на карточке проекта есть «Ход строительства» с датированными</w:t>
-      </w:r>
-      <w:r>
-        <w:t xml:space="preserve"> </w:t>
-      </w:r>
-      <w:r>
-        <w:t xml:space="preserve">фотоотчётами; на /buy — только 4 ипотечные программы, рассрочки/трейд-ина нет.</w:t>
-      </w:r>
-    </w:p>
-    <w:p>
-      <w:pPr>
-        <w:pStyle w:val="Compact"/>
-        <w:numPr>
-          <w:ilvl w:val="0"/>
-          <w:numId w:val="1039"/>
-        </w:numPr>
-      </w:pPr>
-      <w:r>
-        <w:rPr>
-          <w:b/>
-          <w:bCs/>
-        </w:rPr>
-        <w:t xml:space="preserve">Донстрой:</w:t>
-      </w:r>
-      <w:r>
-        <w:t xml:space="preserve"> </w:t>
-      </w:r>
-      <w:r>
-        <w:t xml:space="preserve">«Остров. 12.1 — Квартиры бизнес-класса на первой линии у реки» ✅; онлайн-камеры</w:t>
-      </w:r>
-      <w:r>
-        <w:t xml:space="preserve"> </w:t>
-      </w:r>
-      <w:r>
-        <w:t xml:space="preserve">реально работают (API отдаёт 5 камер по «Острову») ✅.</w:t>
+        <w:t xml:space="preserve">Срез разовый (22.07.2026); повторный замер тем же методом — ~30 минут.</w:t>
+      </w:r>
+    </w:p>
+    <w:p>
+      <w:r>
+        <w:pict>
+          <v:rect style="width:0;height:1.5pt" o:hralign="center" o:hrstd="t" o:hr="t"/>
+        </w:pict>
+      </w:r>
+    </w:p>
+    <w:p>
+      <w:pPr>
+        <w:pStyle w:val="FirstParagraph"/>
+      </w:pPr>
+      <w:r>
+        <w:rPr>
+          <w:i/>
+          <w:iCs/>
+        </w:rPr>
+        <w:t xml:space="preserve">Данные:</w:t>
+      </w:r>
+      <w:r>
+        <w:rPr>
+          <w:i/>
+          <w:iCs/>
+        </w:rPr>
+        <w:t xml:space="preserve"> </w:t>
+      </w:r>
+      <w:r>
+        <w:rPr>
+          <w:rStyle w:val="VerbatimChar"/>
+          <w:i/>
+          <w:iCs/>
+        </w:rPr>
+        <w:t xml:space="preserve">data/eisgs/delivered-2024-2026.csv</w:t>
+      </w:r>
+      <w:r>
+        <w:rPr>
+          <w:i/>
+          <w:iCs/>
+        </w:rPr>
+        <w:t xml:space="preserve"> </w:t>
+      </w:r>
+      <w:r>
+        <w:rPr>
+          <w:i/>
+          <w:iCs/>
+        </w:rPr>
+        <w:t xml:space="preserve">(рамка),</w:t>
+      </w:r>
+      <w:r>
+        <w:rPr>
+          <w:i/>
+          <w:iCs/>
+        </w:rPr>
+        <w:t xml:space="preserve"> </w:t>
+      </w:r>
+      <w:r>
+        <w:rPr>
+          <w:rStyle w:val="VerbatimChar"/>
+          <w:i/>
+          <w:iCs/>
+        </w:rPr>
+        <w:t xml:space="preserve">data/ready-stock/site-ostatki-2026-07-22.json</w:t>
+      </w:r>
+      <w:r>
+        <w:rPr>
+          <w:i/>
+          <w:iCs/>
+        </w:rPr>
+        <w:t xml:space="preserve"> </w:t>
+      </w:r>
+      <w:r>
+        <w:rPr>
+          <w:i/>
+          <w:iCs/>
+        </w:rPr>
+        <w:t xml:space="preserve">(остатки+сверка). Метод воспроизводим; скрипты парсеров — в scratchpad-архивах агентов.</w:t>
+      </w:r>
+    </w:p>
+    <w:p>
+      <w:r>
+        <w:br w:type="page"/>
       </w:r>
     </w:p>
     <w:bookmarkEnd w:id="129"/>
-    <w:bookmarkStart w:id="130" w:name="артефакты-ротации-не-ошибки"/>
-    <w:p>
-      <w:pPr>
-        <w:pStyle w:val="Heading3"/>
-      </w:pPr>
-      <w:r>
-        <w:t xml:space="preserve">Артефакты ротации (не ошибки)</w:t>
+    <w:bookmarkEnd w:id="130"/>
+    <w:bookmarkStart w:id="142" w:name="глава-8.-методика-и-факт-чек"/>
+    <w:p>
+      <w:pPr>
+        <w:pStyle w:val="Heading1"/>
+      </w:pPr>
+      <w:r>
+        <w:t xml:space="preserve">Глава 8. Методика и факт-чек</w:t>
       </w:r>
     </w:p>
     <w:p>
@@ -21777,24 +22063,234 @@
         <w:pStyle w:val="FirstParagraph"/>
       </w:pPr>
       <w:r>
-        <w:t xml:space="preserve">Первые экраны с каруселями (UDS, Донстрой, КОМОССТРОЙ, Самолёт) показывают разные слайды в разные</w:t>
-      </w:r>
-      <w:r>
-        <w:t xml:space="preserve"> </w:t>
-      </w:r>
-      <w:r>
-        <w:t xml:space="preserve">дни — дословные цитаты первых экранов нужно датировать срезом или проверять накануне доклада.</w:t>
-      </w:r>
-    </w:p>
-    <w:bookmarkEnd w:id="130"/>
+        <w:t xml:space="preserve">Полная проверка достоверности данных исследования перед докладом. Триггер — находка</w:t>
+      </w:r>
+      <w:r>
+        <w:t xml:space="preserve"> </w:t>
+      </w:r>
+      <w:r>
+        <w:t xml:space="preserve">пользователя: сайт «Островов» позволяет оставить заявку на бронь онлайн, тогда как в</w:t>
+      </w:r>
+      <w:r>
+        <w:t xml:space="preserve"> </w:t>
+      </w:r>
+      <w:r>
+        <w:t xml:space="preserve">бенчмарке утверждалась «осознанно офлайновая модель продаж».</w:t>
+      </w:r>
+    </w:p>
+    <w:p>
+      <w:pPr>
+        <w:pStyle w:val="BodyText"/>
+      </w:pPr>
+      <w:r>
+        <w:rPr>
+          <w:b/>
+          <w:bCs/>
+        </w:rPr>
+        <w:t xml:space="preserve">Методика.</w:t>
+      </w:r>
+      <w:r>
+        <w:t xml:space="preserve"> </w:t>
+      </w:r>
+      <w:r>
+        <w:t xml:space="preserve">Проверка велась из локальной сессии с российским IP (доступны и госсайты,</w:t>
+      </w:r>
+      <w:r>
+        <w:t xml:space="preserve"> </w:t>
+      </w:r>
+      <w:r>
+        <w:t xml:space="preserve">и сайты застройщиков). Четыре корзины: (1) пересчёт всех цифр из</w:t>
+      </w:r>
+      <w:r>
+        <w:t xml:space="preserve"> </w:t>
+      </w:r>
+      <w:r>
+        <w:rPr>
+          <w:rStyle w:val="VerbatimChar"/>
+        </w:rPr>
+        <w:t xml:space="preserve">data/eisgs/houses.csv</w:t>
+      </w:r>
+      <w:r>
+        <w:t xml:space="preserve">;</w:t>
+      </w:r>
+      <w:r>
+        <w:t xml:space="preserve"> </w:t>
+      </w:r>
+      <w:r>
+        <w:t xml:space="preserve">(2) живой обход 16 сайтов застройщиков — 13 субагентами через curl, ПИК/Самолёт/Острова</w:t>
+      </w:r>
+      <w:r>
+        <w:t xml:space="preserve"> </w:t>
+      </w:r>
+      <w:r>
+        <w:t xml:space="preserve">вручную через Chrome (Qrator WAF и проверка кликов); (3) перепроверка СМИ-фактов с открытием</w:t>
+      </w:r>
+      <w:r>
+        <w:t xml:space="preserve"> </w:t>
+      </w:r>
+      <w:r>
+        <w:t xml:space="preserve">первоисточников; (4) свежий срез ЕИСЖС через fetch() во вкладке Chrome (API за WAF Servicepipe).</w:t>
+      </w:r>
+    </w:p>
+    <w:p>
+      <w:r>
+        <w:pict>
+          <v:rect style="width:0;height:1.5pt" o:hralign="center" o:hrstd="t" o:hr="t"/>
+        </w:pict>
+      </w:r>
+    </w:p>
+    <w:bookmarkStart w:id="131" w:name="X7c0c0414862de10c846e1173759063d47923820"/>
+    <w:p>
+      <w:pPr>
+        <w:pStyle w:val="Heading2"/>
+      </w:pPr>
+      <w:r>
+        <w:t xml:space="preserve">1. Цифры доклада (ЕИСЖС, срез 08.07) — ВСЕ ПОДТВЕРЖДЕНЫ ✅</w:t>
+      </w:r>
+    </w:p>
+    <w:p>
+      <w:pPr>
+        <w:pStyle w:val="FirstParagraph"/>
+      </w:pPr>
+      <w:r>
+        <w:t xml:space="preserve">Пересчёт</w:t>
+      </w:r>
+      <w:r>
+        <w:t xml:space="preserve"> </w:t>
+      </w:r>
+      <w:r>
+        <w:rPr>
+          <w:rStyle w:val="VerbatimChar"/>
+        </w:rPr>
+        <w:t xml:space="preserve">analyze_houses.py</w:t>
+      </w:r>
+      <w:r>
+        <w:t xml:space="preserve"> </w:t>
+      </w:r>
+      <w:r>
+        <w:t xml:space="preserve">по</w:t>
+      </w:r>
+      <w:r>
+        <w:t xml:space="preserve"> </w:t>
+      </w:r>
+      <w:r>
+        <w:rPr>
+          <w:rStyle w:val="VerbatimChar"/>
+        </w:rPr>
+        <w:t xml:space="preserve">houses.csv</w:t>
+      </w:r>
+      <w:r>
+        <w:t xml:space="preserve"> </w:t>
+      </w:r>
+      <w:r>
+        <w:t xml:space="preserve">воспроизводит каждую цифру доклада:</w:t>
+      </w:r>
+      <w:r>
+        <w:t xml:space="preserve"> </w:t>
+      </w:r>
+      <w:r>
+        <w:t xml:space="preserve">118 домов / 22 111 квартир / ~1,09 млн м² / 31,1%; навес-2028 (9 796 кв = 44,3%, распродано 15,4%);</w:t>
+      </w:r>
+      <w:r>
+        <w:t xml:space="preserve"> </w:t>
+      </w:r>
+      <w:r>
+        <w:t xml:space="preserve">кирпич 47,3% vs монолит-кирпич 28,1% (×1,68); 18–24 эт. — 11 144 кв (50,4% рынка), 26,5%;</w:t>
+      </w:r>
+      <w:r>
+        <w:t xml:space="preserve"> </w:t>
+      </w:r>
+      <w:r>
+        <w:t xml:space="preserve">классы: комфорт 33,1% / стандарт 17,5% / элитный 14,0%; цена 130–160 тыс — 37,2%, 160–200 — 23,4%;</w:t>
+      </w:r>
+      <w:r>
+        <w:t xml:space="preserve"> </w:t>
+      </w:r>
+      <w:r>
+        <w:t xml:space="preserve">Острова 3 дома / 989 кв / 37,3%; агломерация 95,3% квартир (Ижевск 72,7% + Завьялово 22,6%).</w:t>
+      </w:r>
+    </w:p>
+    <w:p>
+      <w:pPr>
+        <w:pStyle w:val="BodyText"/>
+      </w:pPr>
+      <w:r>
+        <w:t xml:space="preserve">Нюансы формулировок:</w:t>
+      </w:r>
+      <w:r>
+        <w:t xml:space="preserve"> </w:t>
+      </w:r>
+      <w:r>
+        <w:t xml:space="preserve">- «Разброс ×20, от 4% до 80%» — это АСПЭК-Домстрой 4,2% → АССО-Строй 80,7% (×19,2).</w:t>
+      </w:r>
+      <w:r>
+        <w:t xml:space="preserve"> </w:t>
+      </w:r>
+      <w:r>
+        <w:t xml:space="preserve">Формально в данных есть и Символ Девелопмент 2,8% (1 дом), т.е. фактический разброс до ×28 —</w:t>
+      </w:r>
+      <w:r>
+        <w:t xml:space="preserve"> </w:t>
+      </w:r>
+      <w:r>
+        <w:t xml:space="preserve">заявление ×20 консервативно, не уязвимо.</w:t>
+      </w:r>
+      <w:r>
+        <w:t xml:space="preserve"> </w:t>
+      </w:r>
+      <w:r>
+        <w:t xml:space="preserve">- Распроданность известна у 98 из 118 домов; 31,1% — взвешенное по квартирам среднее по ним.</w:t>
+      </w:r>
+    </w:p>
     <w:bookmarkEnd w:id="131"/>
-    <w:bookmarkStart w:id="132" w:name="сми-факты"/>
+    <w:bookmarkStart w:id="132" w:name="X514a38114cfc9ab4f78b429eda04b9258bac894"/>
     <w:p>
       <w:pPr>
         <w:pStyle w:val="Heading2"/>
       </w:pPr>
       <w:r>
-        <w:t xml:space="preserve">5. СМИ-факты</w:t>
+        <w:t xml:space="preserve">2. Свежий срез ЕИСЖС 11.07.2026 — ЦИФРЫ СДВИНУЛИСЬ ⚠️</w:t>
+      </w:r>
+    </w:p>
+    <w:p>
+      <w:pPr>
+        <w:pStyle w:val="FirstParagraph"/>
+      </w:pPr>
+      <w:r>
+        <w:t xml:space="preserve">ЕИСЖС обновил данные между 08.07 и 11.07 (33 дома изменили распроданность, почти все вверх).</w:t>
+      </w:r>
+      <w:r>
+        <w:t xml:space="preserve"> </w:t>
+      </w:r>
+      <w:r>
+        <w:t xml:space="preserve">Новый срез:</w:t>
+      </w:r>
+      <w:r>
+        <w:t xml:space="preserve"> </w:t>
+      </w:r>
+      <w:r>
+        <w:rPr>
+          <w:rStyle w:val="VerbatimChar"/>
+        </w:rPr>
+        <w:t xml:space="preserve">data/eisgs/houses-2026-07-11.csv</w:t>
+      </w:r>
+      <w:r>
+        <w:t xml:space="preserve"> </w:t>
+      </w:r>
+      <w:r>
+        <w:t xml:space="preserve">(+ сырьё</w:t>
+      </w:r>
+      <w:r>
+        <w:t xml:space="preserve"> </w:t>
+      </w:r>
+      <w:r>
+        <w:rPr>
+          <w:rStyle w:val="VerbatimChar"/>
+        </w:rPr>
+        <w:t xml:space="preserve">data/eisgs/raw/eisgs_rows_2026-07-11.json</w:t>
+      </w:r>
+      <w:r>
+        <w:t xml:space="preserve">).</w:t>
       </w:r>
     </w:p>
     <w:tbl>
@@ -21820,6 +22316,1295 @@
               <w:pStyle w:val="Compact"/>
             </w:pPr>
             <w:r>
+              <w:t xml:space="preserve">Показатель</w:t>
+            </w:r>
+          </w:p>
+        </w:tc>
+        <w:tc>
+          <w:tcPr/>
+          <w:p>
+            <w:pPr>
+              <w:pStyle w:val="Compact"/>
+            </w:pPr>
+            <w:r>
+              <w:t xml:space="preserve">08.07 (в докладе)</w:t>
+            </w:r>
+          </w:p>
+        </w:tc>
+        <w:tc>
+          <w:tcPr/>
+          <w:p>
+            <w:pPr>
+              <w:pStyle w:val="Compact"/>
+            </w:pPr>
+            <w:r>
+              <w:t xml:space="preserve">11.07</w:t>
+            </w:r>
+          </w:p>
+        </w:tc>
+      </w:tr>
+      <w:tr>
+        <w:tc>
+          <w:tcPr/>
+          <w:p>
+            <w:pPr>
+              <w:pStyle w:val="Compact"/>
+            </w:pPr>
+            <w:r>
+              <w:t xml:space="preserve">Домов / квартир</w:t>
+            </w:r>
+          </w:p>
+        </w:tc>
+        <w:tc>
+          <w:tcPr/>
+          <w:p>
+            <w:pPr>
+              <w:pStyle w:val="Compact"/>
+            </w:pPr>
+            <w:r>
+              <w:t xml:space="preserve">118 / 22 111</w:t>
+            </w:r>
+          </w:p>
+        </w:tc>
+        <w:tc>
+          <w:tcPr/>
+          <w:p>
+            <w:pPr>
+              <w:pStyle w:val="Compact"/>
+            </w:pPr>
+            <w:r>
+              <w:t xml:space="preserve">120 / 22 286</w:t>
+            </w:r>
+          </w:p>
+        </w:tc>
+      </w:tr>
+      <w:tr>
+        <w:tc>
+          <w:tcPr/>
+          <w:p>
+            <w:pPr>
+              <w:pStyle w:val="Compact"/>
+            </w:pPr>
+            <w:r>
+              <w:t xml:space="preserve">Распроданность рынка</w:t>
+            </w:r>
+          </w:p>
+        </w:tc>
+        <w:tc>
+          <w:tcPr/>
+          <w:p>
+            <w:pPr>
+              <w:pStyle w:val="Compact"/>
+            </w:pPr>
+            <w:r>
+              <w:t xml:space="preserve">31,1%</w:t>
+            </w:r>
+          </w:p>
+        </w:tc>
+        <w:tc>
+          <w:tcPr/>
+          <w:p>
+            <w:pPr>
+              <w:pStyle w:val="Compact"/>
+            </w:pPr>
+            <w:r>
+              <w:rPr>
+                <w:b/>
+                <w:bCs/>
+              </w:rPr>
+              <w:t xml:space="preserve">32,4%</w:t>
+            </w:r>
+          </w:p>
+        </w:tc>
+      </w:tr>
+      <w:tr>
+        <w:tc>
+          <w:tcPr/>
+          <w:p>
+            <w:pPr>
+              <w:pStyle w:val="Compact"/>
+            </w:pPr>
+            <w:r>
+              <w:t xml:space="preserve">Навес-2028</w:t>
+            </w:r>
+          </w:p>
+        </w:tc>
+        <w:tc>
+          <w:tcPr/>
+          <w:p>
+            <w:pPr>
+              <w:pStyle w:val="Compact"/>
+            </w:pPr>
+            <w:r>
+              <w:t xml:space="preserve">9 796 кв (44%) / 15,4%</w:t>
+            </w:r>
+          </w:p>
+        </w:tc>
+        <w:tc>
+          <w:tcPr/>
+          <w:p>
+            <w:pPr>
+              <w:pStyle w:val="Compact"/>
+            </w:pPr>
+            <w:r>
+              <w:rPr>
+                <w:b/>
+                <w:bCs/>
+              </w:rPr>
+              <w:t xml:space="preserve">10 035 кв (45%) / 16,0%</w:t>
+            </w:r>
+          </w:p>
+        </w:tc>
+      </w:tr>
+      <w:tr>
+        <w:tc>
+          <w:tcPr/>
+          <w:p>
+            <w:pPr>
+              <w:pStyle w:val="Compact"/>
+            </w:pPr>
+            <w:r>
+              <w:t xml:space="preserve">Кирпич vs монолит-кирпич</w:t>
+            </w:r>
+          </w:p>
+        </w:tc>
+        <w:tc>
+          <w:tcPr/>
+          <w:p>
+            <w:pPr>
+              <w:pStyle w:val="Compact"/>
+            </w:pPr>
+            <w:r>
+              <w:t xml:space="preserve">47,3% vs 28,1% (×1,68)</w:t>
+            </w:r>
+          </w:p>
+        </w:tc>
+        <w:tc>
+          <w:tcPr/>
+          <w:p>
+            <w:pPr>
+              <w:pStyle w:val="Compact"/>
+            </w:pPr>
+            <w:r>
+              <w:rPr>
+                <w:b/>
+                <w:bCs/>
+              </w:rPr>
+              <w:t xml:space="preserve">52,0% vs 29,2% (×1,78)</w:t>
+            </w:r>
+          </w:p>
+        </w:tc>
+      </w:tr>
+      <w:tr>
+        <w:tc>
+          <w:tcPr/>
+          <w:p>
+            <w:pPr>
+              <w:pStyle w:val="Compact"/>
+            </w:pPr>
+            <w:r>
+              <w:t xml:space="preserve">18–24 этажа</w:t>
+            </w:r>
+          </w:p>
+        </w:tc>
+        <w:tc>
+          <w:tcPr/>
+          <w:p>
+            <w:pPr>
+              <w:pStyle w:val="Compact"/>
+            </w:pPr>
+            <w:r>
+              <w:t xml:space="preserve">26,5%</w:t>
+            </w:r>
+          </w:p>
+        </w:tc>
+        <w:tc>
+          <w:tcPr/>
+          <w:p>
+            <w:pPr>
+              <w:pStyle w:val="Compact"/>
+            </w:pPr>
+            <w:r>
+              <w:t xml:space="preserve">27,9%</w:t>
+            </w:r>
+          </w:p>
+        </w:tc>
+      </w:tr>
+      <w:tr>
+        <w:tc>
+          <w:tcPr/>
+          <w:p>
+            <w:pPr>
+              <w:pStyle w:val="Compact"/>
+            </w:pPr>
+            <w:r>
+              <w:t xml:space="preserve">Стандарт / комфорт</w:t>
+            </w:r>
+          </w:p>
+        </w:tc>
+        <w:tc>
+          <w:tcPr/>
+          <w:p>
+            <w:pPr>
+              <w:pStyle w:val="Compact"/>
+            </w:pPr>
+            <w:r>
+              <w:t xml:space="preserve">17,5% / 33,1%</w:t>
+            </w:r>
+          </w:p>
+        </w:tc>
+        <w:tc>
+          <w:tcPr/>
+          <w:p>
+            <w:pPr>
+              <w:pStyle w:val="Compact"/>
+            </w:pPr>
+            <w:r>
+              <w:t xml:space="preserve">18,1% / 34,5%</w:t>
+            </w:r>
+          </w:p>
+        </w:tc>
+      </w:tr>
+      <w:tr>
+        <w:tc>
+          <w:tcPr/>
+          <w:p>
+            <w:pPr>
+              <w:pStyle w:val="Compact"/>
+            </w:pPr>
+            <w:r>
+              <w:t xml:space="preserve">Острова vs рынок</w:t>
+            </w:r>
+          </w:p>
+        </w:tc>
+        <w:tc>
+          <w:tcPr/>
+          <w:p>
+            <w:pPr>
+              <w:pStyle w:val="Compact"/>
+            </w:pPr>
+            <w:r>
+              <w:t xml:space="preserve">37,3% vs 31,1% (+6,2 пп)</w:t>
+            </w:r>
+          </w:p>
+        </w:tc>
+        <w:tc>
+          <w:tcPr/>
+          <w:p>
+            <w:pPr>
+              <w:pStyle w:val="Compact"/>
+            </w:pPr>
+            <w:r>
+              <w:t xml:space="preserve">37,3% vs 32,4% (</w:t>
+            </w:r>
+            <w:r>
+              <w:rPr>
+                <w:b/>
+                <w:bCs/>
+              </w:rPr>
+              <w:t xml:space="preserve">+4,9 пп</w:t>
+            </w:r>
+            <w:r>
+              <w:t xml:space="preserve">)</w:t>
+            </w:r>
+          </w:p>
+        </w:tc>
+      </w:tr>
+      <w:tr>
+        <w:tc>
+          <w:tcPr/>
+          <w:p>
+            <w:pPr>
+              <w:pStyle w:val="Compact"/>
+            </w:pPr>
+            <w:r>
+              <w:t xml:space="preserve">Сдача-2026</w:t>
+            </w:r>
+          </w:p>
+        </w:tc>
+        <w:tc>
+          <w:tcPr/>
+          <w:p>
+            <w:pPr>
+              <w:pStyle w:val="Compact"/>
+            </w:pPr>
+            <w:r>
+              <w:t xml:space="preserve">63,4%</w:t>
+            </w:r>
+          </w:p>
+        </w:tc>
+        <w:tc>
+          <w:tcPr/>
+          <w:p>
+            <w:pPr>
+              <w:pStyle w:val="Compact"/>
+            </w:pPr>
+            <w:r>
+              <w:t xml:space="preserve">65,4%</w:t>
+            </w:r>
+          </w:p>
+        </w:tc>
+      </w:tr>
+    </w:tbl>
+    <w:p>
+      <w:pPr>
+        <w:pStyle w:val="BodyText"/>
+      </w:pPr>
+      <w:r>
+        <w:t xml:space="preserve">Новые дома: «Норвежский лес 17» (КОМОССТРОЙ, 176 кв, опубл. 10.07) и корпус «Океан Сити» (UDS, 0 кв).</w:t>
+      </w:r>
+      <w:r>
+        <w:t xml:space="preserve"> </w:t>
+      </w:r>
+      <w:r>
+        <w:t xml:space="preserve">Тезисы доклада не ломаются; «кирпич лучше монолита» даже усиливается; кейс Островов слабеет</w:t>
+      </w:r>
+      <w:r>
+        <w:t xml:space="preserve"> </w:t>
+      </w:r>
+      <w:r>
+        <w:t xml:space="preserve">(+6,2 → +4,9 пп к рынку).</w:t>
+      </w:r>
+      <w:r>
+        <w:t xml:space="preserve"> </w:t>
+      </w:r>
+      <w:r>
+        <w:rPr>
+          <w:b/>
+          <w:bCs/>
+        </w:rPr>
+        <w:t xml:space="preserve">Рекомендация: перевести доклад на срез 11.07 и снять контрольный</w:t>
+      </w:r>
+      <w:r>
+        <w:rPr>
+          <w:b/>
+          <w:bCs/>
+        </w:rPr>
+        <w:t xml:space="preserve"> </w:t>
+      </w:r>
+      <w:r>
+        <w:rPr>
+          <w:b/>
+          <w:bCs/>
+        </w:rPr>
+        <w:t xml:space="preserve">срез за 1–2 дня до выступления (процедура отработана, ~10 минут).</w:t>
+      </w:r>
+      <w:r>
+        <w:t xml:space="preserve"> </w:t>
+      </w:r>
+      <w:r>
+        <w:t xml:space="preserve">Решение за автором.</w:t>
+      </w:r>
+    </w:p>
+    <w:bookmarkEnd w:id="132"/>
+    <w:bookmarkStart w:id="133" w:name="статус-данные"/>
+    <w:p>
+      <w:pPr>
+        <w:pStyle w:val="Heading2"/>
+      </w:pPr>
+      <w:r>
+        <w:t xml:space="preserve">3. Статус-данные ✅</w:t>
+      </w:r>
+    </w:p>
+    <w:p>
+      <w:pPr>
+        <w:pStyle w:val="Compact"/>
+        <w:numPr>
+          <w:ilvl w:val="0"/>
+          <w:numId w:val="1039"/>
+        </w:numPr>
+      </w:pPr>
+      <w:r>
+        <w:rPr>
+          <w:b/>
+          <w:bCs/>
+        </w:rPr>
+        <w:t xml:space="preserve">Ключевая ставка ЦБ 14,25%</w:t>
+      </w:r>
+      <w:r>
+        <w:t xml:space="preserve"> </w:t>
+      </w:r>
+      <w:r>
+        <w:t xml:space="preserve">— подтверждена на cbr.ru 11.07.2026. ⚠️ Заседание ЦБ 24.07.2026:</w:t>
+      </w:r>
+      <w:r>
+        <w:t xml:space="preserve"> </w:t>
+      </w:r>
+      <w:r>
+        <w:t xml:space="preserve">если доклад позже — перепроверить.</w:t>
+      </w:r>
+    </w:p>
+    <w:p>
+      <w:pPr>
+        <w:pStyle w:val="Compact"/>
+        <w:numPr>
+          <w:ilvl w:val="0"/>
+          <w:numId w:val="1039"/>
+        </w:numPr>
+      </w:pPr>
+      <w:r>
+        <w:rPr>
+          <w:b/>
+          <w:bCs/>
+        </w:rPr>
+        <w:t xml:space="preserve">ЕРЗ: КОМОССТРОЙ 321 882 м², место 33 по РФ, 11 ЖК</w:t>
+      </w:r>
+      <w:r>
+        <w:t xml:space="preserve"> </w:t>
+      </w:r>
+      <w:r>
+        <w:t xml:space="preserve">— живая страница совпадает с</w:t>
+      </w:r>
+      <w:r>
+        <w:t xml:space="preserve"> </w:t>
+      </w:r>
+      <w:r>
+        <w:rPr>
+          <w:rStyle w:val="VerbatimChar"/>
+        </w:rPr>
+        <w:t xml:space="preserve">data/erz/top-developers.csv</w:t>
+      </w:r>
+      <w:r>
+        <w:t xml:space="preserve"> </w:t>
+      </w:r>
+      <w:r>
+        <w:t xml:space="preserve">(доля 28,81% на 01.07.2026). Следующее обновление ЕРЗ — 01.08.</w:t>
+      </w:r>
+    </w:p>
+    <w:bookmarkEnd w:id="133"/>
+    <w:bookmarkStart w:id="137" w:name="сайты-застройщиков-16-из-16-проверены"/>
+    <w:p>
+      <w:pPr>
+        <w:pStyle w:val="Heading2"/>
+      </w:pPr>
+      <w:r>
+        <w:t xml:space="preserve">4. Сайты застройщиков (16 из 16 проверены)</w:t>
+      </w:r>
+    </w:p>
+    <w:p>
+      <w:pPr>
+        <w:pStyle w:val="FirstParagraph"/>
+      </w:pPr>
+      <w:r>
+        <w:t xml:space="preserve">Сводка: подавляющее большинство признаков и цитат подтверждены дословно. Найдено:</w:t>
+      </w:r>
+      <w:r>
+        <w:t xml:space="preserve"> </w:t>
+      </w:r>
+      <w:r>
+        <w:rPr>
+          <w:b/>
+          <w:bCs/>
+        </w:rPr>
+        <w:t xml:space="preserve">1 ошибка отчёта, 1 склейка цитаты, 1 неподтверждённая цитата, 4 устаревания, 3 уточнения.</w:t>
+      </w:r>
+    </w:p>
+    <w:bookmarkStart w:id="134" w:name="ошибки-и-правки-внесены-в-документы"/>
+    <w:p>
+      <w:pPr>
+        <w:pStyle w:val="Heading3"/>
+      </w:pPr>
+      <w:r>
+        <w:t xml:space="preserve">Ошибки и правки (внесены в документы)</w:t>
+      </w:r>
+    </w:p>
+    <w:p>
+      <w:pPr>
+        <w:pStyle w:val="Compact"/>
+        <w:numPr>
+          <w:ilvl w:val="0"/>
+          <w:numId w:val="1040"/>
+        </w:numPr>
+      </w:pPr>
+      <w:r>
+        <w:rPr>
+          <w:b/>
+          <w:bCs/>
+        </w:rPr>
+        <w:t xml:space="preserve">Острова — главная находка (подтверждена находка пользователя).</w:t>
+      </w:r>
+      <w:r>
+        <w:t xml:space="preserve"> </w:t>
+      </w:r>
+      <w:r>
+        <w:t xml:space="preserve">На сайте моиострова.рф</w:t>
+      </w:r>
+      <w:r>
+        <w:t xml:space="preserve"> </w:t>
+      </w:r>
+      <w:r>
+        <w:t xml:space="preserve">полный каталог</w:t>
+      </w:r>
+      <w:r>
+        <w:t xml:space="preserve"> </w:t>
+      </w:r>
+      <w:r>
+        <w:rPr>
+          <w:rStyle w:val="VerbatimChar"/>
+        </w:rPr>
+        <w:t xml:space="preserve">/flats/</w:t>
+      </w:r>
+      <w:r>
+        <w:t xml:space="preserve"> </w:t>
+      </w:r>
+      <w:r>
+        <w:t xml:space="preserve">с фильтрами; на каждой квартире кнопка «Забронировать» → форма</w:t>
+      </w:r>
+      <w:r>
+        <w:t xml:space="preserve"> </w:t>
+      </w:r>
+      <w:r>
+        <w:t xml:space="preserve">(имя + телефон + время звонка) с карточкой квартиры. Это</w:t>
+      </w:r>
+      <w:r>
+        <w:t xml:space="preserve"> </w:t>
+      </w:r>
+      <w:r>
+        <w:rPr>
+          <w:b/>
+          <w:bCs/>
+        </w:rPr>
+        <w:t xml:space="preserve">онлайн-заявка на бронь</w:t>
+      </w:r>
+      <w:r>
+        <w:t xml:space="preserve">, а не</w:t>
+      </w:r>
+      <w:r>
+        <w:t xml:space="preserve"> </w:t>
+      </w:r>
+      <w:r>
+        <w:t xml:space="preserve">«офлайновая модель („лично посетить офис”)» из досье. Нюанс: полноценной онлайн-брони</w:t>
+      </w:r>
+      <w:r>
+        <w:t xml:space="preserve"> </w:t>
+      </w:r>
+      <w:r>
+        <w:t xml:space="preserve">с оплатой и личного кабинета действительно нет — форма без оплаты. Также устарело:</w:t>
+      </w:r>
+      <w:r>
+        <w:t xml:space="preserve"> </w:t>
+      </w:r>
+      <w:r>
+        <w:t xml:space="preserve">на сайте теперь «Скидка 13%» (до 31.08, при 100% оплате/рассрочке/части ипотек) и</w:t>
+      </w:r>
+      <w:r>
+        <w:t xml:space="preserve"> </w:t>
+      </w:r>
+      <w:r>
+        <w:t xml:space="preserve">«Семейная ипотека 5,75%», платёж «от 28 387 ₽/мес» на карточке квартиры.</w:t>
+      </w:r>
+      <w:r>
+        <w:t xml:space="preserve"> </w:t>
+      </w:r>
+      <w:r>
+        <w:t xml:space="preserve">Источник старой ошибки: досье писалось по СМИ-сниппетам, когда сайт был недоступен</w:t>
+      </w:r>
+      <w:r>
+        <w:t xml:space="preserve"> </w:t>
+      </w:r>
+      <w:r>
+        <w:t xml:space="preserve">из облака; снапшот покрыл только 2 страницы.</w:t>
+      </w:r>
+    </w:p>
+    <w:p>
+      <w:pPr>
+        <w:pStyle w:val="Compact"/>
+        <w:numPr>
+          <w:ilvl w:val="0"/>
+          <w:numId w:val="1040"/>
+        </w:numPr>
+      </w:pPr>
+      <w:r>
+        <w:rPr>
+          <w:b/>
+          <w:bCs/>
+        </w:rPr>
+        <w:t xml:space="preserve">Level — цитата не существует.</w:t>
+      </w:r>
+      <w:r>
+        <w:t xml:space="preserve"> </w:t>
+      </w:r>
+      <w:r>
+        <w:t xml:space="preserve">«Level Group входит в ТОП-5 застройщиков с самым высоким</w:t>
+      </w:r>
+      <w:r>
+        <w:t xml:space="preserve"> </w:t>
+      </w:r>
+      <w:r>
+        <w:t xml:space="preserve">рейтингом доверия» — на живом сайте (включая /news) не найдена. Реальные факты с сайта:</w:t>
+      </w:r>
+      <w:r>
+        <w:t xml:space="preserve"> </w:t>
+      </w:r>
+      <w:r>
+        <w:t xml:space="preserve">кредитный рейтинг АКРА A-(RU) (подтверждён дек. 2025) и «топ-5 самых успешных девелоперов</w:t>
+      </w:r>
+      <w:r>
+        <w:t xml:space="preserve"> </w:t>
+      </w:r>
+      <w:r>
+        <w:t xml:space="preserve">Старой Москвы по объёму выручки, топ-3 по числу ДДУ» (по данным «Метриум», блок «Правила Level №2»).</w:t>
+      </w:r>
+    </w:p>
+    <w:p>
+      <w:pPr>
+        <w:pStyle w:val="Compact"/>
+        <w:numPr>
+          <w:ilvl w:val="0"/>
+          <w:numId w:val="1040"/>
+        </w:numPr>
+      </w:pPr>
+      <w:r>
+        <w:rPr>
+          <w:b/>
+          <w:bCs/>
+        </w:rPr>
+        <w:t xml:space="preserve">Донстрой — склейка.</w:t>
+      </w:r>
+      <w:r>
+        <w:t xml:space="preserve"> </w:t>
+      </w:r>
+      <w:r>
+        <w:t xml:space="preserve">«За 30 лет построили целый город, в котором ни один дом не похож</w:t>
+      </w:r>
+      <w:r>
+        <w:t xml:space="preserve"> </w:t>
+      </w:r>
+      <w:r>
+        <w:t xml:space="preserve">на другой» — это две разные карточки: «Мы работаем уже 30 лет! За это время построили целый</w:t>
+      </w:r>
+      <w:r>
+        <w:t xml:space="preserve"> </w:t>
+      </w:r>
+      <w:r>
+        <w:t xml:space="preserve">город!» и «7,5 млн м² … В этом городе ни один дом не похож на другой». Как единую цитату</w:t>
+      </w:r>
+      <w:r>
+        <w:t xml:space="preserve"> </w:t>
+      </w:r>
+      <w:r>
+        <w:t xml:space="preserve">использовать нельзя.</w:t>
+      </w:r>
+    </w:p>
+    <w:p>
+      <w:pPr>
+        <w:pStyle w:val="Compact"/>
+        <w:numPr>
+          <w:ilvl w:val="0"/>
+          <w:numId w:val="1040"/>
+        </w:numPr>
+      </w:pPr>
+      <w:r>
+        <w:rPr>
+          <w:b/>
+          <w:bCs/>
+        </w:rPr>
+        <w:t xml:space="preserve">Донстрой — Forbes.</w:t>
+      </w:r>
+      <w:r>
+        <w:t xml:space="preserve"> </w:t>
+      </w:r>
+      <w:r>
+        <w:t xml:space="preserve">На сайте: «По данным Forbes „Донстрой” занимает первое место в рейтинге</w:t>
+      </w:r>
+      <w:r>
+        <w:t xml:space="preserve"> </w:t>
+      </w:r>
+      <w:r>
+        <w:t xml:space="preserve">уверенности застройщиков столицы в номинации „Жилье бизнес-класса”» — без «№1» и без года 2024.</w:t>
+      </w:r>
+    </w:p>
+    <w:p>
+      <w:pPr>
+        <w:pStyle w:val="Compact"/>
+        <w:numPr>
+          <w:ilvl w:val="0"/>
+          <w:numId w:val="1040"/>
+        </w:numPr>
+      </w:pPr>
+      <w:r>
+        <w:rPr>
+          <w:b/>
+          <w:bCs/>
+        </w:rPr>
+        <w:t xml:space="preserve">Железно — Face ID не подтверждён.</w:t>
+      </w:r>
+      <w:r>
+        <w:t xml:space="preserve"> </w:t>
+      </w:r>
+      <w:r>
+        <w:t xml:space="preserve">На странице ЖК «Миры» фраза отсутствует; фича описана</w:t>
+      </w:r>
+      <w:r>
+        <w:t xml:space="preserve"> </w:t>
+      </w:r>
+      <w:r>
+        <w:t xml:space="preserve">как бесконтактный доступ («Технологии доступа работают бесконтактно…»). «Face ID» пришёл из СМИ.</w:t>
+      </w:r>
+    </w:p>
+    <w:p>
+      <w:pPr>
+        <w:pStyle w:val="Compact"/>
+        <w:numPr>
+          <w:ilvl w:val="0"/>
+          <w:numId w:val="1040"/>
+        </w:numPr>
+      </w:pPr>
+      <w:r>
+        <w:rPr>
+          <w:b/>
+          <w:bCs/>
+        </w:rPr>
+        <w:t xml:space="preserve">КОМОССТРОЙ — цитата первого экрана устарела.</w:t>
+      </w:r>
+      <w:r>
+        <w:t xml:space="preserve"> </w:t>
+      </w:r>
+      <w:r>
+        <w:t xml:space="preserve">«Скидка на все квартиры! 5%» → сейчас ротация:</w:t>
+      </w:r>
+      <w:r>
+        <w:t xml:space="preserve"> </w:t>
+      </w:r>
+      <w:r>
+        <w:t xml:space="preserve">«5% на квартиры от Комосстрой! Предложение ограничено» (до 31.07), «Скидка … до 15%!» и др.</w:t>
+      </w:r>
+      <w:r>
+        <w:t xml:space="preserve"> </w:t>
+      </w:r>
+      <w:r>
+        <w:t xml:space="preserve">Смысл («голая скидка») сохраняется, дословность — нет. Для доклада цитату датировать срезом</w:t>
+      </w:r>
+      <w:r>
+        <w:t xml:space="preserve"> </w:t>
+      </w:r>
+      <w:r>
+        <w:t xml:space="preserve">или снять свежий скриншот накануне.</w:t>
+      </w:r>
+    </w:p>
+    <w:p>
+      <w:pPr>
+        <w:pStyle w:val="Compact"/>
+        <w:numPr>
+          <w:ilvl w:val="0"/>
+          <w:numId w:val="1040"/>
+        </w:numPr>
+      </w:pPr>
+      <w:r>
+        <w:rPr>
+          <w:b/>
+          <w:bCs/>
+        </w:rPr>
+        <w:t xml:space="preserve">Эталон — ЛК существует.</w:t>
+      </w:r>
+      <w:r>
+        <w:t xml:space="preserve"> </w:t>
+      </w:r>
+      <w:r>
+        <w:t xml:space="preserve">lk.etalongroup.ru — иконка в шапке без текста (поэтому текстовый</w:t>
+      </w:r>
+      <w:r>
+        <w:t xml:space="preserve"> </w:t>
+      </w:r>
+      <w:r>
+        <w:t xml:space="preserve">сбор её не увидел) + «Онлайн-оплата» в футере. Вердикт «частично» был занижен.</w:t>
+      </w:r>
+    </w:p>
+    <w:bookmarkEnd w:id="134"/>
+    <w:bookmarkStart w:id="135" w:name="Xbf36eb31f0ecc9631098398a28f69209ae8c7db"/>
+    <w:p>
+      <w:pPr>
+        <w:pStyle w:val="Heading3"/>
+      </w:pPr>
+      <w:r>
+        <w:t xml:space="preserve">Подтверждено дословно (ключевое для доклада)</w:t>
+      </w:r>
+    </w:p>
+    <w:p>
+      <w:pPr>
+        <w:pStyle w:val="Compact"/>
+        <w:numPr>
+          <w:ilvl w:val="0"/>
+          <w:numId w:val="1041"/>
+        </w:numPr>
+      </w:pPr>
+      <w:r>
+        <w:rPr>
+          <w:b/>
+          <w:bCs/>
+        </w:rPr>
+        <w:t xml:space="preserve">Setl:</w:t>
+      </w:r>
+      <w:r>
+        <w:t xml:space="preserve"> </w:t>
+      </w:r>
+      <w:r>
+        <w:t xml:space="preserve">«Сэтл – это честно. Мы не просто строим дома. Мы строим доверие.» ✅;</w:t>
+      </w:r>
+      <w:r>
+        <w:t xml:space="preserve"> </w:t>
+      </w:r>
+      <w:r>
+        <w:t xml:space="preserve">«Квартира каждому — от 33 тыс. ₽ в месяц, ипотека» (акция до 31.07.2026) ✅;</w:t>
+      </w:r>
+      <w:r>
+        <w:t xml:space="preserve"> </w:t>
+      </w:r>
+      <w:r>
+        <w:t xml:space="preserve">золотой знак «Надежный застройщик России-2025» ✅. Веб-камеры: функция жива</w:t>
+      </w:r>
+      <w:r>
+        <w:t xml:space="preserve"> </w:t>
+      </w:r>
+      <w:r>
+        <w:t xml:space="preserve">(api.setl.ru/player/kirochnaya.html), но название вкладки не подтверждено — в докладе</w:t>
+      </w:r>
+      <w:r>
+        <w:t xml:space="preserve"> </w:t>
+      </w:r>
+      <w:r>
+        <w:t xml:space="preserve">говорить «трансляция со стройки».</w:t>
+      </w:r>
+    </w:p>
+    <w:p>
+      <w:pPr>
+        <w:pStyle w:val="Compact"/>
+        <w:numPr>
+          <w:ilvl w:val="0"/>
+          <w:numId w:val="1041"/>
+        </w:numPr>
+      </w:pPr>
+      <w:r>
+        <w:rPr>
+          <w:b/>
+          <w:bCs/>
+        </w:rPr>
+        <w:t xml:space="preserve">Самолёт:</w:t>
+      </w:r>
+      <w:r>
+        <w:t xml:space="preserve"> </w:t>
+      </w:r>
+      <w:r>
+        <w:t xml:space="preserve">«Химки Парк от 5,2 млн ₽» ✅; «Авторская архитектура от DDD Architects» ✅</w:t>
+      </w:r>
+      <w:r>
+        <w:t xml:space="preserve"> </w:t>
+      </w:r>
+      <w:r>
+        <w:t xml:space="preserve">(сейчас — в блоке ниже первого экрана страницы проекта). Первый экран главной 11.07:</w:t>
+      </w:r>
+      <w:r>
+        <w:t xml:space="preserve"> </w:t>
+      </w:r>
+      <w:r>
+        <w:t xml:space="preserve">«Своя квартира</w:t>
+      </w:r>
+      <w:r>
+        <w:t xml:space="preserve"> </w:t>
+      </w:r>
+      <w:r>
+        <w:rPr>
+          <w:b/>
+          <w:bCs/>
+        </w:rPr>
+        <w:t xml:space="preserve">от 10 500 ₽ в месяц</w:t>
+      </w:r>
+      <w:r>
+        <w:t xml:space="preserve">» с таймером — федеральный паттерн платежа стал ещё ярче.</w:t>
+      </w:r>
+    </w:p>
+    <w:p>
+      <w:pPr>
+        <w:pStyle w:val="Compact"/>
+        <w:numPr>
+          <w:ilvl w:val="0"/>
+          <w:numId w:val="1041"/>
+        </w:numPr>
+      </w:pPr>
+      <w:r>
+        <w:rPr>
+          <w:b/>
+          <w:bCs/>
+        </w:rPr>
+        <w:t xml:space="preserve">ПИК:</w:t>
+      </w:r>
+      <w:r>
+        <w:t xml:space="preserve"> </w:t>
+      </w:r>
+      <w:r>
+        <w:t xml:space="preserve">«11,9% на весь срок / 20% первый взнос», «Выгодно сейчас −15% до 15.07» ✅</w:t>
+      </w:r>
+      <w:r>
+        <w:t xml:space="preserve"> </w:t>
+      </w:r>
+      <w:r>
+        <w:t xml:space="preserve">(⚠️ акция истекает 15.07); бейджи «Онлайн» на карточках, «Как купить квартиру онлайн» ✅.</w:t>
+      </w:r>
+    </w:p>
+    <w:p>
+      <w:pPr>
+        <w:pStyle w:val="Compact"/>
+        <w:numPr>
+          <w:ilvl w:val="0"/>
+          <w:numId w:val="1041"/>
+        </w:numPr>
+      </w:pPr>
+      <w:r>
+        <w:rPr>
+          <w:b/>
+          <w:bCs/>
+        </w:rPr>
+        <w:t xml:space="preserve">А101:</w:t>
+      </w:r>
+      <w:r>
+        <w:t xml:space="preserve"> </w:t>
+      </w:r>
+      <w:r>
+        <w:t xml:space="preserve">«Мы строим города, в которых хочется жить» ✅ дословно; MORS ARCHITECTS только</w:t>
+      </w:r>
+      <w:r>
+        <w:t xml:space="preserve"> </w:t>
+      </w:r>
+      <w:r>
+        <w:t xml:space="preserve">для паркинга ✅; «Дом на Джалиля от 18,7 млн ₽» ✅.</w:t>
+      </w:r>
+    </w:p>
+    <w:p>
+      <w:pPr>
+        <w:pStyle w:val="Compact"/>
+        <w:numPr>
+          <w:ilvl w:val="0"/>
+          <w:numId w:val="1041"/>
+        </w:numPr>
+      </w:pPr>
+      <w:r>
+        <w:rPr>
+          <w:b/>
+          <w:bCs/>
+        </w:rPr>
+        <w:t xml:space="preserve">Level:</w:t>
+      </w:r>
+      <w:r>
+        <w:t xml:space="preserve"> </w:t>
+      </w:r>
+      <w:r>
+        <w:t xml:space="preserve">«-35% на квартиры» на первом экране ✅ (акция «Июль2026»); ARCH(E)TYPE и GAFA ✅ дословно.</w:t>
+      </w:r>
+    </w:p>
+    <w:p>
+      <w:pPr>
+        <w:pStyle w:val="Compact"/>
+        <w:numPr>
+          <w:ilvl w:val="0"/>
+          <w:numId w:val="1041"/>
+        </w:numPr>
+      </w:pPr>
+      <w:r>
+        <w:rPr>
+          <w:b/>
+          <w:bCs/>
+        </w:rPr>
+        <w:t xml:space="preserve">Брусника:</w:t>
+      </w:r>
+      <w:r>
+        <w:t xml:space="preserve"> </w:t>
+      </w:r>
+      <w:r>
+        <w:t xml:space="preserve">«Снизили цены: квартиры со скидкой до 16,5 млн руб.» (до 31 июля) ✅; /lk/ ✅.</w:t>
+      </w:r>
+    </w:p>
+    <w:p>
+      <w:pPr>
+        <w:pStyle w:val="Compact"/>
+        <w:numPr>
+          <w:ilvl w:val="0"/>
+          <w:numId w:val="1041"/>
+        </w:numPr>
+      </w:pPr>
+      <w:r>
+        <w:rPr>
+          <w:b/>
+          <w:bCs/>
+        </w:rPr>
+        <w:t xml:space="preserve">UDS:</w:t>
+      </w:r>
+      <w:r>
+        <w:t xml:space="preserve"> </w:t>
+      </w:r>
+      <w:r>
+        <w:t xml:space="preserve">«Выбрать квартиру на плане», кабинеты клиента/риелтора, «Цифровая сделка» с УКЭП,</w:t>
+      </w:r>
+      <w:r>
+        <w:t xml:space="preserve"> </w:t>
+      </w:r>
+      <w:r>
+        <w:t xml:space="preserve">трекер стройки 52% (май 2026), «сотрудничаем с … mla+, Benoy, cie.nl, Dyer» ✅ — всё дословно.</w:t>
+      </w:r>
+    </w:p>
+    <w:p>
+      <w:pPr>
+        <w:pStyle w:val="Compact"/>
+        <w:numPr>
+          <w:ilvl w:val="0"/>
+          <w:numId w:val="1041"/>
+        </w:numPr>
+      </w:pPr>
+      <w:r>
+        <w:rPr>
+          <w:b/>
+          <w:bCs/>
+        </w:rPr>
+        <w:t xml:space="preserve">Талан:</w:t>
+      </w:r>
+      <w:r>
+        <w:t xml:space="preserve"> </w:t>
+      </w:r>
+      <w:r>
+        <w:t xml:space="preserve">«С заботой о людях и теплом для родных городов» ✅; 3D-туры ✅; Cubica (двор) ✅;</w:t>
+      </w:r>
+      <w:r>
+        <w:t xml:space="preserve"> </w:t>
+      </w:r>
+      <w:r>
+        <w:t xml:space="preserve">приложение с онлайн-бронью ✅. Цифра калькулятора сменилась: было «от 14 699 ₽/мес» →</w:t>
+      </w:r>
+      <w:r>
+        <w:t xml:space="preserve"> </w:t>
+      </w:r>
+      <w:r>
+        <w:t xml:space="preserve">«от 29 378 ₽/мес» (дефолтная программа «Военная») — в доклад конкретную цифру не брать.</w:t>
+      </w:r>
+    </w:p>
+    <w:p>
+      <w:pPr>
+        <w:pStyle w:val="Compact"/>
+        <w:numPr>
+          <w:ilvl w:val="0"/>
+          <w:numId w:val="1041"/>
+        </w:numPr>
+      </w:pPr>
+      <w:r>
+        <w:rPr>
+          <w:b/>
+          <w:bCs/>
+        </w:rPr>
+        <w:t xml:space="preserve">Железно:</w:t>
+      </w:r>
+      <w:r>
+        <w:t xml:space="preserve"> </w:t>
+      </w:r>
+      <w:r>
+        <w:t xml:space="preserve">«Девелопмент со смыслом» ✅; трейд-ин с проживанием, семейная 3,5%, скидка 12%</w:t>
+      </w:r>
+      <w:r>
+        <w:t xml:space="preserve"> </w:t>
+      </w:r>
+      <w:r>
+        <w:t xml:space="preserve">учителям/медикам/СВО ✅; платёж в карточках теперь «от 12 646 ₽/мес» (было 14 878 — дрейф цен).</w:t>
+      </w:r>
+    </w:p>
+    <w:p>
+      <w:pPr>
+        <w:pStyle w:val="Compact"/>
+        <w:numPr>
+          <w:ilvl w:val="0"/>
+          <w:numId w:val="1041"/>
+        </w:numPr>
+      </w:pPr>
+      <w:r>
+        <w:rPr>
+          <w:b/>
+          <w:bCs/>
+        </w:rPr>
+        <w:t xml:space="preserve">Федерация:</w:t>
+      </w:r>
+      <w:r>
+        <w:t xml:space="preserve"> </w:t>
+      </w:r>
+      <w:r>
+        <w:t xml:space="preserve">«СТРОИМ СЕРЬЁЗНО» ✅; ноль инструментов ✅;</w:t>
+      </w:r>
+      <w:r>
+        <w:t xml:space="preserve"> </w:t>
+      </w:r>
+      <w:r>
+        <w:rPr>
+          <w:b/>
+          <w:bCs/>
+        </w:rPr>
+        <w:t xml:space="preserve">бюро «МАДИ» подтверждено на живом</w:t>
+      </w:r>
+      <w:r>
+        <w:rPr>
+          <w:b/>
+          <w:bCs/>
+        </w:rPr>
+        <w:t xml:space="preserve"> </w:t>
+      </w:r>
+      <w:r>
+        <w:rPr>
+          <w:b/>
+          <w:bCs/>
+        </w:rPr>
+        <w:t xml:space="preserve">лендинге жк-форум.рф, с именем: «название, архитектура, исполнение, разработанные архитектурным</w:t>
+      </w:r>
+      <w:r>
+        <w:rPr>
+          <w:b/>
+          <w:bCs/>
+        </w:rPr>
+        <w:t xml:space="preserve"> </w:t>
+      </w:r>
+      <w:r>
+        <w:rPr>
+          <w:b/>
+          <w:bCs/>
+        </w:rPr>
+        <w:t xml:space="preserve">бюро „МАДИ” Дмитрия Максимова»</w:t>
+      </w:r>
+      <w:r>
+        <w:t xml:space="preserve"> </w:t>
+      </w:r>
+      <w:r>
+        <w:t xml:space="preserve">(на основном сайте federacia18.ru архитектор не упомянут).</w:t>
+      </w:r>
+    </w:p>
+    <w:p>
+      <w:pPr>
+        <w:pStyle w:val="Compact"/>
+        <w:numPr>
+          <w:ilvl w:val="0"/>
+          <w:numId w:val="1041"/>
+        </w:numPr>
+      </w:pPr>
+      <w:r>
+        <w:rPr>
+          <w:b/>
+          <w:bCs/>
+        </w:rPr>
+        <w:t xml:space="preserve">Зардон:</w:t>
+      </w:r>
+      <w:r>
+        <w:t xml:space="preserve"> </w:t>
+      </w:r>
+      <w:r>
+        <w:t xml:space="preserve">все 8 признаков ✅ («худший» статус устоял).</w:t>
+      </w:r>
+    </w:p>
+    <w:p>
+      <w:pPr>
+        <w:pStyle w:val="Compact"/>
+        <w:numPr>
+          <w:ilvl w:val="0"/>
+          <w:numId w:val="1041"/>
+        </w:numPr>
+      </w:pPr>
+      <w:r>
+        <w:rPr>
+          <w:b/>
+          <w:bCs/>
+        </w:rPr>
+        <w:t xml:space="preserve">АСПЭК:</w:t>
+      </w:r>
+      <w:r>
+        <w:t xml:space="preserve"> </w:t>
+      </w:r>
+      <w:r>
+        <w:t xml:space="preserve">уточнения в плюс: на карточке проекта есть «Ход строительства» с датированными</w:t>
+      </w:r>
+      <w:r>
+        <w:t xml:space="preserve"> </w:t>
+      </w:r>
+      <w:r>
+        <w:t xml:space="preserve">фотоотчётами; на /buy — только 4 ипотечные программы, рассрочки/трейд-ина нет.</w:t>
+      </w:r>
+    </w:p>
+    <w:p>
+      <w:pPr>
+        <w:pStyle w:val="Compact"/>
+        <w:numPr>
+          <w:ilvl w:val="0"/>
+          <w:numId w:val="1041"/>
+        </w:numPr>
+      </w:pPr>
+      <w:r>
+        <w:rPr>
+          <w:b/>
+          <w:bCs/>
+        </w:rPr>
+        <w:t xml:space="preserve">Донстрой:</w:t>
+      </w:r>
+      <w:r>
+        <w:t xml:space="preserve"> </w:t>
+      </w:r>
+      <w:r>
+        <w:t xml:space="preserve">«Остров. 12.1 — Квартиры бизнес-класса на первой линии у реки» ✅; онлайн-камеры</w:t>
+      </w:r>
+      <w:r>
+        <w:t xml:space="preserve"> </w:t>
+      </w:r>
+      <w:r>
+        <w:t xml:space="preserve">реально работают (API отдаёт 5 камер по «Острову») ✅.</w:t>
+      </w:r>
+    </w:p>
+    <w:bookmarkEnd w:id="135"/>
+    <w:bookmarkStart w:id="136" w:name="артефакты-ротации-не-ошибки"/>
+    <w:p>
+      <w:pPr>
+        <w:pStyle w:val="Heading3"/>
+      </w:pPr>
+      <w:r>
+        <w:t xml:space="preserve">Артефакты ротации (не ошибки)</w:t>
+      </w:r>
+    </w:p>
+    <w:p>
+      <w:pPr>
+        <w:pStyle w:val="FirstParagraph"/>
+      </w:pPr>
+      <w:r>
+        <w:t xml:space="preserve">Первые экраны с каруселями (UDS, Донстрой, КОМОССТРОЙ, Самолёт) показывают разные слайды в разные</w:t>
+      </w:r>
+      <w:r>
+        <w:t xml:space="preserve"> </w:t>
+      </w:r>
+      <w:r>
+        <w:t xml:space="preserve">дни — дословные цитаты первых экранов нужно датировать срезом или проверять накануне доклада.</w:t>
+      </w:r>
+    </w:p>
+    <w:bookmarkEnd w:id="136"/>
+    <w:bookmarkEnd w:id="137"/>
+    <w:bookmarkStart w:id="138" w:name="сми-факты"/>
+    <w:p>
+      <w:pPr>
+        <w:pStyle w:val="Heading2"/>
+      </w:pPr>
+      <w:r>
+        <w:t xml:space="preserve">5. СМИ-факты</w:t>
+      </w:r>
+    </w:p>
+    <w:tbl>
+      <w:tblPr>
+        <w:tblStyle w:val="Table"/>
+        <w:tblW w:type="pct" w:w="5000"/>
+        <w:tblLayout w:type="fixed"/>
+        <w:tblLook w:firstRow="1" w:lastRow="0" w:firstColumn="0" w:lastColumn="0" w:noHBand="0" w:noVBand="0" w:val="0020"/>
+      </w:tblPr>
+      <w:tblGrid>
+        <w:gridCol w:w="2640"/>
+        <w:gridCol w:w="2640"/>
+        <w:gridCol w:w="2640"/>
+      </w:tblGrid>
+      <w:tr>
+        <w:trPr>
+          <w:tblHeader w:val="on"/>
+        </w:trPr>
+        <w:tc>
+          <w:tcPr/>
+          <w:p>
+            <w:pPr>
+              <w:pStyle w:val="Compact"/>
+            </w:pPr>
+            <w:r>
               <w:t xml:space="preserve">Факт</w:t>
             </w:r>
           </w:p>
@@ -22068,8 +23853,8 @@
         </w:tc>
       </w:tr>
     </w:tbl>
-    <w:bookmarkEnd w:id="132"/>
-    <w:bookmarkStart w:id="133" w:name="X4c6cbb7f6be78153c804693842c7861aec9976f"/>
+    <w:bookmarkEnd w:id="138"/>
+    <w:bookmarkStart w:id="139" w:name="X4c6cbb7f6be78153c804693842c7861aec9976f"/>
     <w:p>
       <w:pPr>
         <w:pStyle w:val="Heading2"/>
@@ -22110,8 +23895,8 @@
         <w:t xml:space="preserve">на карточке проекта; ближе всех — Острова (SPEECH) и точечно Федерация (МАДИ на лендинге ЖК)».</w:t>
       </w:r>
     </w:p>
-    <w:bookmarkEnd w:id="133"/>
-    <w:bookmarkStart w:id="134" w:name="Xb4ef195f746b78cc21c10f4e15695c5a8d7c066"/>
+    <w:bookmarkEnd w:id="139"/>
+    <w:bookmarkStart w:id="140" w:name="Xb4ef195f746b78cc21c10f4e15695c5a8d7c066"/>
     <w:p>
       <w:pPr>
         <w:pStyle w:val="Heading2"/>
@@ -22125,7 +23910,7 @@
         <w:pStyle w:val="Compact"/>
         <w:numPr>
           <w:ilvl w:val="0"/>
-          <w:numId w:val="1040"/>
+          <w:numId w:val="1042"/>
         </w:numPr>
       </w:pPr>
       <w:r>
@@ -22155,7 +23940,7 @@
         <w:pStyle w:val="Compact"/>
         <w:numPr>
           <w:ilvl w:val="0"/>
-          <w:numId w:val="1040"/>
+          <w:numId w:val="1042"/>
         </w:numPr>
       </w:pPr>
       <w:r>
@@ -22173,7 +23958,7 @@
         <w:pStyle w:val="Compact"/>
         <w:numPr>
           <w:ilvl w:val="0"/>
-          <w:numId w:val="1040"/>
+          <w:numId w:val="1042"/>
         </w:numPr>
       </w:pPr>
       <w:r>
@@ -22191,7 +23976,7 @@
         <w:pStyle w:val="Compact"/>
         <w:numPr>
           <w:ilvl w:val="0"/>
-          <w:numId w:val="1040"/>
+          <w:numId w:val="1042"/>
         </w:numPr>
       </w:pPr>
       <w:r>
@@ -22209,7 +23994,7 @@
         <w:pStyle w:val="Compact"/>
         <w:numPr>
           <w:ilvl w:val="0"/>
-          <w:numId w:val="1040"/>
+          <w:numId w:val="1042"/>
         </w:numPr>
       </w:pPr>
       <w:r>
@@ -22237,8 +24022,8 @@
         <w:t xml:space="preserve">: свежий срез.</w:t>
       </w:r>
     </w:p>
-    <w:bookmarkEnd w:id="134"/>
-    <w:bookmarkStart w:id="135" w:name="чек-лист-за-12-дня-до-доклада"/>
+    <w:bookmarkEnd w:id="140"/>
+    <w:bookmarkStart w:id="141" w:name="чек-лист-за-12-дня-до-доклада"/>
     <w:p>
       <w:pPr>
         <w:pStyle w:val="Heading2"/>
@@ -22252,7 +24037,7 @@
         <w:pStyle w:val="Compact"/>
         <w:numPr>
           <w:ilvl w:val="0"/>
-          <w:numId w:val="1041"/>
+          <w:numId w:val="1043"/>
         </w:numPr>
       </w:pPr>
       <w:r>
@@ -22264,7 +24049,7 @@
         <w:pStyle w:val="Compact"/>
         <w:numPr>
           <w:ilvl w:val="0"/>
-          <w:numId w:val="1041"/>
+          <w:numId w:val="1043"/>
         </w:numPr>
       </w:pPr>
       <w:r>
@@ -22276,7 +24061,7 @@
         <w:pStyle w:val="Compact"/>
         <w:numPr>
           <w:ilvl w:val="0"/>
-          <w:numId w:val="1041"/>
+          <w:numId w:val="1043"/>
         </w:numPr>
       </w:pPr>
       <w:r>
@@ -22288,7 +24073,7 @@
         <w:pStyle w:val="Compact"/>
         <w:numPr>
           <w:ilvl w:val="0"/>
-          <w:numId w:val="1041"/>
+          <w:numId w:val="1043"/>
         </w:numPr>
       </w:pPr>
       <w:r>
@@ -22301,8 +24086,8 @@
         <w:t xml:space="preserve">Level «Июль2026» — к дате доклада могут исчезнуть; в слайдах указывать дату среза.</w:t>
       </w:r>
     </w:p>
-    <w:bookmarkEnd w:id="135"/>
-    <w:bookmarkEnd w:id="136"/>
+    <w:bookmarkEnd w:id="141"/>
+    <w:bookmarkEnd w:id="142"/>
     <w:sectPr>
       <w:footnotePr>
         <w:numRestart w:val="eachSect"/>
@@ -23091,9 +24876,6 @@
     </w:lvlOverride>
   </w:num>
   <w:num w:numId="1037">
-    <w:abstractNumId w:val="991"/>
-  </w:num>
-  <w:num w:numId="1038">
     <w:abstractNumId w:val="99411"/>
     <w:lvlOverride w:ilvl="0">
       <w:startOverride w:val="1"/>
@@ -23123,13 +24905,49 @@
       <w:startOverride w:val="1"/>
     </w:lvlOverride>
   </w:num>
+  <w:num w:numId="1038">
+    <w:abstractNumId w:val="991"/>
+  </w:num>
   <w:num w:numId="1039">
     <w:abstractNumId w:val="991"/>
   </w:num>
   <w:num w:numId="1040">
+    <w:abstractNumId w:val="99411"/>
+    <w:lvlOverride w:ilvl="0">
+      <w:startOverride w:val="1"/>
+    </w:lvlOverride>
+    <w:lvlOverride w:ilvl="1">
+      <w:startOverride w:val="1"/>
+    </w:lvlOverride>
+    <w:lvlOverride w:ilvl="2">
+      <w:startOverride w:val="1"/>
+    </w:lvlOverride>
+    <w:lvlOverride w:ilvl="3">
+      <w:startOverride w:val="1"/>
+    </w:lvlOverride>
+    <w:lvlOverride w:ilvl="4">
+      <w:startOverride w:val="1"/>
+    </w:lvlOverride>
+    <w:lvlOverride w:ilvl="5">
+      <w:startOverride w:val="1"/>
+    </w:lvlOverride>
+    <w:lvlOverride w:ilvl="6">
+      <w:startOverride w:val="1"/>
+    </w:lvlOverride>
+    <w:lvlOverride w:ilvl="7">
+      <w:startOverride w:val="1"/>
+    </w:lvlOverride>
+    <w:lvlOverride w:ilvl="8">
+      <w:startOverride w:val="1"/>
+    </w:lvlOverride>
+  </w:num>
+  <w:num w:numId="1041">
     <w:abstractNumId w:val="991"/>
   </w:num>
-  <w:num w:numId="1041">
+  <w:num w:numId="1042">
+    <w:abstractNumId w:val="991"/>
+  </w:num>
+  <w:num w:numId="1043">
     <w:abstractNumId w:val="99411"/>
     <w:lvlOverride w:ilvl="0">
       <w:startOverride w:val="1"/>

--- a/docs/artel-udmurtia-report.docx
+++ b/docs/artel-udmurtia-report.docx
@@ -20286,7 +20286,7 @@
     </w:p>
     <w:bookmarkEnd w:id="123"/>
     <w:bookmarkEnd w:id="124"/>
-    <w:bookmarkStart w:id="130" w:name="Xed3dd4e85b6da5f96be35da45c014ef4668d9f1"/>
+    <w:bookmarkStart w:id="131" w:name="Xed3dd4e85b6da5f96be35da45c014ef4668d9f1"/>
     <w:p>
       <w:pPr>
         <w:pStyle w:val="Heading1"/>
@@ -21676,7 +21676,416 @@
       </w:r>
     </w:p>
     <w:bookmarkEnd w:id="127"/>
-    <w:bookmarkStart w:id="128" w:name="выводы"/>
+    <w:bookmarkStart w:id="128" w:name="Xbd6a8202f66297431d316460478cb4f20ab5363"/>
+    <w:p>
+      <w:pPr>
+        <w:pStyle w:val="Heading2"/>
+      </w:pPr>
+      <w:r>
+        <w:t xml:space="preserve">3.5. Контрольная сверка нулей на Авито и ЦИАН (по требованию рецензента, 22.07.2026)</w:t>
+      </w:r>
+    </w:p>
+    <w:p>
+      <w:pPr>
+        <w:pStyle w:val="FirstParagraph"/>
+      </w:pPr>
+      <w:r>
+        <w:t xml:space="preserve">Каждый «ноль» проверен независимыми классифайдами через реальный браузер:</w:t>
+      </w:r>
+    </w:p>
+    <w:tbl>
+      <w:tblPr>
+        <w:tblStyle w:val="Table"/>
+        <w:tblW w:type="pct" w:w="5000"/>
+        <w:tblLayout w:type="fixed"/>
+        <w:tblLook w:firstRow="1" w:lastRow="0" w:firstColumn="0" w:lastColumn="0" w:noHBand="0" w:noVBand="0" w:val="0020"/>
+      </w:tblPr>
+      <w:tblGrid>
+        <w:gridCol w:w="1980"/>
+        <w:gridCol w:w="1980"/>
+        <w:gridCol w:w="1980"/>
+        <w:gridCol w:w="1980"/>
+      </w:tblGrid>
+      <w:tr>
+        <w:trPr>
+          <w:tblHeader w:val="on"/>
+        </w:trPr>
+        <w:tc>
+          <w:tcPr/>
+          <w:p>
+            <w:pPr>
+              <w:pStyle w:val="Compact"/>
+            </w:pPr>
+            <w:r>
+              <w:t xml:space="preserve">Застройщик / объект</w:t>
+            </w:r>
+          </w:p>
+        </w:tc>
+        <w:tc>
+          <w:tcPr/>
+          <w:p>
+            <w:pPr>
+              <w:pStyle w:val="Compact"/>
+            </w:pPr>
+            <w:r>
+              <w:t xml:space="preserve">Сайт застройщика</w:t>
+            </w:r>
+          </w:p>
+        </w:tc>
+        <w:tc>
+          <w:tcPr/>
+          <w:p>
+            <w:pPr>
+              <w:pStyle w:val="Compact"/>
+            </w:pPr>
+            <w:r>
+              <w:t xml:space="preserve">Классифайды</w:t>
+            </w:r>
+          </w:p>
+        </w:tc>
+        <w:tc>
+          <w:tcPr/>
+          <w:p>
+            <w:pPr>
+              <w:pStyle w:val="Compact"/>
+            </w:pPr>
+            <w:r>
+              <w:t xml:space="preserve">Вердикт</w:t>
+            </w:r>
+          </w:p>
+        </w:tc>
+      </w:tr>
+      <w:tr>
+        <w:tc>
+          <w:tcPr/>
+          <w:p>
+            <w:pPr>
+              <w:pStyle w:val="Compact"/>
+            </w:pPr>
+            <w:r>
+              <w:t xml:space="preserve">Зардон, «Лето красное» (Постольская 17А)</w:t>
+            </w:r>
+          </w:p>
+        </w:tc>
+        <w:tc>
+          <w:tcPr/>
+          <w:p>
+            <w:pPr>
+              <w:pStyle w:val="Compact"/>
+            </w:pPr>
+            <w:r>
+              <w:t xml:space="preserve">каталог отключён</w:t>
+            </w:r>
+          </w:p>
+        </w:tc>
+        <w:tc>
+          <w:tcPr/>
+          <w:p>
+            <w:pPr>
+              <w:pStyle w:val="Compact"/>
+            </w:pPr>
+            <w:r>
+              <w:t xml:space="preserve">Домклик: «нет квартир от застройщика»; Авито: 3 лота — все от агентств/дольщиков (бейдж «Надёжный партнёр», «проверено в Росреестре» = собственность оформлена)</w:t>
+            </w:r>
+          </w:p>
+        </w:tc>
+        <w:tc>
+          <w:tcPr/>
+          <w:p>
+            <w:pPr>
+              <w:pStyle w:val="Compact"/>
+            </w:pPr>
+            <w:r>
+              <w:rPr>
+                <w:b/>
+                <w:bCs/>
+              </w:rPr>
+              <w:t xml:space="preserve">0 подтверждён</w:t>
+            </w:r>
+          </w:p>
+        </w:tc>
+      </w:tr>
+      <w:tr>
+        <w:tc>
+          <w:tcPr/>
+          <w:p>
+            <w:pPr>
+              <w:pStyle w:val="Compact"/>
+            </w:pPr>
+            <w:r>
+              <w:t xml:space="preserve">Зардон, «Семья на Парковой»</w:t>
+            </w:r>
+          </w:p>
+        </w:tc>
+        <w:tc>
+          <w:tcPr/>
+          <w:p>
+            <w:pPr>
+              <w:pStyle w:val="Compact"/>
+            </w:pPr>
+            <w:r>
+              <w:t xml:space="preserve">каталог отключён</w:t>
+            </w:r>
+          </w:p>
+        </w:tc>
+        <w:tc>
+          <w:tcPr/>
+          <w:p>
+            <w:pPr>
+              <w:pStyle w:val="Compact"/>
+            </w:pPr>
+            <w:r>
+              <w:t xml:space="preserve">ЦИАН: «нет предложений от застройщика»</w:t>
+            </w:r>
+          </w:p>
+        </w:tc>
+        <w:tc>
+          <w:tcPr/>
+          <w:p>
+            <w:pPr>
+              <w:pStyle w:val="Compact"/>
+            </w:pPr>
+            <w:r>
+              <w:rPr>
+                <w:b/>
+                <w:bCs/>
+              </w:rPr>
+              <w:t xml:space="preserve">0 подтверждён</w:t>
+            </w:r>
+          </w:p>
+        </w:tc>
+      </w:tr>
+      <w:tr>
+        <w:tc>
+          <w:tcPr/>
+          <w:p>
+            <w:pPr>
+              <w:pStyle w:val="Compact"/>
+            </w:pPr>
+            <w:r>
+              <w:t xml:space="preserve">Талан, Трилогия + Атмосфера</w:t>
+            </w:r>
+          </w:p>
+        </w:tc>
+        <w:tc>
+          <w:tcPr/>
+          <w:p>
+            <w:pPr>
+              <w:pStyle w:val="Compact"/>
+            </w:pPr>
+            <w:r>
+              <w:t xml:space="preserve">0 (API: sold)</w:t>
+            </w:r>
+          </w:p>
+        </w:tc>
+        <w:tc>
+          <w:tcPr/>
+          <w:p>
+            <w:pPr>
+              <w:pStyle w:val="Compact"/>
+            </w:pPr>
+            <w:r>
+              <w:t xml:space="preserve">ЦИАН (стр. застройщика): оба «Сдан», предложений нет; активен только строящийся Город-парк</w:t>
+            </w:r>
+          </w:p>
+        </w:tc>
+        <w:tc>
+          <w:tcPr/>
+          <w:p>
+            <w:pPr>
+              <w:pStyle w:val="Compact"/>
+            </w:pPr>
+            <w:r>
+              <w:rPr>
+                <w:b/>
+                <w:bCs/>
+              </w:rPr>
+              <w:t xml:space="preserve">0 подтверждён</w:t>
+            </w:r>
+          </w:p>
+        </w:tc>
+      </w:tr>
+      <w:tr>
+        <w:tc>
+          <w:tcPr/>
+          <w:p>
+            <w:pPr>
+              <w:pStyle w:val="Compact"/>
+            </w:pPr>
+            <w:r>
+              <w:t xml:space="preserve">Железно, ZNAK (сданные корпуса)</w:t>
+            </w:r>
+          </w:p>
+        </w:tc>
+        <w:tc>
+          <w:tcPr/>
+          <w:p>
+            <w:pPr>
+              <w:pStyle w:val="Compact"/>
+            </w:pPr>
+            <w:r>
+              <w:t xml:space="preserve">0</w:t>
+            </w:r>
+          </w:p>
+        </w:tc>
+        <w:tc>
+          <w:tcPr/>
+          <w:p>
+            <w:pPr>
+              <w:pStyle w:val="Compact"/>
+            </w:pPr>
+            <w:r>
+              <w:t xml:space="preserve">ЦИАН: 7 от застройщика, но ВСЕ со сдачей 4 кв. 2026 (строящийся корпус); в сданных — 0; ещё 8 — агенты/собственники</w:t>
+            </w:r>
+          </w:p>
+        </w:tc>
+        <w:tc>
+          <w:tcPr/>
+          <w:p>
+            <w:pPr>
+              <w:pStyle w:val="Compact"/>
+            </w:pPr>
+            <w:r>
+              <w:rPr>
+                <w:b/>
+                <w:bCs/>
+              </w:rPr>
+              <w:t xml:space="preserve">0 подтверждён</w:t>
+            </w:r>
+          </w:p>
+        </w:tc>
+      </w:tr>
+      <w:tr>
+        <w:tc>
+          <w:tcPr/>
+          <w:p>
+            <w:pPr>
+              <w:pStyle w:val="Compact"/>
+            </w:pPr>
+            <w:r>
+              <w:t xml:space="preserve">АСПЭК, БершаСити</w:t>
+            </w:r>
+          </w:p>
+        </w:tc>
+        <w:tc>
+          <w:tcPr/>
+          <w:p>
+            <w:pPr>
+              <w:pStyle w:val="Compact"/>
+            </w:pPr>
+            <w:r>
+              <w:t xml:space="preserve">53 свободных</w:t>
+            </w:r>
+          </w:p>
+        </w:tc>
+        <w:tc>
+          <w:tcPr/>
+          <w:p>
+            <w:pPr>
+              <w:pStyle w:val="Compact"/>
+            </w:pPr>
+            <w:r>
+              <w:t xml:space="preserve">ЦИАН: 0 от застройщика (3 от собственников); Домклик: 2</w:t>
+            </w:r>
+          </w:p>
+        </w:tc>
+        <w:tc>
+          <w:tcPr/>
+          <w:p>
+            <w:pPr>
+              <w:pStyle w:val="Compact"/>
+            </w:pPr>
+            <w:r>
+              <w:t xml:space="preserve">вилка, см. §3</w:t>
+            </w:r>
+          </w:p>
+        </w:tc>
+      </w:tr>
+      <w:tr>
+        <w:tc>
+          <w:tcPr/>
+          <w:p>
+            <w:pPr>
+              <w:pStyle w:val="Compact"/>
+            </w:pPr>
+            <w:r>
+              <w:t xml:space="preserve">АСПЭК, АРТНОВА</w:t>
+            </w:r>
+          </w:p>
+        </w:tc>
+        <w:tc>
+          <w:tcPr/>
+          <w:p>
+            <w:pPr>
+              <w:pStyle w:val="Compact"/>
+            </w:pPr>
+            <w:r>
+              <w:t xml:space="preserve">171 свободных</w:t>
+            </w:r>
+          </w:p>
+        </w:tc>
+        <w:tc>
+          <w:tcPr/>
+          <w:p>
+            <w:pPr>
+              <w:pStyle w:val="Compact"/>
+            </w:pPr>
+            <w:r>
+              <w:t xml:space="preserve">Домклик: 100 от застройщика</w:t>
+            </w:r>
+          </w:p>
+        </w:tc>
+        <w:tc>
+          <w:tcPr/>
+          <w:p>
+            <w:pPr>
+              <w:pStyle w:val="Compact"/>
+            </w:pPr>
+            <w:r>
+              <w:t xml:space="preserve">вилка, см. §3</w:t>
+            </w:r>
+          </w:p>
+        </w:tc>
+      </w:tr>
+    </w:tbl>
+    <w:p>
+      <w:pPr>
+        <w:pStyle w:val="BodyText"/>
+      </w:pPr>
+      <w:r>
+        <w:t xml:space="preserve">Попутный факт: в сданных домах на классифайдах живёт</w:t>
+      </w:r>
+      <w:r>
+        <w:t xml:space="preserve"> </w:t>
+      </w:r>
+      <w:r>
+        <w:rPr>
+          <w:b/>
+          <w:bCs/>
+        </w:rPr>
+        <w:t xml:space="preserve">вторичка от дольщиков</w:t>
+      </w:r>
+      <w:r>
+        <w:t xml:space="preserve"> </w:t>
+      </w:r>
+      <w:r>
+        <w:t xml:space="preserve">(3 лота на</w:t>
+      </w:r>
+      <w:r>
+        <w:t xml:space="preserve"> </w:t>
+      </w:r>
+      <w:r>
+        <w:t xml:space="preserve">Постольской, 8 в ZNAK и т.п.) — это не остаток застройщика, но его прямой конкурент при</w:t>
+      </w:r>
+      <w:r>
+        <w:t xml:space="preserve"> </w:t>
+      </w:r>
+      <w:r>
+        <w:t xml:space="preserve">продаже последних лотов: дольщик-инвестор демпингует против прайса застройщика.</w:t>
+      </w:r>
+    </w:p>
+    <w:bookmarkEnd w:id="128"/>
+    <w:bookmarkStart w:id="129" w:name="выводы"/>
     <w:p>
       <w:pPr>
         <w:pStyle w:val="Heading2"/>
@@ -21852,8 +22261,8 @@
         <w:t xml:space="preserve">продукт, который попадает в спрос, — и наказывает тот, который не попадает.</w:t>
       </w:r>
     </w:p>
-    <w:bookmarkEnd w:id="128"/>
-    <w:bookmarkStart w:id="129" w:name="границы-честности"/>
+    <w:bookmarkEnd w:id="129"/>
+    <w:bookmarkStart w:id="130" w:name="границы-честности"/>
     <w:p>
       <w:pPr>
         <w:pStyle w:val="Heading2"/>
@@ -22047,9 +22456,9 @@
         <w:br w:type="page"/>
       </w:r>
     </w:p>
-    <w:bookmarkEnd w:id="129"/>
     <w:bookmarkEnd w:id="130"/>
-    <w:bookmarkStart w:id="142" w:name="глава-8.-методика-и-факт-чек"/>
+    <w:bookmarkEnd w:id="131"/>
+    <w:bookmarkStart w:id="143" w:name="глава-8.-методика-и-факт-чек"/>
     <w:p>
       <w:pPr>
         <w:pStyle w:val="Heading1"/>
@@ -22139,7 +22548,7 @@
         </w:pict>
       </w:r>
     </w:p>
-    <w:bookmarkStart w:id="131" w:name="X7c0c0414862de10c846e1173759063d47923820"/>
+    <w:bookmarkStart w:id="132" w:name="X7c0c0414862de10c846e1173759063d47923820"/>
     <w:p>
       <w:pPr>
         <w:pStyle w:val="Heading2"/>
@@ -22242,8 +22651,8 @@
         <w:t xml:space="preserve">- Распроданность известна у 98 из 118 домов; 31,1% — взвешенное по квартирам среднее по ним.</w:t>
       </w:r>
     </w:p>
-    <w:bookmarkEnd w:id="131"/>
-    <w:bookmarkStart w:id="132" w:name="X514a38114cfc9ab4f78b429eda04b9258bac894"/>
+    <w:bookmarkEnd w:id="132"/>
+    <w:bookmarkStart w:id="133" w:name="X514a38114cfc9ab4f78b429eda04b9258bac894"/>
     <w:p>
       <w:pPr>
         <w:pStyle w:val="Heading2"/>
@@ -22696,8 +23105,8 @@
         <w:t xml:space="preserve">Решение за автором.</w:t>
       </w:r>
     </w:p>
-    <w:bookmarkEnd w:id="132"/>
-    <w:bookmarkStart w:id="133" w:name="статус-данные"/>
+    <w:bookmarkEnd w:id="133"/>
+    <w:bookmarkStart w:id="134" w:name="статус-данные"/>
     <w:p>
       <w:pPr>
         <w:pStyle w:val="Heading2"/>
@@ -22771,8 +23180,8 @@
         <w:t xml:space="preserve">(доля 28,81% на 01.07.2026). Следующее обновление ЕРЗ — 01.08.</w:t>
       </w:r>
     </w:p>
-    <w:bookmarkEnd w:id="133"/>
-    <w:bookmarkStart w:id="137" w:name="сайты-застройщиков-16-из-16-проверены"/>
+    <w:bookmarkEnd w:id="134"/>
+    <w:bookmarkStart w:id="138" w:name="сайты-застройщиков-16-из-16-проверены"/>
     <w:p>
       <w:pPr>
         <w:pStyle w:val="Heading2"/>
@@ -22799,7 +23208,7 @@
         <w:t xml:space="preserve">1 ошибка отчёта, 1 склейка цитаты, 1 неподтверждённая цитата, 4 устаревания, 3 уточнения.</w:t>
       </w:r>
     </w:p>
-    <w:bookmarkStart w:id="134" w:name="ошибки-и-правки-внесены-в-документы"/>
+    <w:bookmarkStart w:id="135" w:name="ошибки-и-правки-внесены-в-документы"/>
     <w:p>
       <w:pPr>
         <w:pStyle w:val="Heading3"/>
@@ -23110,8 +23519,8 @@
         <w:t xml:space="preserve">сбор её не увидел) + «Онлайн-оплата» в футере. Вердикт «частично» был занижен.</w:t>
       </w:r>
     </w:p>
-    <w:bookmarkEnd w:id="134"/>
-    <w:bookmarkStart w:id="135" w:name="Xbf36eb31f0ecc9631098398a28f69209ae8c7db"/>
+    <w:bookmarkEnd w:id="135"/>
+    <w:bookmarkStart w:id="136" w:name="Xbf36eb31f0ecc9631098398a28f69209ae8c7db"/>
     <w:p>
       <w:pPr>
         <w:pStyle w:val="Heading3"/>
@@ -23547,8 +23956,8 @@
         <w:t xml:space="preserve">реально работают (API отдаёт 5 камер по «Острову») ✅.</w:t>
       </w:r>
     </w:p>
-    <w:bookmarkEnd w:id="135"/>
-    <w:bookmarkStart w:id="136" w:name="артефакты-ротации-не-ошибки"/>
+    <w:bookmarkEnd w:id="136"/>
+    <w:bookmarkStart w:id="137" w:name="артефакты-ротации-не-ошибки"/>
     <w:p>
       <w:pPr>
         <w:pStyle w:val="Heading3"/>
@@ -23571,9 +23980,9 @@
         <w:t xml:space="preserve">дни — дословные цитаты первых экранов нужно датировать срезом или проверять накануне доклада.</w:t>
       </w:r>
     </w:p>
-    <w:bookmarkEnd w:id="136"/>
     <w:bookmarkEnd w:id="137"/>
-    <w:bookmarkStart w:id="138" w:name="сми-факты"/>
+    <w:bookmarkEnd w:id="138"/>
+    <w:bookmarkStart w:id="139" w:name="сми-факты"/>
     <w:p>
       <w:pPr>
         <w:pStyle w:val="Heading2"/>
@@ -23853,8 +24262,8 @@
         </w:tc>
       </w:tr>
     </w:tbl>
-    <w:bookmarkEnd w:id="138"/>
-    <w:bookmarkStart w:id="139" w:name="X4c6cbb7f6be78153c804693842c7861aec9976f"/>
+    <w:bookmarkEnd w:id="139"/>
+    <w:bookmarkStart w:id="140" w:name="X4c6cbb7f6be78153c804693842c7861aec9976f"/>
     <w:p>
       <w:pPr>
         <w:pStyle w:val="Heading2"/>
@@ -23895,8 +24304,8 @@
         <w:t xml:space="preserve">на карточке проекта; ближе всех — Острова (SPEECH) и точечно Федерация (МАДИ на лендинге ЖК)».</w:t>
       </w:r>
     </w:p>
-    <w:bookmarkEnd w:id="139"/>
-    <w:bookmarkStart w:id="140" w:name="Xb4ef195f746b78cc21c10f4e15695c5a8d7c066"/>
+    <w:bookmarkEnd w:id="140"/>
+    <w:bookmarkStart w:id="141" w:name="Xb4ef195f746b78cc21c10f4e15695c5a8d7c066"/>
     <w:p>
       <w:pPr>
         <w:pStyle w:val="Heading2"/>
@@ -24022,8 +24431,8 @@
         <w:t xml:space="preserve">: свежий срез.</w:t>
       </w:r>
     </w:p>
-    <w:bookmarkEnd w:id="140"/>
-    <w:bookmarkStart w:id="141" w:name="чек-лист-за-12-дня-до-доклада"/>
+    <w:bookmarkEnd w:id="141"/>
+    <w:bookmarkStart w:id="142" w:name="чек-лист-за-12-дня-до-доклада"/>
     <w:p>
       <w:pPr>
         <w:pStyle w:val="Heading2"/>
@@ -24086,8 +24495,8 @@
         <w:t xml:space="preserve">Level «Июль2026» — к дате доклада могут исчезнуть; в слайдах указывать дату среза.</w:t>
       </w:r>
     </w:p>
-    <w:bookmarkEnd w:id="141"/>
     <w:bookmarkEnd w:id="142"/>
+    <w:bookmarkEnd w:id="143"/>
     <w:sectPr>
       <w:footnotePr>
         <w:numRestart w:val="eachSect"/>

--- a/docs/artel-udmurtia-report.docx
+++ b/docs/artel-udmurtia-report.docx
@@ -21629,50 +21629,844 @@
         <w:pStyle w:val="BodyText"/>
       </w:pPr>
       <w:r>
-        <w:t xml:space="preserve">Как это читать: шахматка сайта — полный незакрытый остаток (включая придержанные лоты и</w:t>
-      </w:r>
-      <w:r>
-        <w:t xml:space="preserve"> </w:t>
-      </w:r>
-      <w:r>
-        <w:t xml:space="preserve">достраиваемые корпуса тех же проектов); классифайды — то, что реально выставлено и продаётся.</w:t>
-      </w:r>
-      <w:r>
-        <w:t xml:space="preserve"> </w:t>
-      </w:r>
-      <w:r>
-        <w:t xml:space="preserve">Правда в вилке</w:t>
-      </w:r>
-      <w:r>
-        <w:t xml:space="preserve"> </w:t>
-      </w:r>
-      <w:r>
-        <w:rPr>
-          <w:b/>
-          <w:bCs/>
-        </w:rPr>
-        <w:t xml:space="preserve">~100–436 квартир</w:t>
-      </w:r>
-      <w:r>
-        <w:t xml:space="preserve">, но оба конца плохие: либо хвост огромен, либо хвост</w:t>
-      </w:r>
-      <w:r>
-        <w:t xml:space="preserve"> </w:t>
-      </w:r>
-      <w:r>
-        <w:t xml:space="preserve">огромен И его почти не продвигают (БершаСити: 53 свободных — 2 в активной продаже).</w:t>
-      </w:r>
-      <w:r>
-        <w:t xml:space="preserve"> </w:t>
-      </w:r>
-      <w:r>
-        <w:t xml:space="preserve">Дополнительный штрих: сайт метит «строящимися» корпуса, которые по ЕИСЖС введены, — статусы</w:t>
-      </w:r>
-      <w:r>
-        <w:t xml:space="preserve"> </w:t>
-      </w:r>
-      <w:r>
-        <w:t xml:space="preserve">не обновляются. У АСПЭК же — худшая распроданность текущей стройки (4,2%).</w:t>
+        <w:t xml:space="preserve">Как это читать: шахматка сайта — полный незакрытый остаток (включая придержанные лоты);</w:t>
+      </w:r>
+      <w:r>
+        <w:t xml:space="preserve"> </w:t>
+      </w:r>
+      <w:r>
+        <w:t xml:space="preserve">классифайды — то, что реально выставлено. Правда в вилке</w:t>
+      </w:r>
+      <w:r>
+        <w:t xml:space="preserve"> </w:t>
+      </w:r>
+      <w:r>
+        <w:rPr>
+          <w:b/>
+          <w:bCs/>
+        </w:rPr>
+        <w:t xml:space="preserve">~100–467 квартир</w:t>
+      </w:r>
+      <w:r>
+        <w:t xml:space="preserve">, но оба конца</w:t>
+      </w:r>
+      <w:r>
+        <w:t xml:space="preserve"> </w:t>
+      </w:r>
+      <w:r>
+        <w:t xml:space="preserve">плохие: либо хвост огромен, либо хвост огромен И его почти не продвигают (БершаСити:</w:t>
+      </w:r>
+      <w:r>
+        <w:t xml:space="preserve"> </w:t>
+      </w:r>
+      <w:r>
+        <w:t xml:space="preserve">53 свободных — 2 в активной продаже). У АСПЭК же — худшая распроданность текущей стройки (4,2%).</w:t>
+      </w:r>
+    </w:p>
+    <w:p>
+      <w:pPr>
+        <w:pStyle w:val="BodyText"/>
+      </w:pPr>
+      <w:r>
+        <w:rPr>
+          <w:b/>
+          <w:bCs/>
+        </w:rPr>
+        <w:t xml:space="preserve">Покорпусная детализация (шахматка сайта × даты ввода ЕИСЖС, 22.07.2026).</w:t>
+      </w:r>
+      <w:r>
+        <w:t xml:space="preserve"> </w:t>
+      </w:r>
+      <w:r>
+        <w:t xml:space="preserve">Ключевой факт:</w:t>
+      </w:r>
+      <w:r>
+        <w:t xml:space="preserve"> </w:t>
+      </w:r>
+      <w:r>
+        <w:t xml:space="preserve">ВСЕ корпуса с остатками уже введены в эксплуатацию по ЕИСЖС — включая те, что сайт до сих</w:t>
+      </w:r>
+      <w:r>
+        <w:t xml:space="preserve"> </w:t>
+      </w:r>
+      <w:r>
+        <w:t xml:space="preserve">пор метит «строится»:</w:t>
+      </w:r>
+    </w:p>
+    <w:tbl>
+      <w:tblPr>
+        <w:tblStyle w:val="Table"/>
+        <w:tblW w:type="pct" w:w="5000"/>
+        <w:tblLayout w:type="fixed"/>
+        <w:tblLook w:firstRow="1" w:lastRow="0" w:firstColumn="0" w:lastColumn="0" w:noHBand="0" w:noVBand="0" w:val="0020"/>
+      </w:tblPr>
+      <w:tblGrid>
+        <w:gridCol w:w="1188"/>
+        <w:gridCol w:w="1188"/>
+        <w:gridCol w:w="1188"/>
+        <w:gridCol w:w="1188"/>
+        <w:gridCol w:w="1584"/>
+        <w:gridCol w:w="1584"/>
+      </w:tblGrid>
+      <w:tr>
+        <w:trPr>
+          <w:tblHeader w:val="on"/>
+        </w:trPr>
+        <w:tc>
+          <w:tcPr/>
+          <w:p>
+            <w:pPr>
+              <w:pStyle w:val="Compact"/>
+            </w:pPr>
+            <w:r>
+              <w:t xml:space="preserve">Корпус</w:t>
+            </w:r>
+          </w:p>
+        </w:tc>
+        <w:tc>
+          <w:tcPr/>
+          <w:p>
+            <w:pPr>
+              <w:pStyle w:val="Compact"/>
+            </w:pPr>
+            <w:r>
+              <w:t xml:space="preserve">Адрес</w:t>
+            </w:r>
+          </w:p>
+        </w:tc>
+        <w:tc>
+          <w:tcPr/>
+          <w:p>
+            <w:pPr>
+              <w:pStyle w:val="Compact"/>
+            </w:pPr>
+            <w:r>
+              <w:t xml:space="preserve">Введён (ЕИСЖС)</w:t>
+            </w:r>
+          </w:p>
+        </w:tc>
+        <w:tc>
+          <w:tcPr/>
+          <w:p>
+            <w:pPr>
+              <w:pStyle w:val="Compact"/>
+            </w:pPr>
+            <w:r>
+              <w:t xml:space="preserve">Статус на сайте</w:t>
+            </w:r>
+          </w:p>
+        </w:tc>
+        <w:tc>
+          <w:tcPr/>
+          <w:p>
+            <w:pPr>
+              <w:pStyle w:val="Compact"/>
+              <w:jc w:val="right"/>
+            </w:pPr>
+            <w:r>
+              <w:t xml:space="preserve">Квартир свободно</w:t>
+            </w:r>
+          </w:p>
+        </w:tc>
+        <w:tc>
+          <w:tcPr/>
+          <w:p>
+            <w:pPr>
+              <w:pStyle w:val="Compact"/>
+              <w:jc w:val="right"/>
+            </w:pPr>
+            <w:r>
+              <w:t xml:space="preserve">Цена от</w:t>
+            </w:r>
+          </w:p>
+        </w:tc>
+      </w:tr>
+      <w:tr>
+        <w:tc>
+          <w:tcPr/>
+          <w:p>
+            <w:pPr>
+              <w:pStyle w:val="Compact"/>
+            </w:pPr>
+            <w:r>
+              <w:t xml:space="preserve">БершаСити Дом 1</w:t>
+            </w:r>
+          </w:p>
+        </w:tc>
+        <w:tc>
+          <w:tcPr/>
+          <w:p>
+            <w:pPr>
+              <w:pStyle w:val="Compact"/>
+            </w:pPr>
+            <w:r>
+              <w:t xml:space="preserve">ул. Арх. Берша</w:t>
+            </w:r>
+          </w:p>
+        </w:tc>
+        <w:tc>
+          <w:tcPr/>
+          <w:p>
+            <w:pPr>
+              <w:pStyle w:val="Compact"/>
+            </w:pPr>
+            <w:r>
+              <w:t xml:space="preserve">03.2024</w:t>
+            </w:r>
+          </w:p>
+        </w:tc>
+        <w:tc>
+          <w:tcPr/>
+          <w:p>
+            <w:pPr>
+              <w:pStyle w:val="Compact"/>
+            </w:pPr>
+            <w:r>
+              <w:t xml:space="preserve">сдан</w:t>
+            </w:r>
+          </w:p>
+        </w:tc>
+        <w:tc>
+          <w:tcPr/>
+          <w:p>
+            <w:pPr>
+              <w:pStyle w:val="Compact"/>
+              <w:jc w:val="right"/>
+            </w:pPr>
+            <w:r>
+              <w:t xml:space="preserve">20</w:t>
+            </w:r>
+          </w:p>
+        </w:tc>
+        <w:tc>
+          <w:tcPr/>
+          <w:p>
+            <w:pPr>
+              <w:pStyle w:val="Compact"/>
+              <w:jc w:val="right"/>
+            </w:pPr>
+            <w:r>
+              <w:t xml:space="preserve">4,85 млн</w:t>
+            </w:r>
+          </w:p>
+        </w:tc>
+      </w:tr>
+      <w:tr>
+        <w:tc>
+          <w:tcPr/>
+          <w:p>
+            <w:pPr>
+              <w:pStyle w:val="Compact"/>
+            </w:pPr>
+            <w:r>
+              <w:t xml:space="preserve">БершаСити Дом 2 (2.1)</w:t>
+            </w:r>
+          </w:p>
+        </w:tc>
+        <w:tc>
+          <w:tcPr/>
+          <w:p>
+            <w:pPr>
+              <w:pStyle w:val="Compact"/>
+            </w:pPr>
+            <w:r>
+              <w:t xml:space="preserve">ул. Арх. Берша</w:t>
+            </w:r>
+          </w:p>
+        </w:tc>
+        <w:tc>
+          <w:tcPr/>
+          <w:p>
+            <w:pPr>
+              <w:pStyle w:val="Compact"/>
+            </w:pPr>
+            <w:r>
+              <w:t xml:space="preserve">07.2025 + 03.2026</w:t>
+            </w:r>
+          </w:p>
+        </w:tc>
+        <w:tc>
+          <w:tcPr/>
+          <w:p>
+            <w:pPr>
+              <w:pStyle w:val="Compact"/>
+            </w:pPr>
+            <w:r>
+              <w:t xml:space="preserve">«строится» ⚠️</w:t>
+            </w:r>
+          </w:p>
+        </w:tc>
+        <w:tc>
+          <w:tcPr/>
+          <w:p>
+            <w:pPr>
+              <w:pStyle w:val="Compact"/>
+              <w:jc w:val="right"/>
+            </w:pPr>
+            <w:r>
+              <w:t xml:space="preserve">33</w:t>
+            </w:r>
+          </w:p>
+        </w:tc>
+        <w:tc>
+          <w:tcPr/>
+          <w:p>
+            <w:pPr>
+              <w:pStyle w:val="Compact"/>
+              <w:jc w:val="right"/>
+            </w:pPr>
+            <w:r>
+              <w:t xml:space="preserve">3,08 млн</w:t>
+            </w:r>
+          </w:p>
+        </w:tc>
+      </w:tr>
+      <w:tr>
+        <w:tc>
+          <w:tcPr/>
+          <w:p>
+            <w:pPr>
+              <w:pStyle w:val="Compact"/>
+            </w:pPr>
+            <w:r>
+              <w:t xml:space="preserve">АРТНОВА К1, Дом 1</w:t>
+            </w:r>
+          </w:p>
+        </w:tc>
+        <w:tc>
+          <w:tcPr/>
+          <w:p>
+            <w:pPr>
+              <w:pStyle w:val="Compact"/>
+            </w:pPr>
+            <w:r>
+              <w:t xml:space="preserve">ул. Новаторов</w:t>
+            </w:r>
+          </w:p>
+        </w:tc>
+        <w:tc>
+          <w:tcPr/>
+          <w:p>
+            <w:pPr>
+              <w:pStyle w:val="Compact"/>
+            </w:pPr>
+            <w:r>
+              <w:t xml:space="preserve">~2024</w:t>
+            </w:r>
+          </w:p>
+        </w:tc>
+        <w:tc>
+          <w:tcPr/>
+          <w:p>
+            <w:pPr>
+              <w:pStyle w:val="Compact"/>
+            </w:pPr>
+            <w:r>
+              <w:t xml:space="preserve">сдан</w:t>
+            </w:r>
+          </w:p>
+        </w:tc>
+        <w:tc>
+          <w:tcPr/>
+          <w:p>
+            <w:pPr>
+              <w:pStyle w:val="Compact"/>
+              <w:jc w:val="right"/>
+            </w:pPr>
+            <w:r>
+              <w:t xml:space="preserve">18</w:t>
+            </w:r>
+          </w:p>
+        </w:tc>
+        <w:tc>
+          <w:tcPr/>
+          <w:p>
+            <w:pPr>
+              <w:pStyle w:val="Compact"/>
+              <w:jc w:val="right"/>
+            </w:pPr>
+            <w:r>
+              <w:t xml:space="preserve">5,06 млн</w:t>
+            </w:r>
+          </w:p>
+        </w:tc>
+      </w:tr>
+      <w:tr>
+        <w:tc>
+          <w:tcPr/>
+          <w:p>
+            <w:pPr>
+              <w:pStyle w:val="Compact"/>
+            </w:pPr>
+            <w:r>
+              <w:t xml:space="preserve">АРТНОВА К1, Дом 2 (К1.2)</w:t>
+            </w:r>
+          </w:p>
+        </w:tc>
+        <w:tc>
+          <w:tcPr/>
+          <w:p>
+            <w:pPr>
+              <w:pStyle w:val="Compact"/>
+            </w:pPr>
+            <w:r>
+              <w:t xml:space="preserve">ул. Новаторов</w:t>
+            </w:r>
+          </w:p>
+        </w:tc>
+        <w:tc>
+          <w:tcPr/>
+          <w:p>
+            <w:pPr>
+              <w:pStyle w:val="Compact"/>
+            </w:pPr>
+            <w:r>
+              <w:t xml:space="preserve">03.2024</w:t>
+            </w:r>
+          </w:p>
+        </w:tc>
+        <w:tc>
+          <w:tcPr/>
+          <w:p>
+            <w:pPr>
+              <w:pStyle w:val="Compact"/>
+            </w:pPr>
+            <w:r>
+              <w:t xml:space="preserve">сдан</w:t>
+            </w:r>
+          </w:p>
+        </w:tc>
+        <w:tc>
+          <w:tcPr/>
+          <w:p>
+            <w:pPr>
+              <w:pStyle w:val="Compact"/>
+              <w:jc w:val="right"/>
+            </w:pPr>
+            <w:r>
+              <w:t xml:space="preserve">25</w:t>
+            </w:r>
+          </w:p>
+        </w:tc>
+        <w:tc>
+          <w:tcPr/>
+          <w:p>
+            <w:pPr>
+              <w:pStyle w:val="Compact"/>
+              <w:jc w:val="right"/>
+            </w:pPr>
+            <w:r>
+              <w:t xml:space="preserve">5,59 млн</w:t>
+            </w:r>
+          </w:p>
+        </w:tc>
+      </w:tr>
+      <w:tr>
+        <w:tc>
+          <w:tcPr/>
+          <w:p>
+            <w:pPr>
+              <w:pStyle w:val="Compact"/>
+            </w:pPr>
+            <w:r>
+              <w:t xml:space="preserve">АРТНОВА К5.2</w:t>
+            </w:r>
+          </w:p>
+        </w:tc>
+        <w:tc>
+          <w:tcPr/>
+          <w:p>
+            <w:pPr>
+              <w:pStyle w:val="Compact"/>
+            </w:pPr>
+            <w:r>
+              <w:t xml:space="preserve">ул. Союзная</w:t>
+            </w:r>
+          </w:p>
+        </w:tc>
+        <w:tc>
+          <w:tcPr/>
+          <w:p>
+            <w:pPr>
+              <w:pStyle w:val="Compact"/>
+            </w:pPr>
+            <w:r>
+              <w:rPr>
+                <w:b/>
+                <w:bCs/>
+              </w:rPr>
+              <w:t xml:space="preserve">06.07.2026</w:t>
+            </w:r>
+          </w:p>
+        </w:tc>
+        <w:tc>
+          <w:tcPr/>
+          <w:p>
+            <w:pPr>
+              <w:pStyle w:val="Compact"/>
+            </w:pPr>
+            <w:r>
+              <w:t xml:space="preserve">«строится» ⚠️</w:t>
+            </w:r>
+          </w:p>
+        </w:tc>
+        <w:tc>
+          <w:tcPr/>
+          <w:p>
+            <w:pPr>
+              <w:pStyle w:val="Compact"/>
+              <w:jc w:val="right"/>
+            </w:pPr>
+            <w:r>
+              <w:t xml:space="preserve">146</w:t>
+            </w:r>
+          </w:p>
+        </w:tc>
+        <w:tc>
+          <w:tcPr/>
+          <w:p>
+            <w:pPr>
+              <w:pStyle w:val="Compact"/>
+              <w:jc w:val="right"/>
+            </w:pPr>
+            <w:r>
+              <w:t xml:space="preserve">3,93 млн</w:t>
+            </w:r>
+          </w:p>
+        </w:tc>
+      </w:tr>
+      <w:tr>
+        <w:tc>
+          <w:tcPr/>
+          <w:p>
+            <w:pPr>
+              <w:pStyle w:val="Compact"/>
+            </w:pPr>
+            <w:r>
+              <w:t xml:space="preserve">Forest дом 4</w:t>
+            </w:r>
+          </w:p>
+        </w:tc>
+        <w:tc>
+          <w:tcPr/>
+          <w:p>
+            <w:pPr>
+              <w:pStyle w:val="Compact"/>
+            </w:pPr>
+            <w:r>
+              <w:t xml:space="preserve">40 лет Победы</w:t>
+            </w:r>
+          </w:p>
+        </w:tc>
+        <w:tc>
+          <w:tcPr/>
+          <w:p>
+            <w:pPr>
+              <w:pStyle w:val="Compact"/>
+            </w:pPr>
+            <w:r>
+              <w:t xml:space="preserve">кон. 2023</w:t>
+            </w:r>
+          </w:p>
+        </w:tc>
+        <w:tc>
+          <w:tcPr/>
+          <w:p>
+            <w:pPr>
+              <w:pStyle w:val="Compact"/>
+            </w:pPr>
+            <w:r>
+              <w:t xml:space="preserve">сдан</w:t>
+            </w:r>
+          </w:p>
+        </w:tc>
+        <w:tc>
+          <w:tcPr/>
+          <w:p>
+            <w:pPr>
+              <w:pStyle w:val="Compact"/>
+              <w:jc w:val="right"/>
+            </w:pPr>
+            <w:r>
+              <w:t xml:space="preserve">13</w:t>
+            </w:r>
+          </w:p>
+        </w:tc>
+        <w:tc>
+          <w:tcPr/>
+          <w:p>
+            <w:pPr>
+              <w:pStyle w:val="Compact"/>
+              <w:jc w:val="right"/>
+            </w:pPr>
+            <w:r>
+              <w:t xml:space="preserve">4,14 млн</w:t>
+            </w:r>
+          </w:p>
+        </w:tc>
+      </w:tr>
+      <w:tr>
+        <w:tc>
+          <w:tcPr/>
+          <w:p>
+            <w:pPr>
+              <w:pStyle w:val="Compact"/>
+            </w:pPr>
+            <w:r>
+              <w:t xml:space="preserve">Forest дом 5</w:t>
+            </w:r>
+          </w:p>
+        </w:tc>
+        <w:tc>
+          <w:tcPr/>
+          <w:p>
+            <w:pPr>
+              <w:pStyle w:val="Compact"/>
+            </w:pPr>
+            <w:r>
+              <w:t xml:space="preserve">40 лет Победы</w:t>
+            </w:r>
+          </w:p>
+        </w:tc>
+        <w:tc>
+          <w:tcPr/>
+          <w:p>
+            <w:pPr>
+              <w:pStyle w:val="Compact"/>
+            </w:pPr>
+            <w:r>
+              <w:t xml:space="preserve">12.2024</w:t>
+            </w:r>
+          </w:p>
+        </w:tc>
+        <w:tc>
+          <w:tcPr/>
+          <w:p>
+            <w:pPr>
+              <w:pStyle w:val="Compact"/>
+            </w:pPr>
+            <w:r>
+              <w:t xml:space="preserve">«строится» ⚠️</w:t>
+            </w:r>
+          </w:p>
+        </w:tc>
+        <w:tc>
+          <w:tcPr/>
+          <w:p>
+            <w:pPr>
+              <w:pStyle w:val="Compact"/>
+              <w:jc w:val="right"/>
+            </w:pPr>
+            <w:r>
+              <w:t xml:space="preserve">64</w:t>
+            </w:r>
+          </w:p>
+        </w:tc>
+        <w:tc>
+          <w:tcPr/>
+          <w:p>
+            <w:pPr>
+              <w:pStyle w:val="Compact"/>
+              <w:jc w:val="right"/>
+            </w:pPr>
+            <w:r>
+              <w:t xml:space="preserve">3,85 млн</w:t>
+            </w:r>
+          </w:p>
+        </w:tc>
+      </w:tr>
+      <w:tr>
+        <w:tc>
+          <w:tcPr/>
+          <w:p>
+            <w:pPr>
+              <w:pStyle w:val="Compact"/>
+            </w:pPr>
+            <w:r>
+              <w:t xml:space="preserve">Forest дом 6</w:t>
+            </w:r>
+          </w:p>
+        </w:tc>
+        <w:tc>
+          <w:tcPr/>
+          <w:p>
+            <w:pPr>
+              <w:pStyle w:val="Compact"/>
+            </w:pPr>
+            <w:r>
+              <w:t xml:space="preserve">ул. Васнецова</w:t>
+            </w:r>
+          </w:p>
+        </w:tc>
+        <w:tc>
+          <w:tcPr/>
+          <w:p>
+            <w:pPr>
+              <w:pStyle w:val="Compact"/>
+            </w:pPr>
+            <w:r>
+              <w:t xml:space="preserve">12.2025</w:t>
+            </w:r>
+          </w:p>
+        </w:tc>
+        <w:tc>
+          <w:tcPr/>
+          <w:p>
+            <w:pPr>
+              <w:pStyle w:val="Compact"/>
+            </w:pPr>
+            <w:r>
+              <w:t xml:space="preserve">«строится» ⚠️</w:t>
+            </w:r>
+          </w:p>
+        </w:tc>
+        <w:tc>
+          <w:tcPr/>
+          <w:p>
+            <w:pPr>
+              <w:pStyle w:val="Compact"/>
+              <w:jc w:val="right"/>
+            </w:pPr>
+            <w:r>
+              <w:t xml:space="preserve">148</w:t>
+            </w:r>
+          </w:p>
+        </w:tc>
+        <w:tc>
+          <w:tcPr/>
+          <w:p>
+            <w:pPr>
+              <w:pStyle w:val="Compact"/>
+              <w:jc w:val="right"/>
+            </w:pPr>
+            <w:r>
+              <w:t xml:space="preserve">3,55 млн</w:t>
+            </w:r>
+          </w:p>
+        </w:tc>
+      </w:tr>
+      <w:tr>
+        <w:tc>
+          <w:tcPr/>
+          <w:p>
+            <w:pPr>
+              <w:pStyle w:val="Compact"/>
+            </w:pPr>
+            <w:r>
+              <w:rPr>
+                <w:b/>
+                <w:bCs/>
+              </w:rPr>
+              <w:t xml:space="preserve">Итого</w:t>
+            </w:r>
+          </w:p>
+        </w:tc>
+        <w:tc>
+          <w:tcPr/>
+          <w:p>
+            <w:pPr>
+              <w:pStyle w:val="Compact"/>
+            </w:pPr>
+          </w:p>
+        </w:tc>
+        <w:tc>
+          <w:tcPr/>
+          <w:p>
+            <w:pPr>
+              <w:pStyle w:val="Compact"/>
+            </w:pPr>
+          </w:p>
+        </w:tc>
+        <w:tc>
+          <w:tcPr/>
+          <w:p>
+            <w:pPr>
+              <w:pStyle w:val="Compact"/>
+            </w:pPr>
+          </w:p>
+        </w:tc>
+        <w:tc>
+          <w:tcPr/>
+          <w:p>
+            <w:pPr>
+              <w:pStyle w:val="Compact"/>
+              <w:jc w:val="right"/>
+            </w:pPr>
+            <w:r>
+              <w:rPr>
+                <w:b/>
+                <w:bCs/>
+              </w:rPr>
+              <w:t xml:space="preserve">467</w:t>
+            </w:r>
+          </w:p>
+        </w:tc>
+        <w:tc>
+          <w:tcPr/>
+          <w:p>
+            <w:pPr>
+              <w:pStyle w:val="Compact"/>
+            </w:pPr>
+          </w:p>
+        </w:tc>
+      </w:tr>
+    </w:tbl>
+    <w:p>
+      <w:pPr>
+        <w:pStyle w:val="BodyText"/>
+      </w:pPr>
+      <w:r>
+        <w:t xml:space="preserve">Два разных хвоста: (а)</w:t>
+      </w:r>
+      <w:r>
+        <w:t xml:space="preserve"> </w:t>
+      </w:r>
+      <w:r>
+        <w:rPr>
+          <w:b/>
+          <w:bCs/>
+        </w:rPr>
+        <w:t xml:space="preserve">зависшие старые</w:t>
+      </w:r>
+      <w:r>
+        <w:t xml:space="preserve"> </w:t>
+      </w:r>
+      <w:r>
+        <w:t xml:space="preserve">— Дом 1 Берши и АРТНОВА К1 держат 63 квартиры</w:t>
+      </w:r>
+      <w:r>
+        <w:t xml:space="preserve"> </w:t>
+      </w:r>
+      <w:r>
+        <w:t xml:space="preserve">спустя 2+ года после ввода; (б)</w:t>
+      </w:r>
+      <w:r>
+        <w:t xml:space="preserve"> </w:t>
+      </w:r>
+      <w:r>
+        <w:rPr>
+          <w:b/>
+          <w:bCs/>
+        </w:rPr>
+        <w:t xml:space="preserve">свежесданные крупные</w:t>
+      </w:r>
+      <w:r>
+        <w:t xml:space="preserve"> </w:t>
+      </w:r>
+      <w:r>
+        <w:t xml:space="preserve">— К5.2 (введён 06.07.2026: 146 из</w:t>
+      </w:r>
+      <w:r>
+        <w:t xml:space="preserve"> </w:t>
+      </w:r>
+      <w:r>
+        <w:t xml:space="preserve">160 квартир свободны, распродано ~9% к вводу) и Forest-6 (148 свободных через 7 месяцев после</w:t>
+      </w:r>
+      <w:r>
+        <w:t xml:space="preserve"> </w:t>
+      </w:r>
+      <w:r>
+        <w:t xml:space="preserve">ввода). Плюс кладовые (39) и офисы (5, от 10 до 20 млн) — тоже непроданные метры.</w:t>
       </w:r>
     </w:p>
     <w:bookmarkEnd w:id="127"/>

--- a/docs/artel-udmurtia-report.docx
+++ b/docs/artel-udmurtia-report.docx
@@ -21184,11 +21184,41 @@
               <w:pStyle w:val="Compact"/>
             </w:pPr>
             <w:r>
+              <w:t xml:space="preserve">АСПЭК-Домстрой</w:t>
+            </w:r>
+          </w:p>
+        </w:tc>
+        <w:tc>
+          <w:tcPr/>
+          <w:p>
+            <w:pPr>
+              <w:pStyle w:val="Compact"/>
+              <w:jc w:val="right"/>
+            </w:pPr>
+            <w:r>
+              <w:t xml:space="preserve">1 880</w:t>
+            </w:r>
+          </w:p>
+        </w:tc>
+        <w:tc>
+          <w:tcPr/>
+          <w:p>
+            <w:pPr>
+              <w:pStyle w:val="Compact"/>
+              <w:jc w:val="right"/>
+            </w:pPr>
+            <w:r>
               <w:rPr>
                 <w:b/>
                 <w:bCs/>
               </w:rPr>
-              <w:t xml:space="preserve">АСПЭК-Домстрой</w:t>
+              <w:t xml:space="preserve">~50–80</w:t>
+            </w:r>
+            <w:r>
+              <w:t xml:space="preserve"> </w:t>
+            </w:r>
+            <w:r>
+              <w:t xml:space="preserve">(испр. 23.07)</w:t>
             </w:r>
           </w:p>
         </w:tc>
@@ -21200,50 +21230,18 @@
               <w:jc w:val="right"/>
             </w:pPr>
             <w:r>
-              <w:t xml:space="preserve">1 880</w:t>
-            </w:r>
-          </w:p>
-        </w:tc>
-        <w:tc>
-          <w:tcPr/>
-          <w:p>
-            <w:pPr>
-              <w:pStyle w:val="Compact"/>
-              <w:jc w:val="right"/>
-            </w:pPr>
-            <w:r>
-              <w:rPr>
-                <w:b/>
-                <w:bCs/>
-              </w:rPr>
-              <w:t xml:space="preserve">~100–436</w:t>
-            </w:r>
-          </w:p>
-        </w:tc>
-        <w:tc>
-          <w:tcPr/>
-          <w:p>
-            <w:pPr>
-              <w:pStyle w:val="Compact"/>
-              <w:jc w:val="right"/>
-            </w:pPr>
-            <w:r>
-              <w:rPr>
-                <w:b/>
-                <w:bCs/>
-              </w:rPr>
-              <w:t xml:space="preserve">~10–23%</w:t>
-            </w:r>
-          </w:p>
-        </w:tc>
-        <w:tc>
-          <w:tcPr/>
-          <w:p>
-            <w:pPr>
-              <w:pStyle w:val="Compact"/>
-            </w:pPr>
-            <w:r>
-              <w:t xml:space="preserve">см. §3 — вилка между экспозицией и шахматкой</w:t>
+              <w:t xml:space="preserve">~3–4%</w:t>
+            </w:r>
+          </w:p>
+        </w:tc>
+        <w:tc>
+          <w:tcPr/>
+          <w:p>
+            <w:pPr>
+              <w:pStyle w:val="Compact"/>
+            </w:pPr>
+            <w:r>
+              <w:t xml:space="preserve">живой каталог Profitbase: сданные АРТНОВА 48 (5.2: 17 из 160, 5.3: 31); Берша ~2–20 и Forest — допроверяются (§3)</w:t>
             </w:r>
           </w:p>
         </w:tc>
@@ -21292,7 +21290,7 @@
                 <w:b/>
                 <w:bCs/>
               </w:rPr>
-              <w:t xml:space="preserve">~280–614</w:t>
+              <w:t xml:space="preserve">~230–260</w:t>
             </w:r>
           </w:p>
         </w:tc>
@@ -21308,7 +21306,7 @@
                 <w:b/>
                 <w:bCs/>
               </w:rPr>
-              <w:t xml:space="preserve">~2–4%</w:t>
+              <w:t xml:space="preserve">~1,5%</w:t>
             </w:r>
           </w:p>
         </w:tc>
@@ -21323,13 +21321,134 @@
       </w:tr>
     </w:tbl>
     <w:bookmarkEnd w:id="126"/>
-    <w:bookmarkStart w:id="127" w:name="X9ee64802cc8c2b6908152ca51349ff03f0cddec"/>
+    <w:bookmarkStart w:id="127" w:name="аспэк-отдельный-разбор"/>
     <w:p>
       <w:pPr>
         <w:pStyle w:val="Heading2"/>
       </w:pPr>
       <w:r>
-        <w:t xml:space="preserve">3. АСПЭК — отдельный разбор (весь хвост региона здесь)</w:t>
+        <w:t xml:space="preserve">3. АСПЭК — отдельный разбор</w:t>
+      </w:r>
+    </w:p>
+    <w:p>
+      <w:pPr>
+        <w:pStyle w:val="BlockText"/>
+      </w:pPr>
+      <w:r>
+        <w:t xml:space="preserve">⚠️</w:t>
+      </w:r>
+      <w:r>
+        <w:t xml:space="preserve"> </w:t>
+      </w:r>
+      <w:r>
+        <w:rPr>
+          <w:b/>
+          <w:bCs/>
+        </w:rPr>
+        <w:t xml:space="preserve">ИСПРАВЛЕНИЕ 23.07.2026 (важно).</w:t>
+      </w:r>
+      <w:r>
+        <w:t xml:space="preserve"> </w:t>
+      </w:r>
+      <w:r>
+        <w:t xml:space="preserve">Первоначальная оценка «~436–467 свободных квартир»</w:t>
+      </w:r>
+      <w:r>
+        <w:t xml:space="preserve"> </w:t>
+      </w:r>
+      <w:r>
+        <w:t xml:space="preserve">оказалась</w:t>
+      </w:r>
+      <w:r>
+        <w:t xml:space="preserve"> </w:t>
+      </w:r>
+      <w:r>
+        <w:rPr>
+          <w:b/>
+          <w:bCs/>
+        </w:rPr>
+        <w:t xml:space="preserve">завышенной</w:t>
+      </w:r>
+      <w:r>
+        <w:t xml:space="preserve">: она была снята из статического JSON маркетингового сайта</w:t>
+      </w:r>
+      <w:r>
+        <w:t xml:space="preserve"> </w:t>
+      </w:r>
+      <w:r>
+        <w:t xml:space="preserve">(</w:t>
+      </w:r>
+      <w:r>
+        <w:rPr>
+          <w:rStyle w:val="VerbatimChar"/>
+        </w:rPr>
+        <w:t xml:space="preserve">__NEXT_DATA__</w:t>
+      </w:r>
+      <w:r>
+        <w:t xml:space="preserve">), а настоящий каталог АСПЭК — виджет Profitbase CRM в iframe, который</w:t>
+      </w:r>
+      <w:r>
+        <w:t xml:space="preserve"> </w:t>
+      </w:r>
+      <w:r>
+        <w:t xml:space="preserve">curl-сбор не видел. Живой каталог (проверен глазами в браузере 23.07) показывает:</w:t>
+      </w:r>
+      <w:r>
+        <w:t xml:space="preserve"> </w:t>
+      </w:r>
+      <w:r>
+        <w:rPr>
+          <w:b/>
+          <w:bCs/>
+        </w:rPr>
+        <w:t xml:space="preserve">АРТНОВА 5.2 «Дом сдан» — 17 свободных из 160 (распродан ~89%), 5.3 «Дом сдан» — 31,</w:t>
+      </w:r>
+      <w:r>
+        <w:rPr>
+          <w:b/>
+          <w:bCs/>
+        </w:rPr>
+        <w:t xml:space="preserve"> </w:t>
+      </w:r>
+      <w:r>
+        <w:rPr>
+          <w:b/>
+          <w:bCs/>
+        </w:rPr>
+        <w:t xml:space="preserve">строящийся 5.1 — 51.</w:t>
+      </w:r>
+      <w:r>
+        <w:t xml:space="preserve"> </w:t>
+      </w:r>
+      <w:r>
+        <w:t xml:space="preserve">Претензия АСПЭК «у нас почти всё продано» по К5.2 — справедлива.</w:t>
+      </w:r>
+      <w:r>
+        <w:t xml:space="preserve"> </w:t>
+      </w:r>
+      <w:r>
+        <w:t xml:space="preserve">Поле</w:t>
+      </w:r>
+      <w:r>
+        <w:t xml:space="preserve"> </w:t>
+      </w:r>
+      <w:r>
+        <w:rPr>
+          <w:rStyle w:val="VerbatimChar"/>
+        </w:rPr>
+        <w:t xml:space="preserve">availableCount</w:t>
+      </w:r>
+      <w:r>
+        <w:t xml:space="preserve"> </w:t>
+      </w:r>
+      <w:r>
+        <w:t xml:space="preserve">в кэше сайта означало не «в продаже», а размер справочника планировок.</w:t>
+      </w:r>
+      <w:r>
+        <w:t xml:space="preserve"> </w:t>
+      </w:r>
+      <w:r>
+        <w:t xml:space="preserve">Ниже §3 сохранён с исправленными числами; старые оценки помечены как ошибочные.</w:t>
       </w:r>
     </w:p>
     <w:p>
@@ -21337,7 +21456,7 @@
         <w:pStyle w:val="FirstParagraph"/>
       </w:pPr>
       <w:r>
-        <w:t xml:space="preserve">Три источника дают разные числа, и расхождение само по себе диагноз:</w:t>
+        <w:t xml:space="preserve">Три источника дают разные числа — и теперь ясно, какой врёт:</w:t>
       </w:r>
     </w:p>
     <w:tbl>
@@ -21348,11 +21467,11 @@
         <w:tblLook w:firstRow="1" w:lastRow="0" w:firstColumn="0" w:lastColumn="0" w:noHBand="0" w:noVBand="0" w:val="0020"/>
       </w:tblPr>
       <w:tblGrid>
-        <w:gridCol w:w="1250"/>
-        <w:gridCol w:w="1667"/>
-        <w:gridCol w:w="1667"/>
-        <w:gridCol w:w="1667"/>
-        <w:gridCol w:w="1667"/>
+        <w:gridCol w:w="1320"/>
+        <w:gridCol w:w="1760"/>
+        <w:gridCol w:w="1760"/>
+        <w:gridCol w:w="1760"/>
+        <w:gridCol w:w="1320"/>
       </w:tblGrid>
       <w:tr>
         <w:trPr>
@@ -21410,10 +21529,9 @@
           <w:p>
             <w:pPr>
               <w:pStyle w:val="Compact"/>
-              <w:jc w:val="right"/>
-            </w:pPr>
-            <w:r>
-              <w:t xml:space="preserve">Итого</w:t>
+            </w:pPr>
+            <w:r>
+              <w:t xml:space="preserve">Вердикт</w:t>
             </w:r>
           </w:p>
         </w:tc>
@@ -21426,7 +21544,23 @@
               <w:pStyle w:val="Compact"/>
             </w:pPr>
             <w:r>
-              <w:t xml:space="preserve">Шахматка сайта (свободно)</w:t>
+              <w:rPr>
+                <w:strike/>
+              </w:rPr>
+              <w:t xml:space="preserve">Кэш сайта (</w:t>
+            </w:r>
+            <w:r>
+              <w:rPr>
+                <w:rStyle w:val="VerbatimChar"/>
+                <w:strike/>
+              </w:rPr>
+              <w:t xml:space="preserve">__NEXT_DATA__</w:t>
+            </w:r>
+            <w:r>
+              <w:rPr>
+                <w:strike/>
+              </w:rPr>
+              <w:t xml:space="preserve">)</w:t>
             </w:r>
           </w:p>
         </w:tc>
@@ -21438,6 +21572,9 @@
               <w:jc w:val="right"/>
             </w:pPr>
             <w:r>
+              <w:rPr>
+                <w:strike/>
+              </w:rPr>
               <w:t xml:space="preserve">53</w:t>
             </w:r>
           </w:p>
@@ -21450,7 +21587,10 @@
               <w:jc w:val="right"/>
             </w:pPr>
             <w:r>
-              <w:t xml:space="preserve">171</w:t>
+              <w:rPr>
+                <w:strike/>
+              </w:rPr>
+              <w:t xml:space="preserve">189</w:t>
             </w:r>
           </w:p>
         </w:tc>
@@ -21462,23 +21602,31 @@
               <w:jc w:val="right"/>
             </w:pPr>
             <w:r>
-              <w:t xml:space="preserve">212</w:t>
-            </w:r>
-          </w:p>
-        </w:tc>
-        <w:tc>
-          <w:tcPr/>
-          <w:p>
-            <w:pPr>
-              <w:pStyle w:val="Compact"/>
-              <w:jc w:val="right"/>
+              <w:rPr>
+                <w:strike/>
+              </w:rPr>
+              <w:t xml:space="preserve">225</w:t>
+            </w:r>
+          </w:p>
+        </w:tc>
+        <w:tc>
+          <w:tcPr/>
+          <w:p>
+            <w:pPr>
+              <w:pStyle w:val="Compact"/>
             </w:pPr>
             <w:r>
               <w:rPr>
                 <w:b/>
                 <w:bCs/>
               </w:rPr>
-              <w:t xml:space="preserve">436</w:t>
+              <w:t xml:space="preserve">ОШИБОЧЕН</w:t>
+            </w:r>
+            <w:r>
+              <w:t xml:space="preserve"> </w:t>
+            </w:r>
+            <w:r>
+              <w:t xml:space="preserve">— не синхронизирован с CRM</w:t>
             </w:r>
           </w:p>
         </w:tc>
@@ -21491,7 +21639,90 @@
               <w:pStyle w:val="Compact"/>
             </w:pPr>
             <w:r>
-              <w:t xml:space="preserve">Домклик («от застройщика», обновл. &lt;24 ч)</w:t>
+              <w:rPr>
+                <w:b/>
+                <w:bCs/>
+              </w:rPr>
+              <w:t xml:space="preserve">Живой каталог Profitbase</w:t>
+            </w:r>
+            <w:r>
+              <w:t xml:space="preserve"> </w:t>
+            </w:r>
+            <w:r>
+              <w:t xml:space="preserve">(23.07, глазами)</w:t>
+            </w:r>
+          </w:p>
+        </w:tc>
+        <w:tc>
+          <w:tcPr/>
+          <w:p>
+            <w:pPr>
+              <w:pStyle w:val="Compact"/>
+              <w:jc w:val="right"/>
+            </w:pPr>
+            <w:r>
+              <w:t xml:space="preserve">уточняется</w:t>
+            </w:r>
+          </w:p>
+        </w:tc>
+        <w:tc>
+          <w:tcPr/>
+          <w:p>
+            <w:pPr>
+              <w:pStyle w:val="Compact"/>
+              <w:jc w:val="right"/>
+            </w:pPr>
+            <w:r>
+              <w:t xml:space="preserve">сданные:</w:t>
+            </w:r>
+            <w:r>
+              <w:t xml:space="preserve"> </w:t>
+            </w:r>
+            <w:r>
+              <w:rPr>
+                <w:b/>
+                <w:bCs/>
+              </w:rPr>
+              <w:t xml:space="preserve">17+31=48</w:t>
+            </w:r>
+            <w:r>
+              <w:t xml:space="preserve">; стройка 5.1: 51</w:t>
+            </w:r>
+          </w:p>
+        </w:tc>
+        <w:tc>
+          <w:tcPr/>
+          <w:p>
+            <w:pPr>
+              <w:pStyle w:val="Compact"/>
+              <w:jc w:val="right"/>
+            </w:pPr>
+            <w:r>
+              <w:t xml:space="preserve">уточняется</w:t>
+            </w:r>
+          </w:p>
+        </w:tc>
+        <w:tc>
+          <w:tcPr/>
+          <w:p>
+            <w:pPr>
+              <w:pStyle w:val="Compact"/>
+            </w:pPr>
+            <w:r>
+              <w:t xml:space="preserve">✅ истина (это видит покупатель)</w:t>
+            </w:r>
+          </w:p>
+        </w:tc>
+      </w:tr>
+      <w:tr>
+        <w:tc>
+          <w:tcPr/>
+          <w:p>
+            <w:pPr>
+              <w:pStyle w:val="Compact"/>
+            </w:pPr>
+            <w:r>
+              <w:t xml:space="preserve">Домклик («от застройщика», фид CRM)</w:t>
             </w:r>
           </w:p>
         </w:tc>
@@ -21525,6 +21756,12 @@
               </w:rPr>
               <w:t xml:space="preserve">100</w:t>
             </w:r>
+            <w:r>
+              <w:t xml:space="preserve"> </w:t>
+            </w:r>
+            <w:r>
+              <w:t xml:space="preserve">(все статусы по проекту — сходится с каталогом)</w:t>
+            </w:r>
           </w:p>
         </w:tc>
         <w:tc>
@@ -21544,10 +21781,9 @@
           <w:p>
             <w:pPr>
               <w:pStyle w:val="Compact"/>
-              <w:jc w:val="right"/>
-            </w:pPr>
-            <w:r>
-              <w:t xml:space="preserve">102+</w:t>
+            </w:pPr>
+            <w:r>
+              <w:t xml:space="preserve">✅ согласуется с каталогом</w:t>
             </w:r>
           </w:p>
         </w:tc>
@@ -21615,10 +21851,9 @@
           <w:p>
             <w:pPr>
               <w:pStyle w:val="Compact"/>
-              <w:jc w:val="right"/>
-            </w:pPr>
-            <w:r>
-              <w:t xml:space="preserve">—</w:t>
+            </w:pPr>
+            <w:r>
+              <w:t xml:space="preserve">согласуется</w:t>
             </w:r>
           </w:p>
         </w:tc>
@@ -21629,38 +21864,35 @@
         <w:pStyle w:val="BodyText"/>
       </w:pPr>
       <w:r>
-        <w:t xml:space="preserve">Как это читать: шахматка сайта — полный незакрытый остаток (включая придержанные лоты);</w:t>
-      </w:r>
-      <w:r>
-        <w:t xml:space="preserve"> </w:t>
-      </w:r>
-      <w:r>
-        <w:t xml:space="preserve">классифайды — то, что реально выставлено. Правда в вилке</w:t>
-      </w:r>
-      <w:r>
-        <w:t xml:space="preserve"> </w:t>
-      </w:r>
-      <w:r>
-        <w:rPr>
-          <w:b/>
-          <w:bCs/>
-        </w:rPr>
-        <w:t xml:space="preserve">~100–467 квартир</w:t>
-      </w:r>
-      <w:r>
-        <w:t xml:space="preserve">, но оба конца</w:t>
-      </w:r>
-      <w:r>
-        <w:t xml:space="preserve"> </w:t>
-      </w:r>
-      <w:r>
-        <w:t xml:space="preserve">плохие: либо хвост огромен, либо хвост огромен И его почти не продвигают (БершаСити:</w:t>
-      </w:r>
-      <w:r>
-        <w:t xml:space="preserve"> </w:t>
-      </w:r>
-      <w:r>
-        <w:t xml:space="preserve">53 свободных — 2 в активной продаже). У АСПЭК же — худшая распроданность текущей стройки (4,2%).</w:t>
+        <w:t xml:space="preserve">Что остаётся верным и после исправления: (а) даты ввода — все корпуса ниже введены по ЕИСЖС,</w:t>
+      </w:r>
+      <w:r>
+        <w:t xml:space="preserve"> </w:t>
+      </w:r>
+      <w:r>
+        <w:t xml:space="preserve">включая те, что сайт метит «строится»; (б) статусы на маркетинговом сайте не обновляются —</w:t>
+      </w:r>
+      <w:r>
+        <w:t xml:space="preserve"> </w:t>
+      </w:r>
+      <w:r>
+        <w:t xml:space="preserve">это по-прежнему факт про цифровую гигиену; (в) худшая распроданность</w:t>
+      </w:r>
+      <w:r>
+        <w:t xml:space="preserve"> </w:t>
+      </w:r>
+      <w:r>
+        <w:rPr>
+          <w:b/>
+          <w:bCs/>
+        </w:rPr>
+        <w:t xml:space="preserve">текущей стройки</w:t>
+      </w:r>
+      <w:r>
+        <w:t xml:space="preserve"> </w:t>
+      </w:r>
+      <w:r>
+        <w:t xml:space="preserve">АСПЭК (4,2%, госданные ЕИСЖС) исправлением не затронута.</w:t>
       </w:r>
     </w:p>
     <w:p>
@@ -21672,25 +21904,19 @@
           <w:b/>
           <w:bCs/>
         </w:rPr>
-        <w:t xml:space="preserve">Покорпусная детализация (шахматка сайта × даты ввода ЕИСЖС, 22.07.2026).</w:t>
-      </w:r>
-      <w:r>
-        <w:t xml:space="preserve"> </w:t>
-      </w:r>
-      <w:r>
-        <w:t xml:space="preserve">Ключевой факт:</w:t>
-      </w:r>
-      <w:r>
-        <w:t xml:space="preserve"> </w:t>
-      </w:r>
-      <w:r>
-        <w:t xml:space="preserve">ВСЕ корпуса с остатками уже введены в эксплуатацию по ЕИСЖС — включая те, что сайт до сих</w:t>
-      </w:r>
-      <w:r>
-        <w:t xml:space="preserve"> </w:t>
-      </w:r>
-      <w:r>
-        <w:t xml:space="preserve">пор метит «строится»:</w:t>
+        <w:t xml:space="preserve">Покорпусная таблица ниже — из ОШИБОЧНОГО кэша сайта</w:t>
+      </w:r>
+      <w:r>
+        <w:t xml:space="preserve"> </w:t>
+      </w:r>
+      <w:r>
+        <w:t xml:space="preserve">(сохранена для прозрачности</w:t>
+      </w:r>
+      <w:r>
+        <w:t xml:space="preserve"> </w:t>
+      </w:r>
+      <w:r>
+        <w:t xml:space="preserve">исправления; колонка «свободно» завышена, реальные остатки см. врезку выше):</w:t>
       </w:r>
     </w:p>
     <w:tbl>
@@ -22901,25 +23127,31 @@
           <w:b/>
           <w:bCs/>
         </w:rPr>
-        <w:t xml:space="preserve">Готовый хвост — не проблема рынка, а проблема одного игрока.</w:t>
-      </w:r>
-      <w:r>
-        <w:t xml:space="preserve"> </w:t>
-      </w:r>
-      <w:r>
-        <w:t xml:space="preserve">7 из 8 крупных</w:t>
-      </w:r>
-      <w:r>
-        <w:t xml:space="preserve"> </w:t>
-      </w:r>
-      <w:r>
-        <w:t xml:space="preserve">застройщиков продают сданное в 0–5,5%; итог по топ-8 — единицы процентов. Практически</w:t>
-      </w:r>
-      <w:r>
-        <w:t xml:space="preserve"> </w:t>
-      </w:r>
-      <w:r>
-        <w:t xml:space="preserve">весь замороженный остаток региона сконцентрирован у АСПЭК.</w:t>
+        <w:t xml:space="preserve">Готовый хвост мал у ВСЕХ крупных застройщиков</w:t>
+      </w:r>
+      <w:r>
+        <w:t xml:space="preserve"> </w:t>
+      </w:r>
+      <w:r>
+        <w:t xml:space="preserve">(испр. 23.07 после проверки живым</w:t>
+      </w:r>
+      <w:r>
+        <w:t xml:space="preserve"> </w:t>
+      </w:r>
+      <w:r>
+        <w:t xml:space="preserve">каталогом АСПЭК): 0–5,5% от введённого, итог по топ-8 ~1,5%. Рынок готового жилья</w:t>
+      </w:r>
+      <w:r>
+        <w:t xml:space="preserve"> </w:t>
+      </w:r>
+      <w:r>
+        <w:t xml:space="preserve">региона поглощается почти полностью — «замороженных» сданных квартир немного даже</w:t>
+      </w:r>
+      <w:r>
+        <w:t xml:space="preserve"> </w:t>
+      </w:r>
+      <w:r>
+        <w:t xml:space="preserve">у аутсайдера текущей стройки.</w:t>
       </w:r>
     </w:p>
     <w:p>
@@ -22935,25 +23167,19 @@
           <w:b/>
           <w:bCs/>
         </w:rPr>
-        <w:t xml:space="preserve">Разрыв ×30 на готовом — самое чистое доказательство «продукт решает».</w:t>
-      </w:r>
-      <w:r>
-        <w:t xml:space="preserve"> </w:t>
-      </w:r>
-      <w:r>
-        <w:t xml:space="preserve">На строящихся</w:t>
-      </w:r>
-      <w:r>
-        <w:t xml:space="preserve"> </w:t>
-      </w:r>
-      <w:r>
-        <w:t xml:space="preserve">разрывы можно было списывать на сроки сдачи; здесь сроки у всех «наступили». Кто-то</w:t>
-      </w:r>
-      <w:r>
-        <w:t xml:space="preserve"> </w:t>
-      </w:r>
-      <w:r>
-        <w:t xml:space="preserve">продаёт в ноль до ввода, кто-то сидит на сотнях готовых квартир.</w:t>
+        <w:t xml:space="preserve">Разрыв на готовом скромнее, чем казалось</w:t>
+      </w:r>
+      <w:r>
+        <w:t xml:space="preserve"> </w:t>
+      </w:r>
+      <w:r>
+        <w:t xml:space="preserve">(испр. 23.07): 0% у сильных против ~3–4%</w:t>
+      </w:r>
+      <w:r>
+        <w:t xml:space="preserve"> </w:t>
+      </w:r>
+      <w:r>
+        <w:t xml:space="preserve">у АСПЭК — различие есть, но не ×30. Осторожно с этим доводом со сцены.</w:t>
       </w:r>
     </w:p>
     <w:p>

--- a/docs/artel-udmurtia-report.docx
+++ b/docs/artel-udmurtia-report.docx
@@ -20560,6 +20560,41 @@
           </w:p>
         </w:tc>
       </w:tr>
+      <w:tr>
+        <w:tc>
+          <w:tcPr/>
+          <w:p>
+            <w:pPr>
+              <w:pStyle w:val="Compact"/>
+            </w:pPr>
+            <w:r>
+              <w:t xml:space="preserve">Живой аудит</w:t>
+            </w:r>
+          </w:p>
+        </w:tc>
+        <w:tc>
+          <w:tcPr/>
+          <w:p>
+            <w:pPr>
+              <w:pStyle w:val="Compact"/>
+            </w:pPr>
+            <w:r>
+              <w:t xml:space="preserve">Каталоги/виджеты всех топ-8 глазами в браузере (23.07.2026)</w:t>
+            </w:r>
+          </w:p>
+        </w:tc>
+        <w:tc>
+          <w:tcPr/>
+          <w:p>
+            <w:pPr>
+              <w:pStyle w:val="Compact"/>
+            </w:pPr>
+            <w:r>
+              <w:t xml:space="preserve">Контроль после инцидента АСПЭК: у 6 из 7 цифры совпали 1-в-1, у АСПЭК кэш врал в ~9 раз</w:t>
+            </w:r>
+          </w:p>
+        </w:tc>
+      </w:tr>
     </w:tbl>
     <w:p>
       <w:pPr>
@@ -20766,6 +20801,12 @@
               </w:rPr>
               <w:t xml:space="preserve">0</w:t>
             </w:r>
+            <w:r>
+              <w:t xml:space="preserve"> </w:t>
+            </w:r>
+            <w:r>
+              <w:t xml:space="preserve">✅</w:t>
+            </w:r>
           </w:p>
         </w:tc>
         <w:tc>
@@ -20787,7 +20828,7 @@
               <w:pStyle w:val="Compact"/>
             </w:pPr>
             <w:r>
-              <w:t xml:space="preserve">сданные корпуса ZNAK распроданы и сняты с каталога</w:t>
+              <w:t xml:space="preserve">живой каталог 23.07: фильтр «ЖК ZNAK» — пустая выдача</w:t>
             </w:r>
           </w:p>
         </w:tc>
@@ -20830,6 +20871,12 @@
               </w:rPr>
               <w:t xml:space="preserve">0</w:t>
             </w:r>
+            <w:r>
+              <w:t xml:space="preserve"> </w:t>
+            </w:r>
+            <w:r>
+              <w:t xml:space="preserve">✅</w:t>
+            </w:r>
           </w:p>
         </w:tc>
         <w:tc>
@@ -20851,7 +20898,7 @@
               <w:pStyle w:val="Compact"/>
             </w:pPr>
             <w:r>
-              <w:t xml:space="preserve">Трилогия 390/390, Атмосфера 922/922 — sold (API сайта)</w:t>
+              <w:t xml:space="preserve">живой каталог 23.07: в фильтре проектов только строящийся Город-парк</w:t>
             </w:r>
           </w:p>
         </w:tc>
@@ -20894,6 +20941,12 @@
               </w:rPr>
               <w:t xml:space="preserve">0</w:t>
             </w:r>
+            <w:r>
+              <w:t xml:space="preserve"> </w:t>
+            </w:r>
+            <w:r>
+              <w:t xml:space="preserve">✅</w:t>
+            </w:r>
           </w:p>
         </w:tc>
         <w:tc>
@@ -20915,7 +20968,7 @@
               <w:pStyle w:val="Compact"/>
             </w:pPr>
             <w:r>
-              <w:t xml:space="preserve">Домклик: «нет квартир от застройщика»; ЦИАН: то же (перекрёстно)</w:t>
+              <w:t xml:space="preserve">Домклик + ЦИАН 22.07: «нет квартир от застройщика» (перекрёстно)</w:t>
             </w:r>
           </w:p>
         </w:tc>
@@ -20958,6 +21011,12 @@
               </w:rPr>
               <w:t xml:space="preserve">64</w:t>
             </w:r>
+            <w:r>
+              <w:t xml:space="preserve"> </w:t>
+            </w:r>
+            <w:r>
+              <w:t xml:space="preserve">✅</w:t>
+            </w:r>
           </w:p>
         </w:tc>
         <w:tc>
@@ -20979,7 +21038,7 @@
               <w:pStyle w:val="Compact"/>
             </w:pPr>
             <w:r>
-              <w:t xml:space="preserve">свежесданные 2025: Финский 19, Михайловский 19 (бизнес от 16 млн), Санвилл 18</w:t>
+              <w:t xml:space="preserve">живой каталог 23.07: фильтр «Дом сдан» = 64 (совпало 1-в-1)</w:t>
             </w:r>
           </w:p>
         </w:tc>
@@ -21022,6 +21081,12 @@
               </w:rPr>
               <w:t xml:space="preserve">29</w:t>
             </w:r>
+            <w:r>
+              <w:t xml:space="preserve"> </w:t>
+            </w:r>
+            <w:r>
+              <w:t xml:space="preserve">✅</w:t>
+            </w:r>
           </w:p>
         </w:tc>
         <w:tc>
@@ -21043,7 +21108,7 @@
               <w:pStyle w:val="Compact"/>
             </w:pPr>
             <w:r>
-              <w:t xml:space="preserve">28 из 29 — «Пять континентов» д.3 (от 5,6/8,6 млн — «последние видовые»)</w:t>
+              <w:t xml:space="preserve">живой каталог 23.07: «Квартиры»+«Заселение сразу» = 29 (совпало 1-в-1)</w:t>
             </w:r>
           </w:p>
         </w:tc>
@@ -21084,7 +21149,13 @@
                 <w:b/>
                 <w:bCs/>
               </w:rPr>
-              <w:t xml:space="preserve">6+</w:t>
+              <w:t xml:space="preserve">0</w:t>
+            </w:r>
+            <w:r>
+              <w:t xml:space="preserve"> </w:t>
+            </w:r>
+            <w:r>
+              <w:t xml:space="preserve">⬇</w:t>
             </w:r>
           </w:p>
         </w:tc>
@@ -21096,18 +21167,18 @@
               <w:jc w:val="right"/>
             </w:pPr>
             <w:r>
-              <w:t xml:space="preserve">~2%</w:t>
-            </w:r>
-          </w:p>
-        </w:tc>
-        <w:tc>
-          <w:tcPr/>
-          <w:p>
-            <w:pPr>
-              <w:pStyle w:val="Compact"/>
-            </w:pPr>
-            <w:r>
-              <w:t xml:space="preserve">Талисман 6/266 (от 7,5 млн); Спасский (16 таунхаусов) — данных нет</w:t>
+              <w:t xml:space="preserve">0%</w:t>
+            </w:r>
+          </w:p>
+        </w:tc>
+        <w:tc>
+          <w:tcPr/>
+          <w:p>
+            <w:pPr>
+              <w:pStyle w:val="Compact"/>
+            </w:pPr>
+            <w:r>
+              <w:t xml:space="preserve">23.07: Талисман переведён в «реализованные», шахматка 404 — витрина закрыта (было 6)</w:t>
             </w:r>
           </w:p>
         </w:tc>
@@ -21148,7 +21219,13 @@
                 <w:b/>
                 <w:bCs/>
               </w:rPr>
-              <w:t xml:space="preserve">79</w:t>
+              <w:t xml:space="preserve">80</w:t>
+            </w:r>
+            <w:r>
+              <w:t xml:space="preserve"> </w:t>
+            </w:r>
+            <w:r>
+              <w:t xml:space="preserve">✅</w:t>
             </w:r>
           </w:p>
         </w:tc>
@@ -21160,18 +21237,18 @@
               <w:jc w:val="right"/>
             </w:pPr>
             <w:r>
-              <w:t xml:space="preserve">5,5%</w:t>
-            </w:r>
-          </w:p>
-        </w:tc>
-        <w:tc>
-          <w:tcPr/>
-          <w:p>
-            <w:pPr>
-              <w:pStyle w:val="Compact"/>
-            </w:pPr>
-            <w:r>
-              <w:t xml:space="preserve">весь остаток — «Новый восход» (4 дома); кварталы SPEECH — в ноль</w:t>
+              <w:t xml:space="preserve">5,6%</w:t>
+            </w:r>
+          </w:p>
+        </w:tc>
+        <w:tc>
+          <w:tcPr/>
+          <w:p>
+            <w:pPr>
+              <w:pStyle w:val="Compact"/>
+            </w:pPr>
+            <w:r>
+              <w:t xml:space="preserve">живой каталог 23.07: чип «Дом сдан» по всем проектам = 80, все в «Новом восходе»; SPEECH в ноль</w:t>
             </w:r>
           </w:p>
         </w:tc>
@@ -21212,7 +21289,7 @@
                 <w:b/>
                 <w:bCs/>
               </w:rPr>
-              <w:t xml:space="preserve">~50–80</w:t>
+              <w:t xml:space="preserve">~48–50</w:t>
             </w:r>
             <w:r>
               <w:t xml:space="preserve"> </w:t>
@@ -21230,18 +21307,18 @@
               <w:jc w:val="right"/>
             </w:pPr>
             <w:r>
-              <w:t xml:space="preserve">~3–4%</w:t>
-            </w:r>
-          </w:p>
-        </w:tc>
-        <w:tc>
-          <w:tcPr/>
-          <w:p>
-            <w:pPr>
-              <w:pStyle w:val="Compact"/>
-            </w:pPr>
-            <w:r>
-              <w:t xml:space="preserve">живой каталог Profitbase: сданные АРТНОВА 48 (5.2: 17 из 160, 5.3: 31); Берша ~2–20 и Forest — допроверяются (§3)</w:t>
+              <w:t xml:space="preserve">~2,6%</w:t>
+            </w:r>
+          </w:p>
+        </w:tc>
+        <w:tc>
+          <w:tcPr/>
+          <w:p>
+            <w:pPr>
+              <w:pStyle w:val="Compact"/>
+            </w:pPr>
+            <w:r>
+              <w:t xml:space="preserve">живой каталог: АРТНОВА 5.2 сдан=17, 5.3 сдан=31; сданные Берша и весь Forest сняты с продажи (§3)</w:t>
             </w:r>
           </w:p>
         </w:tc>
@@ -21290,7 +21367,7 @@
                 <w:b/>
                 <w:bCs/>
               </w:rPr>
-              <w:t xml:space="preserve">~230–260</w:t>
+              <w:t xml:space="preserve">~223</w:t>
             </w:r>
           </w:p>
         </w:tc>
@@ -21306,16 +21383,19 @@
                 <w:b/>
                 <w:bCs/>
               </w:rPr>
-              <w:t xml:space="preserve">~1,5%</w:t>
-            </w:r>
-          </w:p>
-        </w:tc>
-        <w:tc>
-          <w:tcPr/>
-          <w:p>
-            <w:pPr>
-              <w:pStyle w:val="Compact"/>
-            </w:pPr>
+              <w:t xml:space="preserve">~1,3%</w:t>
+            </w:r>
+          </w:p>
+        </w:tc>
+        <w:tc>
+          <w:tcPr/>
+          <w:p>
+            <w:pPr>
+              <w:pStyle w:val="Compact"/>
+            </w:pPr>
+            <w:r>
+              <w:t xml:space="preserve">все цифры проверены живыми каталогами 23.07.2026</w:t>
+            </w:r>
           </w:p>
         </w:tc>
       </w:tr>
@@ -21427,7 +21507,13 @@
         <w:t xml:space="preserve"> </w:t>
       </w:r>
       <w:r>
-        <w:t xml:space="preserve">Поле</w:t>
+        <w:t xml:space="preserve">Сданные дома Берша Сити и весь Forest в живом каталоге отсутствуют (сняты с продажи;</w:t>
+      </w:r>
+      <w:r>
+        <w:t xml:space="preserve"> </w:t>
+      </w:r>
+      <w:r>
+        <w:t xml:space="preserve">по Берше в продаже только строящийся дом 3 на 2028 г.). Поле</w:t>
       </w:r>
       <w:r>
         <w:t xml:space="preserve"> </w:t>
@@ -21442,7 +21528,23 @@
         <w:t xml:space="preserve"> </w:t>
       </w:r>
       <w:r>
-        <w:t xml:space="preserve">в кэше сайта означало не «в продаже», а размер справочника планировок.</w:t>
+        <w:t xml:space="preserve">в кэше сайта</w:t>
+      </w:r>
+      <w:r>
+        <w:t xml:space="preserve"> </w:t>
+      </w:r>
+      <w:r>
+        <w:t xml:space="preserve">означало не «в продаже», а размер справочника планировок.</w:t>
+      </w:r>
+      <w:r>
+        <w:t xml:space="preserve"> </w:t>
+      </w:r>
+      <w:r>
+        <w:rPr>
+          <w:b/>
+          <w:bCs/>
+        </w:rPr>
+        <w:t xml:space="preserve">Итог: сданный остаток АСПЭК ≈ 48 квартир (+2 офиса на Берша, 34), а не 436–467.</w:t>
       </w:r>
       <w:r>
         <w:t xml:space="preserve"> </w:t>
@@ -21661,7 +21763,17 @@
               <w:jc w:val="right"/>
             </w:pPr>
             <w:r>
-              <w:t xml:space="preserve">уточняется</w:t>
+              <w:rPr>
+                <w:b/>
+                <w:bCs/>
+              </w:rPr>
+              <w:t xml:space="preserve">0</w:t>
+            </w:r>
+            <w:r>
+              <w:t xml:space="preserve"> </w:t>
+            </w:r>
+            <w:r>
+              <w:t xml:space="preserve">(сданные сняты; в продаже только стройка д.3: 35 кв)</w:t>
             </w:r>
           </w:p>
         </w:tc>
@@ -21698,7 +21810,17 @@
               <w:jc w:val="right"/>
             </w:pPr>
             <w:r>
-              <w:t xml:space="preserve">уточняется</w:t>
+              <w:rPr>
+                <w:b/>
+                <w:bCs/>
+              </w:rPr>
+              <w:t xml:space="preserve">0</w:t>
+            </w:r>
+            <w:r>
+              <w:t xml:space="preserve"> </w:t>
+            </w:r>
+            <w:r>
+              <w:t xml:space="preserve">(проект снят с продажи целиком)</w:t>
             </w:r>
           </w:p>
         </w:tc>
@@ -22994,7 +23116,16 @@
               <w:pStyle w:val="Compact"/>
             </w:pPr>
             <w:r>
-              <w:t xml:space="preserve">53 свободных</w:t>
+              <w:rPr>
+                <w:strike/>
+              </w:rPr>
+              <w:t xml:space="preserve">53</w:t>
+            </w:r>
+            <w:r>
+              <w:t xml:space="preserve"> </w:t>
+            </w:r>
+            <w:r>
+              <w:t xml:space="preserve">→ 0 (сданные сняты с живого каталога)</w:t>
             </w:r>
           </w:p>
         </w:tc>
@@ -23016,7 +23147,17 @@
               <w:pStyle w:val="Compact"/>
             </w:pPr>
             <w:r>
-              <w:t xml:space="preserve">вилка, см. §3</w:t>
+              <w:rPr>
+                <w:b/>
+                <w:bCs/>
+              </w:rPr>
+              <w:t xml:space="preserve">0–2 подтверждён</w:t>
+            </w:r>
+            <w:r>
+              <w:t xml:space="preserve"> </w:t>
+            </w:r>
+            <w:r>
+              <w:t xml:space="preserve">(кэш врал)</w:t>
             </w:r>
           </w:p>
         </w:tc>
@@ -23040,29 +23181,48 @@
               <w:pStyle w:val="Compact"/>
             </w:pPr>
             <w:r>
-              <w:t xml:space="preserve">171 свободных</w:t>
-            </w:r>
-          </w:p>
-        </w:tc>
-        <w:tc>
-          <w:tcPr/>
-          <w:p>
-            <w:pPr>
-              <w:pStyle w:val="Compact"/>
-            </w:pPr>
-            <w:r>
-              <w:t xml:space="preserve">Домклик: 100 от застройщика</w:t>
-            </w:r>
-          </w:p>
-        </w:tc>
-        <w:tc>
-          <w:tcPr/>
-          <w:p>
-            <w:pPr>
-              <w:pStyle w:val="Compact"/>
-            </w:pPr>
-            <w:r>
-              <w:t xml:space="preserve">вилка, см. §3</w:t>
+              <w:rPr>
+                <w:strike/>
+              </w:rPr>
+              <w:t xml:space="preserve">171</w:t>
+            </w:r>
+            <w:r>
+              <w:t xml:space="preserve"> </w:t>
+            </w:r>
+            <w:r>
+              <w:t xml:space="preserve">→ 48 в сданных (живой каталог)</w:t>
+            </w:r>
+          </w:p>
+        </w:tc>
+        <w:tc>
+          <w:tcPr/>
+          <w:p>
+            <w:pPr>
+              <w:pStyle w:val="Compact"/>
+            </w:pPr>
+            <w:r>
+              <w:t xml:space="preserve">Домклик: 100 по проекту = каталог (51+17+31+1)</w:t>
+            </w:r>
+          </w:p>
+        </w:tc>
+        <w:tc>
+          <w:tcPr/>
+          <w:p>
+            <w:pPr>
+              <w:pStyle w:val="Compact"/>
+            </w:pPr>
+            <w:r>
+              <w:rPr>
+                <w:b/>
+                <w:bCs/>
+              </w:rPr>
+              <w:t xml:space="preserve">48 подтверждён</w:t>
+            </w:r>
+            <w:r>
+              <w:t xml:space="preserve"> </w:t>
+            </w:r>
+            <w:r>
+              <w:t xml:space="preserve">(кэш врал)</w:t>
             </w:r>
           </w:p>
         </w:tc>
@@ -23133,25 +23293,38 @@
         <w:t xml:space="preserve"> </w:t>
       </w:r>
       <w:r>
-        <w:t xml:space="preserve">(испр. 23.07 после проверки живым</w:t>
-      </w:r>
-      <w:r>
-        <w:t xml:space="preserve"> </w:t>
-      </w:r>
-      <w:r>
-        <w:t xml:space="preserve">каталогом АСПЭК): 0–5,5% от введённого, итог по топ-8 ~1,5%. Рынок готового жилья</w:t>
-      </w:r>
-      <w:r>
-        <w:t xml:space="preserve"> </w:t>
-      </w:r>
-      <w:r>
-        <w:t xml:space="preserve">региона поглощается почти полностью — «замороженных» сданных квартир немного даже</w:t>
-      </w:r>
-      <w:r>
-        <w:t xml:space="preserve"> </w:t>
-      </w:r>
-      <w:r>
-        <w:t xml:space="preserve">у аутсайдера текущей стройки.</w:t>
+        <w:t xml:space="preserve">(полный живой аудит 23.07.2026):</w:t>
+      </w:r>
+      <w:r>
+        <w:t xml:space="preserve"> </w:t>
+      </w:r>
+      <w:r>
+        <w:t xml:space="preserve">0–5,6% от введённого, итог по топ-8 —</w:t>
+      </w:r>
+      <w:r>
+        <w:t xml:space="preserve"> </w:t>
+      </w:r>
+      <w:r>
+        <w:rPr>
+          <w:b/>
+          <w:bCs/>
+        </w:rPr>
+        <w:t xml:space="preserve">~223 квартиры на 17 077 введённых (~1,3%)</w:t>
+      </w:r>
+      <w:r>
+        <w:t xml:space="preserve">.</w:t>
+      </w:r>
+      <w:r>
+        <w:t xml:space="preserve"> </w:t>
+      </w:r>
+      <w:r>
+        <w:t xml:space="preserve">Рынок готового жилья региона поглощается почти полностью — «замороженных» сданных</w:t>
+      </w:r>
+      <w:r>
+        <w:t xml:space="preserve"> </w:t>
+      </w:r>
+      <w:r>
+        <w:t xml:space="preserve">квартир немного даже у аутсайдера текущей стройки.</w:t>
       </w:r>
     </w:p>
     <w:p>
@@ -23173,13 +23346,19 @@
         <w:t xml:space="preserve"> </w:t>
       </w:r>
       <w:r>
-        <w:t xml:space="preserve">(испр. 23.07): 0% у сильных против ~3–4%</w:t>
-      </w:r>
-      <w:r>
-        <w:t xml:space="preserve"> </w:t>
-      </w:r>
-      <w:r>
-        <w:t xml:space="preserve">у АСПЭК — различие есть, но не ×30. Осторожно с этим доводом со сцены.</w:t>
+        <w:t xml:space="preserve">(испр. 23.07): 0% у сильных против ~2,6%</w:t>
+      </w:r>
+      <w:r>
+        <w:t xml:space="preserve"> </w:t>
+      </w:r>
+      <w:r>
+        <w:t xml:space="preserve">у АСПЭК и 5,6% у Островов — различие есть, но не ×30. Со сцены этот довод не использовать;</w:t>
+      </w:r>
+      <w:r>
+        <w:t xml:space="preserve"> </w:t>
+      </w:r>
+      <w:r>
+        <w:t xml:space="preserve">главный разрез «продукт решает» остаётся на строящихся (класс, см. основной отчёт).</w:t>
       </w:r>
     </w:p>
     <w:p>
